--- a/fuentes/CFA3_82220017_DU.docx
+++ b/fuentes/CFA3_82220017_DU.docx
@@ -400,6 +400,7 @@
       <w:r>
         <w:rPr>
           <w:rStyle w:val="Extranjerismo"/>
+          <w:lang w:val="es-CO"/>
         </w:rPr>
         <w:t>GPS</w:t>
       </w:r>
@@ -530,7 +531,7 @@
           <w:r>
             <w:fldChar w:fldCharType="separate"/>
           </w:r>
-          <w:hyperlink w:anchor="_Toc207230293" w:history="1">
+          <w:hyperlink w:anchor="_Toc209086442" w:history="1">
             <w:r>
               <w:rPr>
                 <w:rStyle w:val="Hipervnculo"/>
@@ -557,7 +558,7 @@
                 <w:noProof/>
                 <w:webHidden/>
               </w:rPr>
-              <w:instrText xml:space="preserve"> PAGEREF _Toc207230293 \h </w:instrText>
+              <w:instrText xml:space="preserve"> PAGEREF _Toc209086442 \h </w:instrText>
             </w:r>
             <w:r>
               <w:rPr>
@@ -603,7 +604,7 @@
               <w:lang w:eastAsia="es-MX"/>
             </w:rPr>
           </w:pPr>
-          <w:hyperlink w:anchor="_Toc207230294" w:history="1">
+          <w:hyperlink w:anchor="_Toc209086443" w:history="1">
             <w:r>
               <w:rPr>
                 <w:rStyle w:val="Hipervnculo"/>
@@ -647,7 +648,7 @@
                 <w:noProof/>
                 <w:webHidden/>
               </w:rPr>
-              <w:instrText xml:space="preserve"> PAGEREF _Toc207230294 \h </w:instrText>
+              <w:instrText xml:space="preserve"> PAGEREF _Toc209086443 \h </w:instrText>
             </w:r>
             <w:r>
               <w:rPr>
@@ -689,7 +690,7 @@
               <w:lang w:eastAsia="es-MX"/>
             </w:rPr>
           </w:pPr>
-          <w:hyperlink w:anchor="_Toc207230295" w:history="1">
+          <w:hyperlink w:anchor="_Toc209086444" w:history="1">
             <w:r>
               <w:rPr>
                 <w:rStyle w:val="Hipervnculo"/>
@@ -733,7 +734,7 @@
                 <w:noProof/>
                 <w:webHidden/>
               </w:rPr>
-              <w:instrText xml:space="preserve"> PAGEREF _Toc207230295 \h </w:instrText>
+              <w:instrText xml:space="preserve"> PAGEREF _Toc209086444 \h </w:instrText>
             </w:r>
             <w:r>
               <w:rPr>
@@ -775,7 +776,7 @@
               <w:lang w:eastAsia="es-MX"/>
             </w:rPr>
           </w:pPr>
-          <w:hyperlink w:anchor="_Toc207230296" w:history="1">
+          <w:hyperlink w:anchor="_Toc209086445" w:history="1">
             <w:r>
               <w:rPr>
                 <w:rStyle w:val="Hipervnculo"/>
@@ -819,7 +820,7 @@
                 <w:noProof/>
                 <w:webHidden/>
               </w:rPr>
-              <w:instrText xml:space="preserve"> PAGEREF _Toc207230296 \h </w:instrText>
+              <w:instrText xml:space="preserve"> PAGEREF _Toc209086445 \h </w:instrText>
             </w:r>
             <w:r>
               <w:rPr>
@@ -861,7 +862,7 @@
               <w:lang w:eastAsia="es-MX"/>
             </w:rPr>
           </w:pPr>
-          <w:hyperlink w:anchor="_Toc207230297" w:history="1">
+          <w:hyperlink w:anchor="_Toc209086446" w:history="1">
             <w:r>
               <w:rPr>
                 <w:rStyle w:val="Hipervnculo"/>
@@ -905,7 +906,7 @@
                 <w:noProof/>
                 <w:webHidden/>
               </w:rPr>
-              <w:instrText xml:space="preserve"> PAGEREF _Toc207230297 \h </w:instrText>
+              <w:instrText xml:space="preserve"> PAGEREF _Toc209086446 \h </w:instrText>
             </w:r>
             <w:r>
               <w:rPr>
@@ -947,7 +948,7 @@
               <w:lang w:eastAsia="es-MX"/>
             </w:rPr>
           </w:pPr>
-          <w:hyperlink w:anchor="_Toc207230298" w:history="1">
+          <w:hyperlink w:anchor="_Toc209086447" w:history="1">
             <w:r>
               <w:rPr>
                 <w:rStyle w:val="Hipervnculo"/>
@@ -991,7 +992,7 @@
                 <w:noProof/>
                 <w:webHidden/>
               </w:rPr>
-              <w:instrText xml:space="preserve"> PAGEREF _Toc207230298 \h </w:instrText>
+              <w:instrText xml:space="preserve"> PAGEREF _Toc209086447 \h </w:instrText>
             </w:r>
             <w:r>
               <w:rPr>
@@ -1037,7 +1038,7 @@
               <w:lang w:eastAsia="es-MX"/>
             </w:rPr>
           </w:pPr>
-          <w:hyperlink w:anchor="_Toc207230299" w:history="1">
+          <w:hyperlink w:anchor="_Toc209086448" w:history="1">
             <w:r>
               <w:rPr>
                 <w:rStyle w:val="Hipervnculo"/>
@@ -1081,7 +1082,7 @@
                 <w:noProof/>
                 <w:webHidden/>
               </w:rPr>
-              <w:instrText xml:space="preserve"> PAGEREF _Toc207230299 \h </w:instrText>
+              <w:instrText xml:space="preserve"> PAGEREF _Toc209086448 \h </w:instrText>
             </w:r>
             <w:r>
               <w:rPr>
@@ -1123,7 +1124,7 @@
               <w:lang w:eastAsia="es-MX"/>
             </w:rPr>
           </w:pPr>
-          <w:hyperlink w:anchor="_Toc207230300" w:history="1">
+          <w:hyperlink w:anchor="_Toc209086449" w:history="1">
             <w:r>
               <w:rPr>
                 <w:rStyle w:val="Hipervnculo"/>
@@ -1150,7 +1151,7 @@
                 <w:noProof/>
                 <w:webHidden/>
               </w:rPr>
-              <w:instrText xml:space="preserve"> PAGEREF _Toc207230300 \h </w:instrText>
+              <w:instrText xml:space="preserve"> PAGEREF _Toc209086449 \h </w:instrText>
             </w:r>
             <w:r>
               <w:rPr>
@@ -1192,7 +1193,7 @@
               <w:lang w:eastAsia="es-MX"/>
             </w:rPr>
           </w:pPr>
-          <w:hyperlink w:anchor="_Toc207230301" w:history="1">
+          <w:hyperlink w:anchor="_Toc209086450" w:history="1">
             <w:r>
               <w:rPr>
                 <w:rStyle w:val="Hipervnculo"/>
@@ -1219,7 +1220,7 @@
                 <w:noProof/>
                 <w:webHidden/>
               </w:rPr>
-              <w:instrText xml:space="preserve"> PAGEREF _Toc207230301 \h </w:instrText>
+              <w:instrText xml:space="preserve"> PAGEREF _Toc209086450 \h </w:instrText>
             </w:r>
             <w:r>
               <w:rPr>
@@ -1265,7 +1266,7 @@
               <w:lang w:eastAsia="es-MX"/>
             </w:rPr>
           </w:pPr>
-          <w:hyperlink w:anchor="_Toc207230302" w:history="1">
+          <w:hyperlink w:anchor="_Toc209086451" w:history="1">
             <w:r>
               <w:rPr>
                 <w:rStyle w:val="Hipervnculo"/>
@@ -1309,7 +1310,7 @@
                 <w:noProof/>
                 <w:webHidden/>
               </w:rPr>
-              <w:instrText xml:space="preserve"> PAGEREF _Toc207230302 \h </w:instrText>
+              <w:instrText xml:space="preserve"> PAGEREF _Toc209086451 \h </w:instrText>
             </w:r>
             <w:r>
               <w:rPr>
@@ -1351,7 +1352,7 @@
               <w:lang w:eastAsia="es-MX"/>
             </w:rPr>
           </w:pPr>
-          <w:hyperlink w:anchor="_Toc207230303" w:history="1">
+          <w:hyperlink w:anchor="_Toc209086452" w:history="1">
             <w:r>
               <w:rPr>
                 <w:rStyle w:val="Hipervnculo"/>
@@ -1378,7 +1379,7 @@
                 <w:noProof/>
                 <w:webHidden/>
               </w:rPr>
-              <w:instrText xml:space="preserve"> PAGEREF _Toc207230303 \h </w:instrText>
+              <w:instrText xml:space="preserve"> PAGEREF _Toc209086452 \h </w:instrText>
             </w:r>
             <w:r>
               <w:rPr>
@@ -1420,7 +1421,7 @@
               <w:lang w:eastAsia="es-MX"/>
             </w:rPr>
           </w:pPr>
-          <w:hyperlink w:anchor="_Toc207230304" w:history="1">
+          <w:hyperlink w:anchor="_Toc209086453" w:history="1">
             <w:r>
               <w:rPr>
                 <w:rStyle w:val="Hipervnculo"/>
@@ -1447,7 +1448,7 @@
                 <w:noProof/>
                 <w:webHidden/>
               </w:rPr>
-              <w:instrText xml:space="preserve"> PAGEREF _Toc207230304 \h </w:instrText>
+              <w:instrText xml:space="preserve"> PAGEREF _Toc209086453 \h </w:instrText>
             </w:r>
             <w:r>
               <w:rPr>
@@ -1467,7 +1468,7 @@
                 <w:noProof/>
                 <w:webHidden/>
               </w:rPr>
-              <w:t>13</w:t>
+              <w:t>14</w:t>
             </w:r>
             <w:r>
               <w:rPr>
@@ -1493,7 +1494,7 @@
               <w:lang w:eastAsia="es-MX"/>
             </w:rPr>
           </w:pPr>
-          <w:hyperlink w:anchor="_Toc207230305" w:history="1">
+          <w:hyperlink w:anchor="_Toc209086454" w:history="1">
             <w:r>
               <w:rPr>
                 <w:rStyle w:val="Hipervnculo"/>
@@ -1537,145 +1538,7 @@
                 <w:noProof/>
                 <w:webHidden/>
               </w:rPr>
-              <w:instrText xml:space="preserve"> PAGEREF _Toc207230305 \h </w:instrText>
-            </w:r>
-            <w:r>
-              <w:rPr>
-                <w:noProof/>
-                <w:webHidden/>
-              </w:rPr>
-            </w:r>
-            <w:r>
-              <w:rPr>
-                <w:noProof/>
-                <w:webHidden/>
-              </w:rPr>
-              <w:fldChar w:fldCharType="separate"/>
-            </w:r>
-            <w:r>
-              <w:rPr>
-                <w:noProof/>
-                <w:webHidden/>
-              </w:rPr>
-              <w:t>17</w:t>
-            </w:r>
-            <w:r>
-              <w:rPr>
-                <w:noProof/>
-                <w:webHidden/>
-              </w:rPr>
-              <w:fldChar w:fldCharType="end"/>
-            </w:r>
-          </w:hyperlink>
-        </w:p>
-        <w:p>
-          <w:pPr>
-            <w:pStyle w:val="TDC2"/>
-            <w:rPr>
-              <w:rFonts w:eastAsiaTheme="minorEastAsia"/>
-              <w:noProof/>
-              <w:sz w:val="24"/>
-              <w:szCs w:val="24"/>
-              <w:lang w:eastAsia="es-MX"/>
-            </w:rPr>
-          </w:pPr>
-          <w:hyperlink w:anchor="_Toc207230306" w:history="1">
-            <w:r>
-              <w:rPr>
-                <w:rStyle w:val="Hipervnculo"/>
-                <w:noProof/>
-              </w:rPr>
-              <w:t>4.1 Seguimiento periódico</w:t>
-            </w:r>
-            <w:r>
-              <w:rPr>
-                <w:noProof/>
-                <w:webHidden/>
-              </w:rPr>
-              <w:tab/>
-            </w:r>
-            <w:r>
-              <w:rPr>
-                <w:noProof/>
-                <w:webHidden/>
-              </w:rPr>
-              <w:fldChar w:fldCharType="begin"/>
-            </w:r>
-            <w:r>
-              <w:rPr>
-                <w:noProof/>
-                <w:webHidden/>
-              </w:rPr>
-              <w:instrText xml:space="preserve"> PAGEREF _Toc207230306 \h </w:instrText>
-            </w:r>
-            <w:r>
-              <w:rPr>
-                <w:noProof/>
-                <w:webHidden/>
-              </w:rPr>
-            </w:r>
-            <w:r>
-              <w:rPr>
-                <w:noProof/>
-                <w:webHidden/>
-              </w:rPr>
-              <w:fldChar w:fldCharType="separate"/>
-            </w:r>
-            <w:r>
-              <w:rPr>
-                <w:noProof/>
-                <w:webHidden/>
-              </w:rPr>
-              <w:t>17</w:t>
-            </w:r>
-            <w:r>
-              <w:rPr>
-                <w:noProof/>
-                <w:webHidden/>
-              </w:rPr>
-              <w:fldChar w:fldCharType="end"/>
-            </w:r>
-          </w:hyperlink>
-        </w:p>
-        <w:p>
-          <w:pPr>
-            <w:pStyle w:val="TDC2"/>
-            <w:rPr>
-              <w:rFonts w:eastAsiaTheme="minorEastAsia"/>
-              <w:noProof/>
-              <w:sz w:val="24"/>
-              <w:szCs w:val="24"/>
-              <w:lang w:eastAsia="es-MX"/>
-            </w:rPr>
-          </w:pPr>
-          <w:hyperlink w:anchor="_Toc207230307" w:history="1">
-            <w:r>
-              <w:rPr>
-                <w:rStyle w:val="Hipervnculo"/>
-                <w:noProof/>
-              </w:rPr>
-              <w:t>4.2 Resultados de la ejecución</w:t>
-            </w:r>
-            <w:r>
-              <w:rPr>
-                <w:noProof/>
-                <w:webHidden/>
-              </w:rPr>
-              <w:tab/>
-            </w:r>
-            <w:r>
-              <w:rPr>
-                <w:noProof/>
-                <w:webHidden/>
-              </w:rPr>
-              <w:fldChar w:fldCharType="begin"/>
-            </w:r>
-            <w:r>
-              <w:rPr>
-                <w:noProof/>
-                <w:webHidden/>
-              </w:rPr>
-              <w:instrText xml:space="preserve"> PAGEREF _Toc207230307 \h </w:instrText>
+              <w:instrText xml:space="preserve"> PAGEREF _Toc209086454 \h </w:instrText>
             </w:r>
             <w:r>
               <w:rPr>
@@ -1708,6 +1571,144 @@
         </w:p>
         <w:p>
           <w:pPr>
+            <w:pStyle w:val="TDC2"/>
+            <w:rPr>
+              <w:rFonts w:eastAsiaTheme="minorEastAsia"/>
+              <w:noProof/>
+              <w:sz w:val="24"/>
+              <w:szCs w:val="24"/>
+              <w:lang w:eastAsia="es-MX"/>
+            </w:rPr>
+          </w:pPr>
+          <w:hyperlink w:anchor="_Toc209086455" w:history="1">
+            <w:r>
+              <w:rPr>
+                <w:rStyle w:val="Hipervnculo"/>
+                <w:noProof/>
+              </w:rPr>
+              <w:t>4.1 Seguimiento periódico</w:t>
+            </w:r>
+            <w:r>
+              <w:rPr>
+                <w:noProof/>
+                <w:webHidden/>
+              </w:rPr>
+              <w:tab/>
+            </w:r>
+            <w:r>
+              <w:rPr>
+                <w:noProof/>
+                <w:webHidden/>
+              </w:rPr>
+              <w:fldChar w:fldCharType="begin"/>
+            </w:r>
+            <w:r>
+              <w:rPr>
+                <w:noProof/>
+                <w:webHidden/>
+              </w:rPr>
+              <w:instrText xml:space="preserve"> PAGEREF _Toc209086455 \h </w:instrText>
+            </w:r>
+            <w:r>
+              <w:rPr>
+                <w:noProof/>
+                <w:webHidden/>
+              </w:rPr>
+            </w:r>
+            <w:r>
+              <w:rPr>
+                <w:noProof/>
+                <w:webHidden/>
+              </w:rPr>
+              <w:fldChar w:fldCharType="separate"/>
+            </w:r>
+            <w:r>
+              <w:rPr>
+                <w:noProof/>
+                <w:webHidden/>
+              </w:rPr>
+              <w:t>18</w:t>
+            </w:r>
+            <w:r>
+              <w:rPr>
+                <w:noProof/>
+                <w:webHidden/>
+              </w:rPr>
+              <w:fldChar w:fldCharType="end"/>
+            </w:r>
+          </w:hyperlink>
+        </w:p>
+        <w:p>
+          <w:pPr>
+            <w:pStyle w:val="TDC2"/>
+            <w:rPr>
+              <w:rFonts w:eastAsiaTheme="minorEastAsia"/>
+              <w:noProof/>
+              <w:sz w:val="24"/>
+              <w:szCs w:val="24"/>
+              <w:lang w:eastAsia="es-MX"/>
+            </w:rPr>
+          </w:pPr>
+          <w:hyperlink w:anchor="_Toc209086456" w:history="1">
+            <w:r>
+              <w:rPr>
+                <w:rStyle w:val="Hipervnculo"/>
+                <w:noProof/>
+              </w:rPr>
+              <w:t>4.2 Resultados de la ejecución</w:t>
+            </w:r>
+            <w:r>
+              <w:rPr>
+                <w:noProof/>
+                <w:webHidden/>
+              </w:rPr>
+              <w:tab/>
+            </w:r>
+            <w:r>
+              <w:rPr>
+                <w:noProof/>
+                <w:webHidden/>
+              </w:rPr>
+              <w:fldChar w:fldCharType="begin"/>
+            </w:r>
+            <w:r>
+              <w:rPr>
+                <w:noProof/>
+                <w:webHidden/>
+              </w:rPr>
+              <w:instrText xml:space="preserve"> PAGEREF _Toc209086456 \h </w:instrText>
+            </w:r>
+            <w:r>
+              <w:rPr>
+                <w:noProof/>
+                <w:webHidden/>
+              </w:rPr>
+            </w:r>
+            <w:r>
+              <w:rPr>
+                <w:noProof/>
+                <w:webHidden/>
+              </w:rPr>
+              <w:fldChar w:fldCharType="separate"/>
+            </w:r>
+            <w:r>
+              <w:rPr>
+                <w:noProof/>
+                <w:webHidden/>
+              </w:rPr>
+              <w:t>19</w:t>
+            </w:r>
+            <w:r>
+              <w:rPr>
+                <w:noProof/>
+                <w:webHidden/>
+              </w:rPr>
+              <w:fldChar w:fldCharType="end"/>
+            </w:r>
+          </w:hyperlink>
+        </w:p>
+        <w:p>
+          <w:pPr>
             <w:pStyle w:val="TDC1"/>
             <w:tabs>
               <w:tab w:val="left" w:pos="1200"/>
@@ -1721,7 +1722,7 @@
               <w:lang w:eastAsia="es-MX"/>
             </w:rPr>
           </w:pPr>
-          <w:hyperlink w:anchor="_Toc207230308" w:history="1">
+          <w:hyperlink w:anchor="_Toc209086457" w:history="1">
             <w:r>
               <w:rPr>
                 <w:rStyle w:val="Hipervnculo"/>
@@ -1765,145 +1766,7 @@
                 <w:noProof/>
                 <w:webHidden/>
               </w:rPr>
-              <w:instrText xml:space="preserve"> PAGEREF _Toc207230308 \h </w:instrText>
-            </w:r>
-            <w:r>
-              <w:rPr>
-                <w:noProof/>
-                <w:webHidden/>
-              </w:rPr>
-            </w:r>
-            <w:r>
-              <w:rPr>
-                <w:noProof/>
-                <w:webHidden/>
-              </w:rPr>
-              <w:fldChar w:fldCharType="separate"/>
-            </w:r>
-            <w:r>
-              <w:rPr>
-                <w:noProof/>
-                <w:webHidden/>
-              </w:rPr>
-              <w:t>19</w:t>
-            </w:r>
-            <w:r>
-              <w:rPr>
-                <w:noProof/>
-                <w:webHidden/>
-              </w:rPr>
-              <w:fldChar w:fldCharType="end"/>
-            </w:r>
-          </w:hyperlink>
-        </w:p>
-        <w:p>
-          <w:pPr>
-            <w:pStyle w:val="TDC2"/>
-            <w:rPr>
-              <w:rFonts w:eastAsiaTheme="minorEastAsia"/>
-              <w:noProof/>
-              <w:sz w:val="24"/>
-              <w:szCs w:val="24"/>
-              <w:lang w:eastAsia="es-MX"/>
-            </w:rPr>
-          </w:pPr>
-          <w:hyperlink w:anchor="_Toc207230309" w:history="1">
-            <w:r>
-              <w:rPr>
-                <w:rStyle w:val="Hipervnculo"/>
-                <w:noProof/>
-              </w:rPr>
-              <w:t>5.1 Concepto</w:t>
-            </w:r>
-            <w:r>
-              <w:rPr>
-                <w:noProof/>
-                <w:webHidden/>
-              </w:rPr>
-              <w:tab/>
-            </w:r>
-            <w:r>
-              <w:rPr>
-                <w:noProof/>
-                <w:webHidden/>
-              </w:rPr>
-              <w:fldChar w:fldCharType="begin"/>
-            </w:r>
-            <w:r>
-              <w:rPr>
-                <w:noProof/>
-                <w:webHidden/>
-              </w:rPr>
-              <w:instrText xml:space="preserve"> PAGEREF _Toc207230309 \h </w:instrText>
-            </w:r>
-            <w:r>
-              <w:rPr>
-                <w:noProof/>
-                <w:webHidden/>
-              </w:rPr>
-            </w:r>
-            <w:r>
-              <w:rPr>
-                <w:noProof/>
-                <w:webHidden/>
-              </w:rPr>
-              <w:fldChar w:fldCharType="separate"/>
-            </w:r>
-            <w:r>
-              <w:rPr>
-                <w:noProof/>
-                <w:webHidden/>
-              </w:rPr>
-              <w:t>19</w:t>
-            </w:r>
-            <w:r>
-              <w:rPr>
-                <w:noProof/>
-                <w:webHidden/>
-              </w:rPr>
-              <w:fldChar w:fldCharType="end"/>
-            </w:r>
-          </w:hyperlink>
-        </w:p>
-        <w:p>
-          <w:pPr>
-            <w:pStyle w:val="TDC2"/>
-            <w:rPr>
-              <w:rFonts w:eastAsiaTheme="minorEastAsia"/>
-              <w:noProof/>
-              <w:sz w:val="24"/>
-              <w:szCs w:val="24"/>
-              <w:lang w:eastAsia="es-MX"/>
-            </w:rPr>
-          </w:pPr>
-          <w:hyperlink w:anchor="_Toc207230310" w:history="1">
-            <w:r>
-              <w:rPr>
-                <w:rStyle w:val="Hipervnculo"/>
-                <w:noProof/>
-              </w:rPr>
-              <w:t>5.2 Criterios de evaluación</w:t>
-            </w:r>
-            <w:r>
-              <w:rPr>
-                <w:noProof/>
-                <w:webHidden/>
-              </w:rPr>
-              <w:tab/>
-            </w:r>
-            <w:r>
-              <w:rPr>
-                <w:noProof/>
-                <w:webHidden/>
-              </w:rPr>
-              <w:fldChar w:fldCharType="begin"/>
-            </w:r>
-            <w:r>
-              <w:rPr>
-                <w:noProof/>
-                <w:webHidden/>
-              </w:rPr>
-              <w:instrText xml:space="preserve"> PAGEREF _Toc207230310 \h </w:instrText>
+              <w:instrText xml:space="preserve"> PAGEREF _Toc209086457 \h </w:instrText>
             </w:r>
             <w:r>
               <w:rPr>
@@ -1945,13 +1808,13 @@
               <w:lang w:eastAsia="es-MX"/>
             </w:rPr>
           </w:pPr>
-          <w:hyperlink w:anchor="_Toc207230311" w:history="1">
+          <w:hyperlink w:anchor="_Toc209086458" w:history="1">
             <w:r>
               <w:rPr>
                 <w:rStyle w:val="Hipervnculo"/>
                 <w:noProof/>
               </w:rPr>
-              <w:t>5.3 Procedimiento</w:t>
+              <w:t>5.1 Concepto</w:t>
             </w:r>
             <w:r>
               <w:rPr>
@@ -1972,7 +1835,76 @@
                 <w:noProof/>
                 <w:webHidden/>
               </w:rPr>
-              <w:instrText xml:space="preserve"> PAGEREF _Toc207230311 \h </w:instrText>
+              <w:instrText xml:space="preserve"> PAGEREF _Toc209086458 \h </w:instrText>
+            </w:r>
+            <w:r>
+              <w:rPr>
+                <w:noProof/>
+                <w:webHidden/>
+              </w:rPr>
+            </w:r>
+            <w:r>
+              <w:rPr>
+                <w:noProof/>
+                <w:webHidden/>
+              </w:rPr>
+              <w:fldChar w:fldCharType="separate"/>
+            </w:r>
+            <w:r>
+              <w:rPr>
+                <w:noProof/>
+                <w:webHidden/>
+              </w:rPr>
+              <w:t>20</w:t>
+            </w:r>
+            <w:r>
+              <w:rPr>
+                <w:noProof/>
+                <w:webHidden/>
+              </w:rPr>
+              <w:fldChar w:fldCharType="end"/>
+            </w:r>
+          </w:hyperlink>
+        </w:p>
+        <w:p>
+          <w:pPr>
+            <w:pStyle w:val="TDC2"/>
+            <w:rPr>
+              <w:rFonts w:eastAsiaTheme="minorEastAsia"/>
+              <w:noProof/>
+              <w:sz w:val="24"/>
+              <w:szCs w:val="24"/>
+              <w:lang w:eastAsia="es-MX"/>
+            </w:rPr>
+          </w:pPr>
+          <w:hyperlink w:anchor="_Toc209086459" w:history="1">
+            <w:r>
+              <w:rPr>
+                <w:rStyle w:val="Hipervnculo"/>
+                <w:noProof/>
+              </w:rPr>
+              <w:t>5.2 Criterios de evaluación</w:t>
+            </w:r>
+            <w:r>
+              <w:rPr>
+                <w:noProof/>
+                <w:webHidden/>
+              </w:rPr>
+              <w:tab/>
+            </w:r>
+            <w:r>
+              <w:rPr>
+                <w:noProof/>
+                <w:webHidden/>
+              </w:rPr>
+              <w:fldChar w:fldCharType="begin"/>
+            </w:r>
+            <w:r>
+              <w:rPr>
+                <w:noProof/>
+                <w:webHidden/>
+              </w:rPr>
+              <w:instrText xml:space="preserve"> PAGEREF _Toc209086459 \h </w:instrText>
             </w:r>
             <w:r>
               <w:rPr>
@@ -2005,6 +1937,75 @@
         </w:p>
         <w:p>
           <w:pPr>
+            <w:pStyle w:val="TDC2"/>
+            <w:rPr>
+              <w:rFonts w:eastAsiaTheme="minorEastAsia"/>
+              <w:noProof/>
+              <w:sz w:val="24"/>
+              <w:szCs w:val="24"/>
+              <w:lang w:eastAsia="es-MX"/>
+            </w:rPr>
+          </w:pPr>
+          <w:hyperlink w:anchor="_Toc209086460" w:history="1">
+            <w:r>
+              <w:rPr>
+                <w:rStyle w:val="Hipervnculo"/>
+                <w:noProof/>
+              </w:rPr>
+              <w:t>5.3 Procedimiento</w:t>
+            </w:r>
+            <w:r>
+              <w:rPr>
+                <w:noProof/>
+                <w:webHidden/>
+              </w:rPr>
+              <w:tab/>
+            </w:r>
+            <w:r>
+              <w:rPr>
+                <w:noProof/>
+                <w:webHidden/>
+              </w:rPr>
+              <w:fldChar w:fldCharType="begin"/>
+            </w:r>
+            <w:r>
+              <w:rPr>
+                <w:noProof/>
+                <w:webHidden/>
+              </w:rPr>
+              <w:instrText xml:space="preserve"> PAGEREF _Toc209086460 \h </w:instrText>
+            </w:r>
+            <w:r>
+              <w:rPr>
+                <w:noProof/>
+                <w:webHidden/>
+              </w:rPr>
+            </w:r>
+            <w:r>
+              <w:rPr>
+                <w:noProof/>
+                <w:webHidden/>
+              </w:rPr>
+              <w:fldChar w:fldCharType="separate"/>
+            </w:r>
+            <w:r>
+              <w:rPr>
+                <w:noProof/>
+                <w:webHidden/>
+              </w:rPr>
+              <w:t>23</w:t>
+            </w:r>
+            <w:r>
+              <w:rPr>
+                <w:noProof/>
+                <w:webHidden/>
+              </w:rPr>
+              <w:fldChar w:fldCharType="end"/>
+            </w:r>
+          </w:hyperlink>
+        </w:p>
+        <w:p>
+          <w:pPr>
             <w:pStyle w:val="TDC1"/>
             <w:tabs>
               <w:tab w:val="right" w:leader="dot" w:pos="9962"/>
@@ -2017,7 +2018,7 @@
               <w:lang w:eastAsia="es-MX"/>
             </w:rPr>
           </w:pPr>
-          <w:hyperlink w:anchor="_Toc207230312" w:history="1">
+          <w:hyperlink w:anchor="_Toc209086461" w:history="1">
             <w:r>
               <w:rPr>
                 <w:rStyle w:val="Hipervnculo"/>
@@ -2044,7 +2045,7 @@
                 <w:noProof/>
                 <w:webHidden/>
               </w:rPr>
-              <w:instrText xml:space="preserve"> PAGEREF _Toc207230312 \h </w:instrText>
+              <w:instrText xml:space="preserve"> PAGEREF _Toc209086461 \h </w:instrText>
             </w:r>
             <w:r>
               <w:rPr>
@@ -2064,7 +2065,7 @@
                 <w:noProof/>
                 <w:webHidden/>
               </w:rPr>
-              <w:t>26</w:t>
+              <w:t>28</w:t>
             </w:r>
             <w:r>
               <w:rPr>
@@ -2089,7 +2090,7 @@
               <w:lang w:eastAsia="es-MX"/>
             </w:rPr>
           </w:pPr>
-          <w:hyperlink w:anchor="_Toc207230313" w:history="1">
+          <w:hyperlink w:anchor="_Toc209086462" w:history="1">
             <w:r>
               <w:rPr>
                 <w:rStyle w:val="Hipervnculo"/>
@@ -2116,7 +2117,7 @@
                 <w:noProof/>
                 <w:webHidden/>
               </w:rPr>
-              <w:instrText xml:space="preserve"> PAGEREF _Toc207230313 \h </w:instrText>
+              <w:instrText xml:space="preserve"> PAGEREF _Toc209086462 \h </w:instrText>
             </w:r>
             <w:r>
               <w:rPr>
@@ -2136,7 +2137,7 @@
                 <w:noProof/>
                 <w:webHidden/>
               </w:rPr>
-              <w:t>27</w:t>
+              <w:t>29</w:t>
             </w:r>
             <w:r>
               <w:rPr>
@@ -2161,7 +2162,7 @@
               <w:lang w:eastAsia="es-MX"/>
             </w:rPr>
           </w:pPr>
-          <w:hyperlink w:anchor="_Toc207230314" w:history="1">
+          <w:hyperlink w:anchor="_Toc209086463" w:history="1">
             <w:r>
               <w:rPr>
                 <w:rStyle w:val="Hipervnculo"/>
@@ -2188,7 +2189,7 @@
                 <w:noProof/>
                 <w:webHidden/>
               </w:rPr>
-              <w:instrText xml:space="preserve"> PAGEREF _Toc207230314 \h </w:instrText>
+              <w:instrText xml:space="preserve"> PAGEREF _Toc209086463 \h </w:instrText>
             </w:r>
             <w:r>
               <w:rPr>
@@ -2208,7 +2209,7 @@
                 <w:noProof/>
                 <w:webHidden/>
               </w:rPr>
-              <w:t>30</w:t>
+              <w:t>32</w:t>
             </w:r>
             <w:r>
               <w:rPr>
@@ -2233,7 +2234,7 @@
               <w:lang w:eastAsia="es-MX"/>
             </w:rPr>
           </w:pPr>
-          <w:hyperlink w:anchor="_Toc207230315" w:history="1">
+          <w:hyperlink w:anchor="_Toc209086464" w:history="1">
             <w:r>
               <w:rPr>
                 <w:rStyle w:val="Hipervnculo"/>
@@ -2260,7 +2261,7 @@
                 <w:noProof/>
                 <w:webHidden/>
               </w:rPr>
-              <w:instrText xml:space="preserve"> PAGEREF _Toc207230315 \h </w:instrText>
+              <w:instrText xml:space="preserve"> PAGEREF _Toc209086464 \h </w:instrText>
             </w:r>
             <w:r>
               <w:rPr>
@@ -2280,7 +2281,7 @@
                 <w:noProof/>
                 <w:webHidden/>
               </w:rPr>
-              <w:t>31</w:t>
+              <w:t>33</w:t>
             </w:r>
             <w:r>
               <w:rPr>
@@ -2305,7 +2306,7 @@
               <w:lang w:eastAsia="es-MX"/>
             </w:rPr>
           </w:pPr>
-          <w:hyperlink w:anchor="_Toc207230316" w:history="1">
+          <w:hyperlink w:anchor="_Toc209086465" w:history="1">
             <w:r>
               <w:rPr>
                 <w:rStyle w:val="Hipervnculo"/>
@@ -2332,7 +2333,7 @@
                 <w:noProof/>
                 <w:webHidden/>
               </w:rPr>
-              <w:instrText xml:space="preserve"> PAGEREF _Toc207230316 \h </w:instrText>
+              <w:instrText xml:space="preserve"> PAGEREF _Toc209086465 \h </w:instrText>
             </w:r>
             <w:r>
               <w:rPr>
@@ -2352,7 +2353,7 @@
                 <w:noProof/>
                 <w:webHidden/>
               </w:rPr>
-              <w:t>33</w:t>
+              <w:t>35</w:t>
             </w:r>
             <w:r>
               <w:rPr>
@@ -2389,7 +2390,7 @@
       <w:pPr>
         <w:pStyle w:val="Titulosgenerales"/>
       </w:pPr>
-      <w:bookmarkStart w:id="0" w:name="_Toc207230293"/>
+      <w:bookmarkStart w:id="0" w:name="_Toc209086442"/>
       <w:r>
         <w:lastRenderedPageBreak/>
         <w:t>Introducción</w:t>
@@ -2425,6 +2426,7 @@
       </w:pPr>
       <w:r>
         <w:rPr>
+          <w:noProof/>
           <w:lang w:val="es-419"/>
         </w:rPr>
         <w:drawing>
@@ -2636,7 +2638,7 @@
       <w:pPr>
         <w:pStyle w:val="Ttulo1"/>
       </w:pPr>
-      <w:bookmarkStart w:id="1" w:name="_Toc207230294"/>
+      <w:bookmarkStart w:id="1" w:name="_Toc209086443"/>
       <w:r>
         <w:lastRenderedPageBreak/>
         <w:t>Plan de operación del transporte terrestre</w:t>
@@ -2653,7 +2655,7 @@
         <w:rPr>
           <w:lang w:val="es-419" w:eastAsia="es-CO"/>
         </w:rPr>
-        <w:t>Es la arquitectura fundamental que define cómo se ejecutarán cada movimiento de carga o pasajero por carretera. Es un documento que fusiona la estrategia y la táctica, traduciendo los requerimientos logísticos de la cadena de suministro en acciones operativas concretas, con el fin primordial de optimizar el uso de recursos y garantizar el cumplimiento de los objetivos de servicio. Su alcance va desde la selección del tipo de vehículo más adecuado hasta la programación milimétrica de cada entrega o servicio.</w:t>
+        <w:t>Es la arquitectura fundamental que define cómo se ejecutará cada movimiento de carga o pasajero por carretera. Es un documento que fusiona la estrategia y la táctica, traduciendo los requerimientos logísticos de la cadena de suministro en acciones operativas concretas, con el fin primordial de optimizar el uso de recursos y garantizar el cumplimiento de los objetivos de servicio. Su alcance va desde la selección del tipo de vehículo más adecuado hasta la programación milimétrica de cada entrega o servicio.</w:t>
       </w:r>
     </w:p>
     <w:p>
@@ -2680,7 +2682,7 @@
           <w:rFonts w:eastAsia="Times New Roman"/>
         </w:rPr>
       </w:pPr>
-      <w:bookmarkStart w:id="2" w:name="_Toc207230295"/>
+      <w:bookmarkStart w:id="2" w:name="_Toc209086444"/>
       <w:r>
         <w:t>Concepto</w:t>
       </w:r>
@@ -2711,7 +2713,7 @@
           <w:numId w:val="7"/>
         </w:numPr>
       </w:pPr>
-      <w:bookmarkStart w:id="3" w:name="_Toc207230296"/>
+      <w:bookmarkStart w:id="3" w:name="_Toc209086445"/>
       <w:r>
         <w:t>Rutas</w:t>
       </w:r>
@@ -2745,7 +2747,7 @@
           <w:numId w:val="7"/>
         </w:numPr>
       </w:pPr>
-      <w:bookmarkStart w:id="4" w:name="_Toc207230297"/>
+      <w:bookmarkStart w:id="4" w:name="_Toc209086446"/>
       <w:r>
         <w:t>Recorridos autorizados</w:t>
       </w:r>
@@ -2777,7 +2779,27 @@
         <w:rPr>
           <w:lang w:eastAsia="es-CO"/>
         </w:rPr>
-        <w:t>Su cumplimiento es crucial no solo para la legalidad de la operación, sino también para la seguridad pública y la integridad de la carga. En un sistema de monitoreo, la geocercas se utiliza comúnmente para asegurar que los vehículos se mantengan dentro de estos recorridos autorizados.</w:t>
+        <w:t xml:space="preserve">Su cumplimiento es crucial no solo para la legalidad de la operación, sino también para la seguridad pública y la integridad de la carga. En un sistema de monitoreo, la </w:t>
+      </w:r>
+      <w:proofErr w:type="spellStart"/>
+      <w:r>
+        <w:rPr>
+          <w:lang w:eastAsia="es-CO"/>
+        </w:rPr>
+        <w:t>geocerca</w:t>
+      </w:r>
+      <w:proofErr w:type="spellEnd"/>
+      <w:r>
+        <w:rPr>
+          <w:lang w:eastAsia="es-CO"/>
+        </w:rPr>
+        <w:t xml:space="preserve"> </w:t>
+      </w:r>
+      <w:r>
+        <w:rPr>
+          <w:lang w:eastAsia="es-CO"/>
+        </w:rPr>
+        <w:t>se utiliza comúnmente para asegurar que los vehículos se mantengan dentro de estos recorridos autorizados.</w:t>
       </w:r>
     </w:p>
     <w:p>
@@ -2788,7 +2810,7 @@
           <w:numId w:val="7"/>
         </w:numPr>
       </w:pPr>
-      <w:bookmarkStart w:id="5" w:name="_Toc207230298"/>
+      <w:bookmarkStart w:id="5" w:name="_Toc209086447"/>
       <w:r>
         <w:t>Frecuencias y horarios</w:t>
       </w:r>
@@ -2903,10 +2925,10 @@
           <w:lang w:val="es-419" w:eastAsia="es-CO"/>
         </w:rPr>
         <w:drawing>
-          <wp:inline distT="0" distB="0" distL="0" distR="0" wp14:anchorId="7842495E" wp14:editId="41CEDDAD">
-            <wp:extent cx="5241445" cy="2503510"/>
+          <wp:inline distT="0" distB="0" distL="0" distR="0" wp14:anchorId="1D29BFBA" wp14:editId="134802A4">
+            <wp:extent cx="5508473" cy="2632710"/>
             <wp:effectExtent l="0" t="0" r="3810" b="0"/>
-            <wp:docPr id="2080227670" name="Imagen 1" descr="En la figura 1 se ilustra el esquema de planificacion de frecuencias y horarios, herramienta para lograr la precisión y optimizar viajes y entregas. Sus componentes son: -Utilización de la flota y la fuerza laboral.-Minimización de costos.-Satisfacción del cliente.-Sincronización de la cadena de suministro.-Gestión de la congestión."/>
+            <wp:docPr id="740251994" name="Gráfico 4" descr="En la figura 1 se ilustra el esquema de planificación de frecuencias y horarios, herramienta para lograr la precisión y optimizar viajes y entregas. Sus componentes son: utilización de la flota y la fuerza laboral, minimización de costos, satisfacción del cliente, sincronización de la cadena de suministro y gestión de la congestión."/>
             <wp:cNvGraphicFramePr>
               <a:graphicFrameLocks xmlns:a="http://schemas.openxmlformats.org/drawingml/2006/main" noChangeAspect="1"/>
             </wp:cNvGraphicFramePr>
@@ -2914,11 +2936,17 @@
               <a:graphicData uri="http://schemas.openxmlformats.org/drawingml/2006/picture">
                 <pic:pic xmlns:pic="http://schemas.openxmlformats.org/drawingml/2006/picture">
                   <pic:nvPicPr>
-                    <pic:cNvPr id="2080227670" name="Imagen 1" descr="En la figura 1 se ilustra el esquema de planificacion de frecuencias y horarios, herramienta para lograr la precisión y optimizar viajes y entregas. Sus componentes son: -Utilización de la flota y la fuerza laboral.-Minimización de costos.-Satisfacción del cliente.-Sincronización de la cadena de suministro.-Gestión de la congestión."/>
+                    <pic:cNvPr id="740251994" name="Gráfico 4" descr="En la figura 1 se ilustra el esquema de planificación de frecuencias y horarios, herramienta para lograr la precisión y optimizar viajes y entregas. Sus componentes son: utilización de la flota y la fuerza laboral, minimización de costos, satisfacción del cliente, sincronización de la cadena de suministro y gestión de la congestión."/>
                     <pic:cNvPicPr/>
                   </pic:nvPicPr>
                   <pic:blipFill>
-                    <a:blip r:embed="rId15"/>
+                    <a:blip r:embed="rId15">
+                      <a:extLst>
+                        <a:ext uri="{96DAC541-7B7A-43D3-8B79-37D633B846F1}">
+                          <asvg:svgBlip xmlns:asvg="http://schemas.microsoft.com/office/drawing/2016/SVG/main" r:embed="rId16"/>
+                        </a:ext>
+                      </a:extLst>
+                    </a:blip>
                     <a:stretch>
                       <a:fillRect/>
                     </a:stretch>
@@ -2926,7 +2954,7 @@
                   <pic:spPr>
                     <a:xfrm>
                       <a:off x="0" y="0"/>
-                      <a:ext cx="5287775" cy="2525639"/>
+                      <a:ext cx="5522736" cy="2639527"/>
                     </a:xfrm>
                     <a:prstGeom prst="rect">
                       <a:avLst/>
@@ -3125,14 +3153,13 @@
           <w:lang w:val="es-419"/>
         </w:rPr>
       </w:pPr>
-      <w:bookmarkStart w:id="6" w:name="_Toc207230299"/>
+      <w:bookmarkStart w:id="6" w:name="_Toc209086448"/>
       <w:r>
         <w:rPr>
           <w:rStyle w:val="Extranjerismo"/>
           <w:spacing w:val="-10"/>
           <w:lang w:val="es-419"/>
         </w:rPr>
-        <w:lastRenderedPageBreak/>
         <w:t>Técnicas de monitoreo</w:t>
       </w:r>
       <w:bookmarkEnd w:id="6"/>
@@ -3160,7 +3187,7 @@
       <w:pPr>
         <w:pStyle w:val="Ttulo2"/>
       </w:pPr>
-      <w:bookmarkStart w:id="7" w:name="_Toc207230300"/>
+      <w:bookmarkStart w:id="7" w:name="_Toc209086449"/>
       <w:r>
         <w:t xml:space="preserve">2.1 </w:t>
       </w:r>
@@ -3235,9 +3262,17 @@
       </w:pPr>
       <w:r>
         <w:rPr>
-          <w:lang w:val="es-419" w:eastAsia="es-CO"/>
-        </w:rPr>
-        <w:t>Coordenadas geográficas: latitud, longitud y altitud para una ubicación precisa.</w:t>
+          <w:b/>
+          <w:bCs/>
+          <w:lang w:val="es-419" w:eastAsia="es-CO"/>
+        </w:rPr>
+        <w:t>Coordenadas geográficas:</w:t>
+      </w:r>
+      <w:r>
+        <w:rPr>
+          <w:lang w:val="es-419" w:eastAsia="es-CO"/>
+        </w:rPr>
+        <w:t xml:space="preserve"> latitud, longitud y altitud para una ubicación precisa.</w:t>
       </w:r>
     </w:p>
     <w:p>
@@ -3253,9 +3288,17 @@
       </w:pPr>
       <w:r>
         <w:rPr>
-          <w:lang w:val="es-419" w:eastAsia="es-CO"/>
-        </w:rPr>
-        <w:t>Velocidad y dirección: crucial para el análisis de rutas, tiempos de llegada estimados (</w:t>
+          <w:b/>
+          <w:bCs/>
+          <w:lang w:val="es-419" w:eastAsia="es-CO"/>
+        </w:rPr>
+        <w:t>Velocidad y dirección:</w:t>
+      </w:r>
+      <w:r>
+        <w:rPr>
+          <w:lang w:val="es-419" w:eastAsia="es-CO"/>
+        </w:rPr>
+        <w:t xml:space="preserve"> crucial para el análisis de rutas, tiempos de llegada estimados (</w:t>
       </w:r>
       <w:r>
         <w:rPr>
@@ -3284,9 +3327,17 @@
       </w:pPr>
       <w:r>
         <w:rPr>
-          <w:lang w:val="es-419" w:eastAsia="es-CO"/>
-        </w:rPr>
-        <w:t>Historial de rutas: permite la auditoría de trayectorias, identificación de puntos de interés (</w:t>
+          <w:b/>
+          <w:bCs/>
+          <w:lang w:val="es-419" w:eastAsia="es-CO"/>
+        </w:rPr>
+        <w:t xml:space="preserve">Historial de rutas: </w:t>
+      </w:r>
+      <w:r>
+        <w:rPr>
+          <w:lang w:val="es-419" w:eastAsia="es-CO"/>
+        </w:rPr>
+        <w:t>permite la auditoría de trayectorias, identificación de puntos de interés (</w:t>
       </w:r>
       <w:r>
         <w:rPr>
@@ -3315,9 +3366,17 @@
       </w:pPr>
       <w:r>
         <w:rPr>
-          <w:lang w:val="es-419" w:eastAsia="es-CO"/>
-        </w:rPr>
-        <w:t>Geocercas: datos sobre entradas y salidas de zonas predefinidas (patios, almacenes, áreas de entrega), activando alertas automáticas.</w:t>
+          <w:b/>
+          <w:bCs/>
+          <w:lang w:val="es-419" w:eastAsia="es-CO"/>
+        </w:rPr>
+        <w:t>Geocercas:</w:t>
+      </w:r>
+      <w:r>
+        <w:rPr>
+          <w:lang w:val="es-419" w:eastAsia="es-CO"/>
+        </w:rPr>
+        <w:t xml:space="preserve"> datos sobre entradas y salidas de zonas predefinidas (patios, almacenes, áreas de entrega), activando alertas automáticas.</w:t>
       </w:r>
     </w:p>
     <w:p>
@@ -3365,9 +3424,17 @@
       </w:pPr>
       <w:r>
         <w:rPr>
-          <w:lang w:val="es-419" w:eastAsia="es-CO"/>
-        </w:rPr>
-        <w:t>Sensores de combustible: nivel de combustible, consumo en tiempo real, detección de robos o fugas.</w:t>
+          <w:b/>
+          <w:bCs/>
+          <w:lang w:val="es-419" w:eastAsia="es-CO"/>
+        </w:rPr>
+        <w:t xml:space="preserve">Sensores de combustible: </w:t>
+      </w:r>
+      <w:r>
+        <w:rPr>
+          <w:lang w:val="es-419" w:eastAsia="es-CO"/>
+        </w:rPr>
+        <w:t>nivel de combustible, consumo en tiempo real, detección de robos o fugas.</w:t>
       </w:r>
     </w:p>
     <w:p>
@@ -3383,10 +3450,18 @@
       </w:pPr>
       <w:r>
         <w:rPr>
+          <w:b/>
+          <w:bCs/>
           <w:lang w:val="es-419" w:eastAsia="es-CO"/>
         </w:rPr>
         <w:lastRenderedPageBreak/>
-        <w:t>Sensores de temperatura y humedad: indispensables para el transporte de carga sensible (farmacéuticos, alimentos perecederos), asegurando la cadena de frío</w:t>
+        <w:t>Sensores de temperatura y humedad</w:t>
+      </w:r>
+      <w:r>
+        <w:rPr>
+          <w:lang w:val="es-419" w:eastAsia="es-CO"/>
+        </w:rPr>
+        <w:t>: indispensables para el transporte de carga sensible (farmacéuticos, alimentos perecederos), asegurando la cadena de frío</w:t>
       </w:r>
       <w:r>
         <w:rPr>
@@ -3426,33 +3501,17 @@
       </w:pPr>
       <w:r>
         <w:rPr>
-          <w:lang w:val="es-419" w:eastAsia="es-CO"/>
-        </w:rPr>
-        <w:t>Sensores de apertura</w:t>
-      </w:r>
-      <w:r>
-        <w:rPr>
-          <w:lang w:val="es-419" w:eastAsia="es-CO"/>
-        </w:rPr>
-        <w:t xml:space="preserve"> </w:t>
-      </w:r>
-      <w:r>
-        <w:rPr>
-          <w:lang w:val="es-419" w:eastAsia="es-CO"/>
-        </w:rPr>
-        <w:t>/</w:t>
-      </w:r>
-      <w:r>
-        <w:rPr>
-          <w:lang w:val="es-419" w:eastAsia="es-CO"/>
-        </w:rPr>
-        <w:t xml:space="preserve"> </w:t>
-      </w:r>
-      <w:r>
-        <w:rPr>
-          <w:lang w:val="es-419" w:eastAsia="es-CO"/>
-        </w:rPr>
-        <w:t>cierre de puertas: notificaciones sobre accesos no autorizados a la carga o compartimentos del vehículo.</w:t>
+          <w:b/>
+          <w:bCs/>
+          <w:lang w:val="es-419" w:eastAsia="es-CO"/>
+        </w:rPr>
+        <w:t>Sensores de apertura / cierre de puertas:</w:t>
+      </w:r>
+      <w:r>
+        <w:rPr>
+          <w:lang w:val="es-419" w:eastAsia="es-CO"/>
+        </w:rPr>
+        <w:t xml:space="preserve"> notificaciones sobre accesos no autorizados a la carga o compartimentos del vehículo.</w:t>
       </w:r>
     </w:p>
     <w:p>
@@ -3468,33 +3527,17 @@
       </w:pPr>
       <w:r>
         <w:rPr>
-          <w:lang w:val="es-419" w:eastAsia="es-CO"/>
-        </w:rPr>
-        <w:t>Sensores de vibración</w:t>
-      </w:r>
-      <w:r>
-        <w:rPr>
-          <w:lang w:val="es-419" w:eastAsia="es-CO"/>
-        </w:rPr>
-        <w:t xml:space="preserve"> </w:t>
-      </w:r>
-      <w:r>
-        <w:rPr>
-          <w:lang w:val="es-419" w:eastAsia="es-CO"/>
-        </w:rPr>
-        <w:t>/</w:t>
-      </w:r>
-      <w:r>
-        <w:rPr>
-          <w:lang w:val="es-419" w:eastAsia="es-CO"/>
-        </w:rPr>
-        <w:t xml:space="preserve"> i</w:t>
-      </w:r>
-      <w:r>
-        <w:rPr>
-          <w:lang w:val="es-419" w:eastAsia="es-CO"/>
-        </w:rPr>
-        <w:t>mpacto: detección de manejo brusco, accidentes o golpes a la carga.</w:t>
+          <w:b/>
+          <w:bCs/>
+          <w:lang w:val="es-419" w:eastAsia="es-CO"/>
+        </w:rPr>
+        <w:t>Sensores de vibración / impacto:</w:t>
+      </w:r>
+      <w:r>
+        <w:rPr>
+          <w:lang w:val="es-419" w:eastAsia="es-CO"/>
+        </w:rPr>
+        <w:t xml:space="preserve"> detección de manejo brusco, accidentes o golpes a la carga.</w:t>
       </w:r>
     </w:p>
     <w:p>
@@ -3510,22 +3553,32 @@
       </w:pPr>
       <w:r>
         <w:rPr>
+          <w:b/>
+          <w:bCs/>
           <w:lang w:val="es-419" w:eastAsia="es-CO"/>
         </w:rPr>
         <w:t>Sensores de presión de neumáticos (</w:t>
       </w:r>
       <w:r>
         <w:rPr>
-          <w:rStyle w:val="Extranjerismo"/>
-          <w:lang w:val="es-419" w:eastAsia="es-CO"/>
+          <w:b/>
+          <w:bCs/>
         </w:rPr>
         <w:t>TPMS</w:t>
       </w:r>
       <w:r>
         <w:rPr>
-          <w:lang w:val="es-419" w:eastAsia="es-CO"/>
-        </w:rPr>
-        <w:t>): monitoreo de la presión y temperatura de los neumáticos para prevenir fallas y optimizar el consumo de combustible</w:t>
+          <w:b/>
+          <w:bCs/>
+          <w:lang w:val="es-419" w:eastAsia="es-CO"/>
+        </w:rPr>
+        <w:t>):</w:t>
+      </w:r>
+      <w:r>
+        <w:rPr>
+          <w:lang w:val="es-419" w:eastAsia="es-CO"/>
+        </w:rPr>
+        <w:t xml:space="preserve"> monitoreo de la presión y temperatura de los neumáticos para prevenir fallas y optimizar el consumo de combustible</w:t>
       </w:r>
       <w:r>
         <w:rPr>
@@ -3564,9 +3617,17 @@
       </w:pPr>
       <w:r>
         <w:rPr>
-          <w:lang w:val="es-419" w:eastAsia="es-CO"/>
-        </w:rPr>
-        <w:t>Aceleraciones y frenadas bruscas: indicadores de conducción agresiva o insegura.</w:t>
+          <w:b/>
+          <w:bCs/>
+          <w:lang w:val="es-419" w:eastAsia="es-CO"/>
+        </w:rPr>
+        <w:t>Aceleraciones y frenadas bruscas:</w:t>
+      </w:r>
+      <w:r>
+        <w:rPr>
+          <w:lang w:val="es-419" w:eastAsia="es-CO"/>
+        </w:rPr>
+        <w:t xml:space="preserve"> indicadores de conducción agresiva o insegura.</w:t>
       </w:r>
     </w:p>
     <w:p>
@@ -3582,9 +3643,17 @@
       </w:pPr>
       <w:r>
         <w:rPr>
-          <w:lang w:val="es-419" w:eastAsia="es-CO"/>
-        </w:rPr>
-        <w:t>Exceso de velocidad: monitoreo del cumplimiento de los límites de velocidad.</w:t>
+          <w:b/>
+          <w:bCs/>
+          <w:lang w:val="es-419" w:eastAsia="es-CO"/>
+        </w:rPr>
+        <w:t>Exceso de velocidad:</w:t>
+      </w:r>
+      <w:r>
+        <w:rPr>
+          <w:lang w:val="es-419" w:eastAsia="es-CO"/>
+        </w:rPr>
+        <w:t xml:space="preserve"> monitoreo del cumplimiento de los límites de velocidad.</w:t>
       </w:r>
     </w:p>
     <w:p>
@@ -3600,33 +3669,17 @@
       </w:pPr>
       <w:r>
         <w:rPr>
-          <w:lang w:val="es-419" w:eastAsia="es-CO"/>
-        </w:rPr>
-        <w:t>Tiempos de marcha</w:t>
-      </w:r>
-      <w:r>
-        <w:rPr>
-          <w:lang w:val="es-419" w:eastAsia="es-CO"/>
-        </w:rPr>
-        <w:t xml:space="preserve"> </w:t>
-      </w:r>
-      <w:r>
-        <w:rPr>
-          <w:lang w:val="es-419" w:eastAsia="es-CO"/>
-        </w:rPr>
-        <w:t>/</w:t>
-      </w:r>
-      <w:r>
-        <w:rPr>
-          <w:lang w:val="es-419" w:eastAsia="es-CO"/>
-        </w:rPr>
-        <w:t xml:space="preserve"> </w:t>
-      </w:r>
-      <w:r>
-        <w:rPr>
-          <w:lang w:val="es-419" w:eastAsia="es-CO"/>
-        </w:rPr>
-        <w:t>parada y descanso: crucial para la gestión de la fatiga del conductor y el cumplimiento de las normativas de horas de servicio.</w:t>
+          <w:b/>
+          <w:bCs/>
+          <w:lang w:val="es-419" w:eastAsia="es-CO"/>
+        </w:rPr>
+        <w:t>Tiempos de marcha / parada y descanso:</w:t>
+      </w:r>
+      <w:r>
+        <w:rPr>
+          <w:lang w:val="es-419" w:eastAsia="es-CO"/>
+        </w:rPr>
+        <w:t xml:space="preserve"> crucial para la gestión de la fatiga del conductor y el cumplimiento de las normativas de horas de servicio.</w:t>
       </w:r>
     </w:p>
     <w:p>
@@ -3642,9 +3695,17 @@
       </w:pPr>
       <w:r>
         <w:rPr>
-          <w:lang w:val="es-419" w:eastAsia="es-CO"/>
-        </w:rPr>
-        <w:t>Giro brusco y viraje excesivo: posibles indicadores de distracciones o maniobras peligrosas.</w:t>
+          <w:b/>
+          <w:bCs/>
+          <w:lang w:val="es-419" w:eastAsia="es-CO"/>
+        </w:rPr>
+        <w:t>Giro brusco y viraje excesivo:</w:t>
+      </w:r>
+      <w:r>
+        <w:rPr>
+          <w:lang w:val="es-419" w:eastAsia="es-CO"/>
+        </w:rPr>
+        <w:t xml:space="preserve"> posibles indicadores de distracciones o maniobras peligrosas.</w:t>
       </w:r>
     </w:p>
     <w:p>
@@ -3680,9 +3741,17 @@
       </w:pPr>
       <w:r>
         <w:rPr>
-          <w:lang w:val="es-419" w:eastAsia="es-CO"/>
-        </w:rPr>
-        <w:t>Peso de la carga: monitoreo de la tara y el peso bruto para evitar sobrecargas y optimizar la capacidad.</w:t>
+          <w:b/>
+          <w:bCs/>
+          <w:lang w:val="es-419" w:eastAsia="es-CO"/>
+        </w:rPr>
+        <w:t>Peso de la carga:</w:t>
+      </w:r>
+      <w:r>
+        <w:rPr>
+          <w:lang w:val="es-419" w:eastAsia="es-CO"/>
+        </w:rPr>
+        <w:t xml:space="preserve"> monitoreo de la tara y el peso bruto para evitar sobrecargas y optimizar la capacidad.</w:t>
       </w:r>
     </w:p>
     <w:p>
@@ -3701,9 +3770,17 @@
       </w:pPr>
       <w:r>
         <w:rPr>
-          <w:lang w:val="es-419" w:eastAsia="es-CO"/>
-        </w:rPr>
-        <w:t>Estado de la carga: información sobre el estado de bienes específicos.</w:t>
+          <w:b/>
+          <w:bCs/>
+          <w:lang w:val="es-419" w:eastAsia="es-CO"/>
+        </w:rPr>
+        <w:t>Estado de la carga</w:t>
+      </w:r>
+      <w:r>
+        <w:rPr>
+          <w:lang w:val="es-419" w:eastAsia="es-CO"/>
+        </w:rPr>
+        <w:t>: información sobre el estado de bienes específicos.</w:t>
       </w:r>
     </w:p>
     <w:p>
@@ -3740,7 +3817,6 @@
           <w:bCs/>
           <w:lang w:val="es-419" w:eastAsia="es-CO"/>
         </w:rPr>
-        <w:lastRenderedPageBreak/>
         <w:t>Datos operacionales integrados</w:t>
       </w:r>
     </w:p>
@@ -3758,9 +3834,17 @@
       </w:pPr>
       <w:r>
         <w:rPr>
-          <w:lang w:val="es-419" w:eastAsia="es-CO"/>
-        </w:rPr>
-        <w:t>Estado del tráfico en tiempo real: integración con servicios de tráfico para optimizar rutas y tiempos.</w:t>
+          <w:b/>
+          <w:bCs/>
+          <w:lang w:val="es-419" w:eastAsia="es-CO"/>
+        </w:rPr>
+        <w:t>Estado del tráfico en tiempo real</w:t>
+      </w:r>
+      <w:r>
+        <w:rPr>
+          <w:lang w:val="es-419" w:eastAsia="es-CO"/>
+        </w:rPr>
+        <w:t>: integración con servicios de tráfico para optimizar rutas y tiempos.</w:t>
       </w:r>
     </w:p>
     <w:p>
@@ -3777,9 +3861,17 @@
       </w:pPr>
       <w:r>
         <w:rPr>
-          <w:lang w:val="es-419" w:eastAsia="es-CO"/>
-        </w:rPr>
-        <w:t>Condiciones climáticas: impacto en la seguridad y los tiempos de entrega.</w:t>
+          <w:b/>
+          <w:bCs/>
+          <w:lang w:val="es-419" w:eastAsia="es-CO"/>
+        </w:rPr>
+        <w:t>Condiciones climáticas</w:t>
+      </w:r>
+      <w:r>
+        <w:rPr>
+          <w:lang w:val="es-419" w:eastAsia="es-CO"/>
+        </w:rPr>
+        <w:t>: impacto en la seguridad y los tiempos de entrega.</w:t>
       </w:r>
     </w:p>
     <w:p>
@@ -3798,9 +3890,17 @@
       </w:pPr>
       <w:r>
         <w:rPr>
-          <w:lang w:val="es-419" w:eastAsia="es-CO"/>
-        </w:rPr>
-        <w:t>Información de pedidos y entregas: sincronización con sistemas de gestión de pedidos (</w:t>
+          <w:b/>
+          <w:bCs/>
+          <w:lang w:val="es-419" w:eastAsia="es-CO"/>
+        </w:rPr>
+        <w:t>Información de pedidos y entregas:</w:t>
+      </w:r>
+      <w:r>
+        <w:rPr>
+          <w:lang w:val="es-419" w:eastAsia="es-CO"/>
+        </w:rPr>
+        <w:t xml:space="preserve"> sincronización con sistemas de gestión de pedidos (</w:t>
       </w:r>
       <w:r>
         <w:rPr>
@@ -3820,7 +3920,7 @@
       <w:pPr>
         <w:pStyle w:val="Ttulo2"/>
       </w:pPr>
-      <w:bookmarkStart w:id="8" w:name="_Toc207230301"/>
+      <w:bookmarkStart w:id="8" w:name="_Toc209086450"/>
       <w:r>
         <w:t>2.2 Registro de la operación</w:t>
       </w:r>
@@ -3947,7 +4047,6 @@
           <w:bCs/>
           <w:lang w:val="es-419" w:eastAsia="es-CO"/>
         </w:rPr>
-        <w:lastRenderedPageBreak/>
         <w:t>Generación de informes y auditoría</w:t>
       </w:r>
     </w:p>
@@ -4045,6 +4144,24 @@
     </w:p>
     <w:p>
       <w:pPr>
+        <w:ind w:left="360" w:firstLine="0"/>
+        <w:rPr>
+          <w:b/>
+          <w:bCs/>
+          <w:lang w:val="es-419" w:eastAsia="es-CO"/>
+        </w:rPr>
+      </w:pPr>
+      <w:r>
+        <w:rPr>
+          <w:b/>
+          <w:bCs/>
+          <w:lang w:val="es-419" w:eastAsia="es-CO"/>
+        </w:rPr>
+        <w:t>Integración con otros sistemas</w:t>
+      </w:r>
+    </w:p>
+    <w:p>
+      <w:pPr>
         <w:pStyle w:val="Prrafodelista"/>
         <w:numPr>
           <w:ilvl w:val="0"/>
@@ -4062,7 +4179,30 @@
           <w:bCs/>
           <w:lang w:val="es-419" w:eastAsia="es-CO"/>
         </w:rPr>
-        <w:t>Integración con otros sistemas</w:t>
+        <w:t>Sistemas de planificación de rutas (</w:t>
+      </w:r>
+      <w:r>
+        <w:rPr>
+          <w:rStyle w:val="Extranjerismo"/>
+          <w:b/>
+          <w:bCs/>
+          <w:lang w:val="es-419" w:eastAsia="es-CO"/>
+        </w:rPr>
+        <w:t>RPS</w:t>
+      </w:r>
+      <w:r>
+        <w:rPr>
+          <w:b/>
+          <w:bCs/>
+          <w:lang w:val="es-419" w:eastAsia="es-CO"/>
+        </w:rPr>
+        <w:t>):</w:t>
+      </w:r>
+      <w:r>
+        <w:rPr>
+          <w:lang w:val="es-419" w:eastAsia="es-CO"/>
+        </w:rPr>
+        <w:t xml:space="preserve"> retroalimentación para optimizar rutas futuras basándose en datos reales de tráfico y tiempos de entrega.</w:t>
       </w:r>
     </w:p>
     <w:p>
@@ -4073,18 +4213,16 @@
           <w:numId w:val="197"/>
         </w:numPr>
         <w:rPr>
+          <w:lang w:val="es-419" w:eastAsia="es-CO"/>
+        </w:rPr>
+      </w:pPr>
+      <w:r>
+        <w:rPr>
           <w:b/>
           <w:bCs/>
           <w:lang w:val="es-419" w:eastAsia="es-CO"/>
         </w:rPr>
-      </w:pPr>
-      <w:r>
-        <w:rPr>
-          <w:b/>
-          <w:bCs/>
-          <w:lang w:val="es-419" w:eastAsia="es-CO"/>
-        </w:rPr>
-        <w:t>Sistemas de planificación de rutas (</w:t>
+        <w:t>Sistemas de gestión de almacenes (</w:t>
       </w:r>
       <w:r>
         <w:rPr>
@@ -4093,7 +4231,7 @@
           <w:bCs/>
           <w:lang w:val="es-419" w:eastAsia="es-CO"/>
         </w:rPr>
-        <w:t>RPS</w:t>
+        <w:t>WMS</w:t>
       </w:r>
       <w:r>
         <w:rPr>
@@ -4107,7 +4245,7 @@
         <w:rPr>
           <w:lang w:val="es-419" w:eastAsia="es-CO"/>
         </w:rPr>
-        <w:t xml:space="preserve"> retroalimentación para optimizar rutas futuras basándose en datos reales de tráfico y tiempos de entrega.</w:t>
+        <w:t xml:space="preserve"> coordinación de la llegada de vehículos y la disponibilidad de carga/descarga.</w:t>
       </w:r>
     </w:p>
     <w:p>
@@ -4127,7 +4265,7 @@
           <w:bCs/>
           <w:lang w:val="es-419" w:eastAsia="es-CO"/>
         </w:rPr>
-        <w:t>Sistemas de gestión de almacenes (</w:t>
+        <w:t>Sistemas de gestión de flota (</w:t>
       </w:r>
       <w:r>
         <w:rPr>
@@ -4136,7 +4274,7 @@
           <w:bCs/>
           <w:lang w:val="es-419" w:eastAsia="es-CO"/>
         </w:rPr>
-        <w:t>WMS</w:t>
+        <w:t>FMS</w:t>
       </w:r>
       <w:r>
         <w:rPr>
@@ -4150,7 +4288,7 @@
         <w:rPr>
           <w:lang w:val="es-419" w:eastAsia="es-CO"/>
         </w:rPr>
-        <w:t xml:space="preserve"> coordinación de la llegada de vehículos y la disponibilidad de carga/descarga.</w:t>
+        <w:t xml:space="preserve"> integración de datos de mantenimiento, consumo y rendimiento para una gestión integral.</w:t>
       </w:r>
     </w:p>
     <w:p>
@@ -4170,7 +4308,7 @@
           <w:bCs/>
           <w:lang w:val="es-419" w:eastAsia="es-CO"/>
         </w:rPr>
-        <w:t>Sistemas de gestión de flota (</w:t>
+        <w:t xml:space="preserve">Sistemas </w:t>
       </w:r>
       <w:r>
         <w:rPr>
@@ -4179,21 +4317,29 @@
           <w:bCs/>
           <w:lang w:val="es-419" w:eastAsia="es-CO"/>
         </w:rPr>
-        <w:t>FMS</w:t>
-      </w:r>
+        <w:t>ERP/TMS:</w:t>
+      </w:r>
+      <w:r>
+        <w:rPr>
+          <w:lang w:val="es-419" w:eastAsia="es-CO"/>
+        </w:rPr>
+        <w:t xml:space="preserve"> centralización de la información logística y financiera para una visión unificada de la cadena de suministro.</w:t>
+      </w:r>
+    </w:p>
+    <w:p>
+      <w:pPr>
+        <w:ind w:left="360" w:firstLine="0"/>
+        <w:rPr>
+          <w:lang w:val="es-419" w:eastAsia="es-CO"/>
+        </w:rPr>
+      </w:pPr>
       <w:r>
         <w:rPr>
           <w:b/>
           <w:bCs/>
           <w:lang w:val="es-419" w:eastAsia="es-CO"/>
         </w:rPr>
-        <w:t>):</w:t>
-      </w:r>
-      <w:r>
-        <w:rPr>
-          <w:lang w:val="es-419" w:eastAsia="es-CO"/>
-        </w:rPr>
-        <w:t xml:space="preserve"> integración de datos de mantenimiento, consumo y rendimiento para una gestión integral.</w:t>
+        <w:t>Análisis predictivo y prescriptivo</w:t>
       </w:r>
     </w:p>
     <w:p>
@@ -4201,7 +4347,7 @@
         <w:pStyle w:val="Prrafodelista"/>
         <w:numPr>
           <w:ilvl w:val="0"/>
-          <w:numId w:val="197"/>
+          <w:numId w:val="211"/>
         </w:numPr>
         <w:rPr>
           <w:lang w:val="es-419" w:eastAsia="es-CO"/>
@@ -4213,38 +4359,13 @@
           <w:bCs/>
           <w:lang w:val="es-419" w:eastAsia="es-CO"/>
         </w:rPr>
-        <w:t xml:space="preserve">Sistemas </w:t>
-      </w:r>
-      <w:r>
-        <w:rPr>
-          <w:rStyle w:val="Extranjerismo"/>
-          <w:b/>
-          <w:bCs/>
-          <w:lang w:val="es-419" w:eastAsia="es-CO"/>
-        </w:rPr>
-        <w:t>ERP/TMS:</w:t>
-      </w:r>
-      <w:r>
-        <w:rPr>
-          <w:lang w:val="es-419" w:eastAsia="es-CO"/>
-        </w:rPr>
-        <w:t xml:space="preserve"> centralización de la información logística y financiera para una visión unificada de la cadena de suministro.</w:t>
-      </w:r>
-    </w:p>
-    <w:p>
-      <w:pPr>
-        <w:ind w:left="360" w:firstLine="0"/>
-        <w:rPr>
-          <w:lang w:val="es-419" w:eastAsia="es-CO"/>
-        </w:rPr>
-      </w:pPr>
-      <w:r>
-        <w:rPr>
-          <w:b/>
-          <w:bCs/>
-          <w:lang w:val="es-419" w:eastAsia="es-CO"/>
-        </w:rPr>
-        <w:t>Análisis predictivo y prescriptivo</w:t>
+        <w:t xml:space="preserve">Datos históricos: </w:t>
+      </w:r>
+      <w:r>
+        <w:rPr>
+          <w:lang w:val="es-419" w:eastAsia="es-CO"/>
+        </w:rPr>
+        <w:t>registros de rutas, tiempos de viaje, consumo de combustible, mantenimientos, incidentes de tránsito.</w:t>
       </w:r>
     </w:p>
     <w:p>
@@ -4252,36 +4373,39 @@
         <w:pStyle w:val="Prrafodelista"/>
         <w:numPr>
           <w:ilvl w:val="0"/>
-          <w:numId w:val="198"/>
+          <w:numId w:val="211"/>
         </w:numPr>
+        <w:rPr>
+          <w:lang w:val="es-419" w:eastAsia="es-CO"/>
+        </w:rPr>
+      </w:pPr>
+      <w:r>
         <w:rPr>
           <w:b/>
           <w:bCs/>
           <w:lang w:val="es-419" w:eastAsia="es-CO"/>
         </w:rPr>
-      </w:pPr>
-      <w:r>
-        <w:rPr>
-          <w:b/>
-          <w:bCs/>
-          <w:lang w:val="es-419" w:eastAsia="es-CO"/>
-        </w:rPr>
-        <w:t xml:space="preserve">Sistemas de planificación de rutas </w:t>
+        <w:lastRenderedPageBreak/>
+        <w:t xml:space="preserve">Datos en tiempo real: </w:t>
+      </w:r>
+      <w:r>
+        <w:rPr>
+          <w:lang w:val="es-419" w:eastAsia="es-CO"/>
+        </w:rPr>
+        <w:t xml:space="preserve">información de </w:t>
       </w:r>
       <w:r>
         <w:rPr>
           <w:rStyle w:val="Extranjerismo"/>
-          <w:b/>
-          <w:bCs/>
-          <w:lang w:val="es-419" w:eastAsia="es-CO"/>
-        </w:rPr>
-        <w:t>(RPS):</w:t>
-      </w:r>
-      <w:r>
-        <w:rPr>
-          <w:lang w:val="es-419" w:eastAsia="es-CO"/>
-        </w:rPr>
-        <w:t xml:space="preserve"> retroalimentación para optimizar rutas futuras basándose en datos reales de tráfico y tiempos de entrega.</w:t>
+          <w:lang w:val="es-419" w:eastAsia="es-CO"/>
+        </w:rPr>
+        <w:t>GPS,</w:t>
+      </w:r>
+      <w:r>
+        <w:rPr>
+          <w:lang w:val="es-419" w:eastAsia="es-CO"/>
+        </w:rPr>
+        <w:t xml:space="preserve"> sensores de vehículos, tráfico, clima, estado de carreteras.</w:t>
       </w:r>
     </w:p>
     <w:p>
@@ -4289,7 +4413,7 @@
         <w:pStyle w:val="Prrafodelista"/>
         <w:numPr>
           <w:ilvl w:val="0"/>
-          <w:numId w:val="198"/>
+          <w:numId w:val="211"/>
         </w:numPr>
         <w:rPr>
           <w:lang w:val="es-419" w:eastAsia="es-CO"/>
@@ -4301,30 +4425,13 @@
           <w:bCs/>
           <w:lang w:val="es-419" w:eastAsia="es-CO"/>
         </w:rPr>
-        <w:t>Sistemas de gestión de almacenes (</w:t>
-      </w:r>
-      <w:r>
-        <w:rPr>
-          <w:rStyle w:val="Extranjerismo"/>
-          <w:b/>
-          <w:bCs/>
-          <w:lang w:val="es-419" w:eastAsia="es-CO"/>
-        </w:rPr>
-        <w:t>WMS</w:t>
-      </w:r>
-      <w:r>
-        <w:rPr>
-          <w:b/>
-          <w:bCs/>
-          <w:lang w:val="es-419" w:eastAsia="es-CO"/>
-        </w:rPr>
-        <w:t>):</w:t>
-      </w:r>
-      <w:r>
-        <w:rPr>
-          <w:lang w:val="es-419" w:eastAsia="es-CO"/>
-        </w:rPr>
-        <w:t xml:space="preserve"> coordinación de la llegada de vehículos y la disponibilidad de carga/descarga.</w:t>
+        <w:t xml:space="preserve">Modelos estadísticos y algoritmos: </w:t>
+      </w:r>
+      <w:r>
+        <w:rPr>
+          <w:lang w:val="es-419" w:eastAsia="es-CO"/>
+        </w:rPr>
+        <w:t>regresiones, series de tiempo, para proyectar tendencias.</w:t>
       </w:r>
     </w:p>
     <w:p>
@@ -4332,7 +4439,7 @@
         <w:pStyle w:val="Prrafodelista"/>
         <w:numPr>
           <w:ilvl w:val="0"/>
-          <w:numId w:val="198"/>
+          <w:numId w:val="211"/>
         </w:numPr>
         <w:rPr>
           <w:lang w:val="es-419" w:eastAsia="es-CO"/>
@@ -4344,23 +4451,13 @@
           <w:bCs/>
           <w:lang w:val="es-419" w:eastAsia="es-CO"/>
         </w:rPr>
-        <w:lastRenderedPageBreak/>
-        <w:t>Sistemas de gestión de flota (</w:t>
-      </w:r>
-      <w:r>
-        <w:rPr>
-          <w:rStyle w:val="Extranjerismo"/>
-          <w:b/>
-          <w:bCs/>
-          <w:lang w:val="es-419" w:eastAsia="es-CO"/>
-        </w:rPr>
-        <w:t>FMS):</w:t>
-      </w:r>
-      <w:r>
-        <w:rPr>
-          <w:lang w:val="es-419" w:eastAsia="es-CO"/>
-        </w:rPr>
-        <w:t xml:space="preserve"> integración de datos de mantenimiento, consumo y rendimiento para una gestión integral.</w:t>
+        <w:t xml:space="preserve">Patrones y tendencias: </w:t>
+      </w:r>
+      <w:r>
+        <w:rPr>
+          <w:lang w:val="es-419" w:eastAsia="es-CO"/>
+        </w:rPr>
+        <w:t>identificar comportamientos repetitivos.</w:t>
       </w:r>
     </w:p>
     <w:p>
@@ -4368,7 +4465,7 @@
         <w:pStyle w:val="Prrafodelista"/>
         <w:numPr>
           <w:ilvl w:val="0"/>
-          <w:numId w:val="198"/>
+          <w:numId w:val="211"/>
         </w:numPr>
         <w:rPr>
           <w:lang w:val="es-419" w:eastAsia="es-CO"/>
@@ -4380,52 +4477,35 @@
           <w:bCs/>
           <w:lang w:val="es-419" w:eastAsia="es-CO"/>
         </w:rPr>
-        <w:t xml:space="preserve">Sistemas </w:t>
-      </w:r>
-      <w:r>
-        <w:rPr>
-          <w:rStyle w:val="Extranjerismo"/>
-          <w:b/>
-          <w:bCs/>
-          <w:lang w:val="es-419" w:eastAsia="es-CO"/>
-        </w:rPr>
-        <w:t>ERP/TMS</w:t>
-      </w:r>
-      <w:r>
-        <w:rPr>
-          <w:lang w:val="es-419" w:eastAsia="es-CO"/>
-        </w:rPr>
-        <w:t>: centralización de la información logística y financiera para una visión unificada de la cadena de suministro.</w:t>
+        <w:t xml:space="preserve">Proyecciones y escenarios: </w:t>
+      </w:r>
+      <w:r>
+        <w:rPr>
+          <w:lang w:val="es-419" w:eastAsia="es-CO"/>
+        </w:rPr>
+        <w:t>resultados sobre qué es probable que ocurra (fallas, congestión).</w:t>
       </w:r>
     </w:p>
     <w:p>
       <w:pPr>
-        <w:ind w:left="360" w:firstLine="0"/>
-        <w:rPr>
-          <w:lang w:val="es-419" w:eastAsia="es-CO"/>
-        </w:rPr>
-      </w:pPr>
+        <w:spacing w:before="0" w:after="160" w:line="259" w:lineRule="auto"/>
+        <w:ind w:firstLine="0"/>
+        <w:rPr>
+          <w:lang w:val="es-419" w:eastAsia="es-CO"/>
+        </w:rPr>
+      </w:pPr>
+      <w:r>
+        <w:rPr>
+          <w:lang w:val="es-419" w:eastAsia="es-CO"/>
+        </w:rPr>
+        <w:br w:type="page"/>
+      </w:r>
     </w:p>
     <w:p>
       <w:pPr>
-        <w:spacing w:before="0" w:after="160" w:line="259" w:lineRule="auto"/>
-        <w:ind w:firstLine="0"/>
-        <w:rPr>
-          <w:lang w:val="es-419" w:eastAsia="es-CO"/>
-        </w:rPr>
-      </w:pPr>
-      <w:r>
-        <w:rPr>
-          <w:lang w:val="es-419" w:eastAsia="es-CO"/>
-        </w:rPr>
-        <w:br w:type="page"/>
-      </w:r>
-    </w:p>
-    <w:p>
-      <w:pPr>
         <w:pStyle w:val="Ttulo1"/>
       </w:pPr>
-      <w:bookmarkStart w:id="9" w:name="_Toc207230302"/>
+      <w:bookmarkStart w:id="9" w:name="_Toc209086451"/>
       <w:r>
         <w:lastRenderedPageBreak/>
         <w:t>Proce</w:t>
@@ -4452,7 +4532,7 @@
       <w:pPr>
         <w:pStyle w:val="Ttulo2"/>
       </w:pPr>
-      <w:bookmarkStart w:id="10" w:name="_Toc207230303"/>
+      <w:bookmarkStart w:id="10" w:name="_Toc209086452"/>
       <w:r>
         <w:t>3.1 Proceso continuo</w:t>
       </w:r>
@@ -4867,7 +4947,7 @@
       <w:pPr>
         <w:pStyle w:val="Ttulo2"/>
       </w:pPr>
-      <w:bookmarkStart w:id="11" w:name="_Toc207230304"/>
+      <w:bookmarkStart w:id="11" w:name="_Toc209086453"/>
       <w:r>
         <w:t>3.2 Proceso sistemático</w:t>
       </w:r>
@@ -5135,6 +5215,7 @@
       <w:r>
         <w:rPr>
           <w:rStyle w:val="Extranjerismo"/>
+          <w:lang w:val="es-CO"/>
         </w:rPr>
         <w:t>BI</w:t>
       </w:r>
@@ -5622,7 +5703,7 @@
       <w:pPr>
         <w:pStyle w:val="Ttulo1"/>
       </w:pPr>
-      <w:bookmarkStart w:id="12" w:name="_Toc207230305"/>
+      <w:bookmarkStart w:id="12" w:name="_Toc209086454"/>
       <w:r>
         <w:lastRenderedPageBreak/>
         <w:t>Informe de seguimiento</w:t>
@@ -5646,7 +5727,7 @@
       <w:pPr>
         <w:pStyle w:val="Ttulo2"/>
       </w:pPr>
-      <w:bookmarkStart w:id="13" w:name="_Toc207230306"/>
+      <w:bookmarkStart w:id="13" w:name="_Toc209086455"/>
       <w:r>
         <w:t>4.1 Seguimiento periódico</w:t>
       </w:r>
@@ -5872,16 +5953,9 @@
     </w:p>
     <w:p>
       <w:pPr>
-        <w:rPr>
-          <w:lang w:val="es-419" w:eastAsia="es-CO"/>
-        </w:rPr>
-      </w:pPr>
-    </w:p>
-    <w:p>
-      <w:pPr>
         <w:pStyle w:val="Ttulo2"/>
       </w:pPr>
-      <w:bookmarkStart w:id="14" w:name="_Toc207230307"/>
+      <w:bookmarkStart w:id="14" w:name="_Toc209086456"/>
       <w:r>
         <w:t>4.2 Resultados de la ejecución</w:t>
       </w:r>
@@ -5897,7 +5971,7 @@
         <w:rPr>
           <w:lang w:val="es-419" w:eastAsia="es-CO"/>
         </w:rPr>
-        <w:t>Se ven reflejados con base al desempeño real de la operación. utilizando Indicadores Clave de Rendimiento (</w:t>
+        <w:t>Se ven reflejados con base al desempeño real de la operación utilizando Indicadores Clave de Rendimiento (</w:t>
       </w:r>
       <w:r>
         <w:rPr>
@@ -6073,7 +6147,7 @@
       <w:pPr>
         <w:pStyle w:val="Ttulo1"/>
       </w:pPr>
-      <w:bookmarkStart w:id="15" w:name="_Toc207230308"/>
+      <w:bookmarkStart w:id="15" w:name="_Toc209086457"/>
       <w:r>
         <w:lastRenderedPageBreak/>
         <w:t>Calidad del servicio</w:t>
@@ -6097,7 +6171,7 @@
       <w:pPr>
         <w:pStyle w:val="Ttulo2"/>
       </w:pPr>
-      <w:bookmarkStart w:id="16" w:name="_Toc207230309"/>
+      <w:bookmarkStart w:id="16" w:name="_Toc209086458"/>
       <w:r>
         <w:t>5.1 Concepto</w:t>
       </w:r>
@@ -6284,7 +6358,7 @@
       <w:pPr>
         <w:pStyle w:val="Ttulo2"/>
       </w:pPr>
-      <w:bookmarkStart w:id="17" w:name="_Toc207230310"/>
+      <w:bookmarkStart w:id="17" w:name="_Toc209086459"/>
       <w:r>
         <w:t>5.2 Criterios de evaluación</w:t>
       </w:r>
@@ -6715,6 +6789,7 @@
       <w:r>
         <w:rPr>
           <w:rStyle w:val="Extranjerismo"/>
+          <w:lang w:val="es-CO"/>
         </w:rPr>
         <w:t>web</w:t>
       </w:r>
@@ -6912,7 +6987,7 @@
       <w:pPr>
         <w:pStyle w:val="Ttulo2"/>
       </w:pPr>
-      <w:bookmarkStart w:id="18" w:name="_Toc207230311"/>
+      <w:bookmarkStart w:id="18" w:name="_Toc209086460"/>
       <w:r>
         <w:lastRenderedPageBreak/>
         <w:t>5.3 Procedimiento</w:t>
@@ -6970,11 +7045,21 @@
         </w:rPr>
         <w:t xml:space="preserve">, lectores de diagnóstico y dispositivos </w:t>
       </w:r>
+      <w:proofErr w:type="spellStart"/>
       <w:r>
         <w:rPr>
           <w:rStyle w:val="Extranjerismo"/>
-        </w:rPr>
-        <w:t xml:space="preserve">IoT </w:t>
+          <w:lang w:val="es-CO"/>
+        </w:rPr>
+        <w:t>IoT</w:t>
+      </w:r>
+      <w:proofErr w:type="spellEnd"/>
+      <w:r>
+        <w:rPr>
+          <w:rStyle w:val="Extranjerismo"/>
+          <w:lang w:val="es-CO"/>
+        </w:rPr>
+        <w:t xml:space="preserve"> </w:t>
       </w:r>
       <w:r>
         <w:rPr>
@@ -6985,6 +7070,7 @@
       <w:r>
         <w:rPr>
           <w:rStyle w:val="Extranjerismo"/>
+          <w:lang w:val="es-CO"/>
         </w:rPr>
         <w:t>software</w:t>
       </w:r>
@@ -7055,10 +7141,10 @@
           <w:lang w:val="es-419" w:eastAsia="es-CO"/>
         </w:rPr>
         <w:drawing>
-          <wp:inline distT="0" distB="0" distL="0" distR="0" wp14:anchorId="6E203683" wp14:editId="63419B44">
-            <wp:extent cx="5638044" cy="4578508"/>
-            <wp:effectExtent l="0" t="0" r="1270" b="0"/>
-            <wp:docPr id="1704088370" name="Imagen 1" descr="En la figura dos se ilustran los pasos del procedimiento de calidad de servicio: planificación y establecimiento de estándares de servicio, identificación de los productos críticos del servicio (PCS), diseño de acuerdos de nivel de servicio, desarrollo de protocolos operativos estándar (POE), implementación de sistemas de monitoreo y recopilación de datos, GPS y telemática, sensores de carga, sistemas de gestión de almacenes (WMS) y transporte (TMS), plataformas de comunicación con el cliente, diseño de recopilación de datos, capacitación del personal, identificación de desviaciones y causa raíz e implementación de acciones correctivas y preventivas."/>
+          <wp:inline distT="0" distB="0" distL="0" distR="0" wp14:anchorId="48A699ED" wp14:editId="49FC81E9">
+            <wp:extent cx="5643935" cy="4582160"/>
+            <wp:effectExtent l="0" t="0" r="0" b="2540"/>
+            <wp:docPr id="902382743" name="Gráfico 5" descr="En la figura 2 se ilustran los pasos del procedimiento de calidad de servicio: planificación y establecimiento de estándares de servicio, identificación de los productos críticos del servicio (PCS), diseño de acuerdos de nivel de servicio, desarrollo de protocolos operativos estándar (POE), implementación de sistemas de monitoreo y recopilación de datos, GPS y telemática, sensores de carga, sistemas de gestión de almacenes (WMS) y transporte (TMS), plataformas de comunicación con el cliente, diseño de recopilación de datos, capacitación del personal, identificación de desviaciones y causa raíz e implementación de acciones correctivas y preventivas."/>
             <wp:cNvGraphicFramePr>
               <a:graphicFrameLocks xmlns:a="http://schemas.openxmlformats.org/drawingml/2006/main" noChangeAspect="1"/>
             </wp:cNvGraphicFramePr>
@@ -7066,11 +7152,17 @@
               <a:graphicData uri="http://schemas.openxmlformats.org/drawingml/2006/picture">
                 <pic:pic xmlns:pic="http://schemas.openxmlformats.org/drawingml/2006/picture">
                   <pic:nvPicPr>
-                    <pic:cNvPr id="1704088370" name="Imagen 1" descr="En la figura dos se ilustran los pasos del procedimiento de calidad de servicio: planificación y establecimiento de estándares de servicio, identificación de los productos críticos del servicio (PCS), diseño de acuerdos de nivel de servicio, desarrollo de protocolos operativos estándar (POE), implementación de sistemas de monitoreo y recopilación de datos, GPS y telemática, sensores de carga, sistemas de gestión de almacenes (WMS) y transporte (TMS), plataformas de comunicación con el cliente, diseño de recopilación de datos, capacitación del personal, identificación de desviaciones y causa raíz e implementación de acciones correctivas y preventivas."/>
+                    <pic:cNvPr id="902382743" name="Gráfico 5" descr="En la figura 2 se ilustran los pasos del procedimiento de calidad de servicio: planificación y establecimiento de estándares de servicio, identificación de los productos críticos del servicio (PCS), diseño de acuerdos de nivel de servicio, desarrollo de protocolos operativos estándar (POE), implementación de sistemas de monitoreo y recopilación de datos, GPS y telemática, sensores de carga, sistemas de gestión de almacenes (WMS) y transporte (TMS), plataformas de comunicación con el cliente, diseño de recopilación de datos, capacitación del personal, identificación de desviaciones y causa raíz e implementación de acciones correctivas y preventivas."/>
                     <pic:cNvPicPr/>
                   </pic:nvPicPr>
                   <pic:blipFill>
-                    <a:blip r:embed="rId16"/>
+                    <a:blip r:embed="rId17">
+                      <a:extLst>
+                        <a:ext uri="{96DAC541-7B7A-43D3-8B79-37D633B846F1}">
+                          <asvg:svgBlip xmlns:asvg="http://schemas.microsoft.com/office/drawing/2016/SVG/main" r:embed="rId18"/>
+                        </a:ext>
+                      </a:extLst>
+                    </a:blip>
                     <a:stretch>
                       <a:fillRect/>
                     </a:stretch>
@@ -7078,7 +7170,7 @@
                   <pic:spPr>
                     <a:xfrm>
                       <a:off x="0" y="0"/>
-                      <a:ext cx="5676462" cy="4609706"/>
+                      <a:ext cx="5645192" cy="4583181"/>
                     </a:xfrm>
                     <a:prstGeom prst="rect">
                       <a:avLst/>
@@ -7342,6 +7434,7 @@
           <w:rStyle w:val="Extranjerismo"/>
           <w:b/>
           <w:bCs/>
+          <w:lang w:val="es-CO"/>
         </w:rPr>
         <w:t xml:space="preserve">GPS </w:t>
       </w:r>
@@ -7619,7 +7712,7 @@
                     <pic:cNvPicPr/>
                   </pic:nvPicPr>
                   <pic:blipFill>
-                    <a:blip r:embed="rId17"/>
+                    <a:blip r:embed="rId19"/>
                     <a:stretch>
                       <a:fillRect/>
                     </a:stretch>
@@ -7880,7 +7973,7 @@
       <w:pPr>
         <w:pStyle w:val="Titulosgenerales"/>
       </w:pPr>
-      <w:bookmarkStart w:id="19" w:name="_Toc207230312"/>
+      <w:bookmarkStart w:id="19" w:name="_Toc209086461"/>
       <w:r>
         <w:lastRenderedPageBreak/>
         <w:t>Síntesis</w:t>
@@ -7929,7 +8022,7 @@
                     <pic:cNvPicPr/>
                   </pic:nvPicPr>
                   <pic:blipFill>
-                    <a:blip r:embed="rId18"/>
+                    <a:blip r:embed="rId20"/>
                     <a:stretch>
                       <a:fillRect/>
                     </a:stretch>
@@ -7962,7 +8055,7 @@
       <w:pPr>
         <w:pStyle w:val="Titulosgenerales"/>
       </w:pPr>
-      <w:bookmarkStart w:id="20" w:name="_Toc207230313"/>
+      <w:bookmarkStart w:id="20" w:name="_Toc209086462"/>
       <w:r>
         <w:lastRenderedPageBreak/>
         <w:t>Glosario</w:t>
@@ -7981,8 +8074,49 @@
           <w:rStyle w:val="Extranjerismo"/>
           <w:b/>
           <w:bCs/>
-        </w:rPr>
-        <w:t>API (Application Programming Interface):</w:t>
+          <w:lang w:val="es-CO"/>
+        </w:rPr>
+        <w:t>API (</w:t>
+      </w:r>
+      <w:proofErr w:type="spellStart"/>
+      <w:r>
+        <w:rPr>
+          <w:rStyle w:val="Extranjerismo"/>
+          <w:b/>
+          <w:bCs/>
+          <w:lang w:val="es-CO"/>
+        </w:rPr>
+        <w:t>Application</w:t>
+      </w:r>
+      <w:proofErr w:type="spellEnd"/>
+      <w:r>
+        <w:rPr>
+          <w:rStyle w:val="Extranjerismo"/>
+          <w:b/>
+          <w:bCs/>
+          <w:lang w:val="es-CO"/>
+        </w:rPr>
+        <w:t xml:space="preserve"> </w:t>
+      </w:r>
+      <w:proofErr w:type="spellStart"/>
+      <w:r>
+        <w:rPr>
+          <w:rStyle w:val="Extranjerismo"/>
+          <w:b/>
+          <w:bCs/>
+          <w:lang w:val="es-CO"/>
+        </w:rPr>
+        <w:t>Programming</w:t>
+      </w:r>
+      <w:proofErr w:type="spellEnd"/>
+      <w:r>
+        <w:rPr>
+          <w:rStyle w:val="Extranjerismo"/>
+          <w:b/>
+          <w:bCs/>
+          <w:lang w:val="es-CO"/>
+        </w:rPr>
+        <w:t xml:space="preserve"> Interface):</w:t>
       </w:r>
       <w:r>
         <w:rPr>
@@ -8027,135 +8161,291 @@
           <w:rStyle w:val="Extranjerismo"/>
           <w:b/>
           <w:bCs/>
-        </w:rPr>
-        <w:t>ERP (Enterprise Resource Planning):</w:t>
-      </w:r>
-      <w:r>
-        <w:rPr>
-          <w:rFonts w:ascii="Calibri" w:hAnsi="Calibri" w:cs="Calibri"/>
-          <w:szCs w:val="28"/>
-        </w:rPr>
-        <w:t> un sistema de </w:t>
-      </w:r>
-      <w:r>
-        <w:rPr>
-          <w:rStyle w:val="Extranjerismo"/>
-        </w:rPr>
-        <w:t>software</w:t>
-      </w:r>
-      <w:r>
-        <w:rPr>
-          <w:rFonts w:ascii="Calibri" w:hAnsi="Calibri" w:cs="Calibri"/>
-          <w:szCs w:val="28"/>
-        </w:rPr>
-        <w:t> integral que gestiona y unifica los procesos clave de una empresa, como finanzas, recursos humanos, producción y, crucialmente, la cadena de suministro, integrándose con sistemas de transporte.</w:t>
-      </w:r>
-    </w:p>
-    <w:p>
-      <w:pPr>
-        <w:rPr>
-          <w:rFonts w:ascii="Calibri" w:hAnsi="Calibri" w:cs="Calibri"/>
-          <w:szCs w:val="28"/>
-        </w:rPr>
-      </w:pPr>
+          <w:lang w:val="es-CO"/>
+        </w:rPr>
+        <w:t xml:space="preserve">ERP (Enterprise </w:t>
+      </w:r>
+      <w:proofErr w:type="spellStart"/>
       <w:r>
         <w:rPr>
           <w:rStyle w:val="Extranjerismo"/>
           <w:b/>
           <w:bCs/>
-        </w:rPr>
-        <w:t>FMS (Fleet Management System):</w:t>
-      </w:r>
-      <w:r>
-        <w:rPr>
-          <w:rFonts w:ascii="Calibri" w:hAnsi="Calibri" w:cs="Calibri"/>
-          <w:szCs w:val="28"/>
-        </w:rPr>
-        <w:t> plataforma de </w:t>
-      </w:r>
-      <w:r>
-        <w:rPr>
-          <w:rStyle w:val="Extranjerismo"/>
           <w:lang w:val="es-CO"/>
         </w:rPr>
-        <w:t>software</w:t>
-      </w:r>
-      <w:r>
-        <w:rPr>
-          <w:rFonts w:ascii="Calibri" w:hAnsi="Calibri" w:cs="Calibri"/>
-          <w:szCs w:val="28"/>
-        </w:rPr>
-        <w:t> diseñada para gestionar de forma integral todos los aspectos de una flota vehicular, desde el seguimiento y la asignación de rutas hasta el mantenimiento y el rendimiento de los conductores.</w:t>
-      </w:r>
-    </w:p>
-    <w:p>
-      <w:pPr>
-        <w:rPr>
-          <w:rFonts w:ascii="Calibri" w:hAnsi="Calibri" w:cs="Calibri"/>
-          <w:szCs w:val="28"/>
-        </w:rPr>
-      </w:pPr>
+        <w:t>Resource</w:t>
+      </w:r>
+      <w:proofErr w:type="spellEnd"/>
       <w:r>
         <w:rPr>
           <w:rStyle w:val="Extranjerismo"/>
           <w:b/>
           <w:bCs/>
-        </w:rPr>
-        <w:t>GNSS (Global Navigation Satellite System):</w:t>
-      </w:r>
-      <w:r>
-        <w:rPr>
-          <w:rFonts w:ascii="Calibri" w:hAnsi="Calibri" w:cs="Calibri"/>
-          <w:szCs w:val="28"/>
-        </w:rPr>
-        <w:t> término general que abarca todas las constelaciones de satélites que proporcionan servicios de posicionamiento y navegación, incluyendo </w:t>
-      </w:r>
-      <w:r>
-        <w:rPr>
-          <w:rStyle w:val="Extranjerismo"/>
           <w:lang w:val="es-CO"/>
         </w:rPr>
-        <w:t>GPS, GLONASS</w:t>
-      </w:r>
-      <w:r>
-        <w:rPr>
-          <w:rFonts w:ascii="Calibri" w:hAnsi="Calibri" w:cs="Calibri"/>
-          <w:szCs w:val="28"/>
-        </w:rPr>
-        <w:t xml:space="preserve">, Galileo y </w:t>
+        <w:t xml:space="preserve"> </w:t>
       </w:r>
       <w:proofErr w:type="spellStart"/>
-      <w:r>
-        <w:rPr>
-          <w:rStyle w:val="Extranjerismo"/>
-          <w:lang w:val="es-CO"/>
-        </w:rPr>
-        <w:t>BeiDou</w:t>
-      </w:r>
-      <w:proofErr w:type="spellEnd"/>
-      <w:r>
-        <w:rPr>
-          <w:rFonts w:ascii="Calibri" w:hAnsi="Calibri" w:cs="Calibri"/>
-          <w:szCs w:val="28"/>
-        </w:rPr>
-        <w:t>.</w:t>
-      </w:r>
-    </w:p>
-    <w:p>
-      <w:pPr>
-        <w:rPr>
-          <w:rFonts w:ascii="Calibri" w:hAnsi="Calibri" w:cs="Calibri"/>
-          <w:szCs w:val="28"/>
-        </w:rPr>
-      </w:pPr>
       <w:r>
         <w:rPr>
           <w:rStyle w:val="Extranjerismo"/>
           <w:b/>
           <w:bCs/>
-        </w:rPr>
-        <w:t>GPS (Global Positioning System</w:t>
-      </w:r>
+          <w:lang w:val="es-CO"/>
+        </w:rPr>
+        <w:t>Planning</w:t>
+      </w:r>
+      <w:proofErr w:type="spellEnd"/>
+      <w:r>
+        <w:rPr>
+          <w:rStyle w:val="Extranjerismo"/>
+          <w:b/>
+          <w:bCs/>
+          <w:lang w:val="es-CO"/>
+        </w:rPr>
+        <w:t>):</w:t>
+      </w:r>
+      <w:r>
+        <w:rPr>
+          <w:rFonts w:ascii="Calibri" w:hAnsi="Calibri" w:cs="Calibri"/>
+          <w:szCs w:val="28"/>
+        </w:rPr>
+        <w:t> un sistema de </w:t>
+      </w:r>
+      <w:r>
+        <w:rPr>
+          <w:rStyle w:val="Extranjerismo"/>
+          <w:lang w:val="es-CO"/>
+        </w:rPr>
+        <w:t>software</w:t>
+      </w:r>
+      <w:r>
+        <w:rPr>
+          <w:rFonts w:ascii="Calibri" w:hAnsi="Calibri" w:cs="Calibri"/>
+          <w:szCs w:val="28"/>
+        </w:rPr>
+        <w:t> integral que gestiona y unifica los procesos clave de una empresa, como finanzas, recursos humanos, producción y, crucialmente, la cadena de suministro, integrándose con sistemas de transporte.</w:t>
+      </w:r>
+    </w:p>
+    <w:p>
+      <w:pPr>
+        <w:rPr>
+          <w:rFonts w:ascii="Calibri" w:hAnsi="Calibri" w:cs="Calibri"/>
+          <w:szCs w:val="28"/>
+        </w:rPr>
+      </w:pPr>
+      <w:r>
+        <w:rPr>
+          <w:rStyle w:val="Extranjerismo"/>
+          <w:b/>
+          <w:bCs/>
+          <w:lang w:val="es-CO"/>
+        </w:rPr>
+        <w:t xml:space="preserve">FMS (Fleet Management </w:t>
+      </w:r>
+      <w:proofErr w:type="spellStart"/>
+      <w:r>
+        <w:rPr>
+          <w:rStyle w:val="Extranjerismo"/>
+          <w:b/>
+          <w:bCs/>
+          <w:lang w:val="es-CO"/>
+        </w:rPr>
+        <w:t>System</w:t>
+      </w:r>
+      <w:proofErr w:type="spellEnd"/>
+      <w:r>
+        <w:rPr>
+          <w:rStyle w:val="Extranjerismo"/>
+          <w:b/>
+          <w:bCs/>
+          <w:lang w:val="es-CO"/>
+        </w:rPr>
+        <w:t>):</w:t>
+      </w:r>
+      <w:r>
+        <w:rPr>
+          <w:rFonts w:ascii="Calibri" w:hAnsi="Calibri" w:cs="Calibri"/>
+          <w:szCs w:val="28"/>
+        </w:rPr>
+        <w:t> plataforma de </w:t>
+      </w:r>
+      <w:r>
+        <w:rPr>
+          <w:rStyle w:val="Extranjerismo"/>
+          <w:lang w:val="es-CO"/>
+        </w:rPr>
+        <w:t>software</w:t>
+      </w:r>
+      <w:r>
+        <w:rPr>
+          <w:rFonts w:ascii="Calibri" w:hAnsi="Calibri" w:cs="Calibri"/>
+          <w:szCs w:val="28"/>
+        </w:rPr>
+        <w:t> diseñada para gestionar de forma integral todos los aspectos de una flota vehicular, desde el seguimiento y la asignación de rutas hasta el mantenimiento y el rendimiento de los conductores.</w:t>
+      </w:r>
+    </w:p>
+    <w:p>
+      <w:pPr>
+        <w:rPr>
+          <w:rFonts w:ascii="Calibri" w:hAnsi="Calibri" w:cs="Calibri"/>
+          <w:szCs w:val="28"/>
+        </w:rPr>
+      </w:pPr>
+      <w:r>
+        <w:rPr>
+          <w:rStyle w:val="Extranjerismo"/>
+          <w:b/>
+          <w:bCs/>
+          <w:lang w:val="es-CO"/>
+        </w:rPr>
+        <w:t xml:space="preserve">GNSS (Global </w:t>
+      </w:r>
+      <w:proofErr w:type="spellStart"/>
+      <w:r>
+        <w:rPr>
+          <w:rStyle w:val="Extranjerismo"/>
+          <w:b/>
+          <w:bCs/>
+          <w:lang w:val="es-CO"/>
+        </w:rPr>
+        <w:t>Navigation</w:t>
+      </w:r>
+      <w:proofErr w:type="spellEnd"/>
+      <w:r>
+        <w:rPr>
+          <w:rStyle w:val="Extranjerismo"/>
+          <w:b/>
+          <w:bCs/>
+          <w:lang w:val="es-CO"/>
+        </w:rPr>
+        <w:t xml:space="preserve"> </w:t>
+      </w:r>
+      <w:proofErr w:type="spellStart"/>
+      <w:r>
+        <w:rPr>
+          <w:rStyle w:val="Extranjerismo"/>
+          <w:b/>
+          <w:bCs/>
+          <w:lang w:val="es-CO"/>
+        </w:rPr>
+        <w:t>Satellite</w:t>
+      </w:r>
+      <w:proofErr w:type="spellEnd"/>
+      <w:r>
+        <w:rPr>
+          <w:rStyle w:val="Extranjerismo"/>
+          <w:b/>
+          <w:bCs/>
+          <w:lang w:val="es-CO"/>
+        </w:rPr>
+        <w:t xml:space="preserve"> </w:t>
+      </w:r>
+      <w:proofErr w:type="spellStart"/>
+      <w:r>
+        <w:rPr>
+          <w:rStyle w:val="Extranjerismo"/>
+          <w:b/>
+          <w:bCs/>
+          <w:lang w:val="es-CO"/>
+        </w:rPr>
+        <w:t>System</w:t>
+      </w:r>
+      <w:proofErr w:type="spellEnd"/>
+      <w:r>
+        <w:rPr>
+          <w:rStyle w:val="Extranjerismo"/>
+          <w:b/>
+          <w:bCs/>
+          <w:lang w:val="es-CO"/>
+        </w:rPr>
+        <w:t>):</w:t>
+      </w:r>
+      <w:r>
+        <w:rPr>
+          <w:rFonts w:ascii="Calibri" w:hAnsi="Calibri" w:cs="Calibri"/>
+          <w:szCs w:val="28"/>
+        </w:rPr>
+        <w:t> término general que abarca todas las constelaciones de satélites que proporcionan servicios de posicionamiento y navegación, incluyendo </w:t>
+      </w:r>
+      <w:r>
+        <w:rPr>
+          <w:rStyle w:val="Extranjerismo"/>
+          <w:lang w:val="es-CO"/>
+        </w:rPr>
+        <w:t>GPS, GLONASS</w:t>
+      </w:r>
+      <w:r>
+        <w:rPr>
+          <w:rFonts w:ascii="Calibri" w:hAnsi="Calibri" w:cs="Calibri"/>
+          <w:szCs w:val="28"/>
+        </w:rPr>
+        <w:t xml:space="preserve">, Galileo y </w:t>
+      </w:r>
+      <w:proofErr w:type="spellStart"/>
+      <w:r>
+        <w:rPr>
+          <w:rStyle w:val="Extranjerismo"/>
+          <w:lang w:val="es-CO"/>
+        </w:rPr>
+        <w:t>BeiDou</w:t>
+      </w:r>
+      <w:proofErr w:type="spellEnd"/>
+      <w:r>
+        <w:rPr>
+          <w:rFonts w:ascii="Calibri" w:hAnsi="Calibri" w:cs="Calibri"/>
+          <w:szCs w:val="28"/>
+        </w:rPr>
+        <w:t>.</w:t>
+      </w:r>
+    </w:p>
+    <w:p>
+      <w:pPr>
+        <w:rPr>
+          <w:rFonts w:ascii="Calibri" w:hAnsi="Calibri" w:cs="Calibri"/>
+          <w:szCs w:val="28"/>
+        </w:rPr>
+      </w:pPr>
+      <w:r>
+        <w:rPr>
+          <w:rStyle w:val="Extranjerismo"/>
+          <w:b/>
+          <w:bCs/>
+          <w:lang w:val="es-CO"/>
+        </w:rPr>
+        <w:t xml:space="preserve">GPS (Global </w:t>
+      </w:r>
+      <w:proofErr w:type="spellStart"/>
+      <w:r>
+        <w:rPr>
+          <w:rStyle w:val="Extranjerismo"/>
+          <w:b/>
+          <w:bCs/>
+          <w:lang w:val="es-CO"/>
+        </w:rPr>
+        <w:t>Positioning</w:t>
+      </w:r>
+      <w:proofErr w:type="spellEnd"/>
+      <w:r>
+        <w:rPr>
+          <w:rStyle w:val="Extranjerismo"/>
+          <w:b/>
+          <w:bCs/>
+          <w:lang w:val="es-CO"/>
+        </w:rPr>
+        <w:t xml:space="preserve"> </w:t>
+      </w:r>
+      <w:proofErr w:type="spellStart"/>
+      <w:r>
+        <w:rPr>
+          <w:rStyle w:val="Extranjerismo"/>
+          <w:b/>
+          <w:bCs/>
+          <w:lang w:val="es-CO"/>
+        </w:rPr>
+        <w:t>System</w:t>
+      </w:r>
+      <w:proofErr w:type="spellEnd"/>
       <w:r>
         <w:rPr>
           <w:rFonts w:ascii="Calibri" w:hAnsi="Calibri" w:cs="Calibri"/>
@@ -8350,8 +8640,49 @@
           <w:rStyle w:val="Extranjerismo"/>
           <w:b/>
           <w:bCs/>
-        </w:rPr>
-        <w:t>TMS (Transportation Management System):</w:t>
+          <w:lang w:val="es-CO"/>
+        </w:rPr>
+        <w:t>TMS (</w:t>
+      </w:r>
+      <w:proofErr w:type="spellStart"/>
+      <w:r>
+        <w:rPr>
+          <w:rStyle w:val="Extranjerismo"/>
+          <w:b/>
+          <w:bCs/>
+          <w:lang w:val="es-CO"/>
+        </w:rPr>
+        <w:t>Transportation</w:t>
+      </w:r>
+      <w:proofErr w:type="spellEnd"/>
+      <w:r>
+        <w:rPr>
+          <w:rStyle w:val="Extranjerismo"/>
+          <w:b/>
+          <w:bCs/>
+          <w:lang w:val="es-CO"/>
+        </w:rPr>
+        <w:t xml:space="preserve"> Management </w:t>
+      </w:r>
+      <w:proofErr w:type="spellStart"/>
+      <w:r>
+        <w:rPr>
+          <w:rStyle w:val="Extranjerismo"/>
+          <w:b/>
+          <w:bCs/>
+          <w:lang w:val="es-CO"/>
+        </w:rPr>
+        <w:t>System</w:t>
+      </w:r>
+      <w:proofErr w:type="spellEnd"/>
+      <w:r>
+        <w:rPr>
+          <w:rStyle w:val="Extranjerismo"/>
+          <w:b/>
+          <w:bCs/>
+          <w:lang w:val="es-CO"/>
+        </w:rPr>
+        <w:t>):</w:t>
       </w:r>
       <w:r>
         <w:rPr>
@@ -8418,6 +8749,7 @@
           <w:rStyle w:val="Extranjerismo"/>
           <w:b/>
           <w:bCs/>
+          <w:lang w:val="es-CO"/>
         </w:rPr>
         <w:lastRenderedPageBreak/>
         <w:t>Tracking</w:t>
@@ -8477,7 +8809,7 @@
       <w:pPr>
         <w:pStyle w:val="Titulosgenerales"/>
       </w:pPr>
-      <w:bookmarkStart w:id="21" w:name="_Toc207230314"/>
+      <w:bookmarkStart w:id="21" w:name="_Toc209086463"/>
       <w:r>
         <w:lastRenderedPageBreak/>
         <w:t>Material complementario</w:t>
@@ -8661,7 +8993,23 @@
                 <w:sz w:val="28"/>
                 <w:szCs w:val="28"/>
               </w:rPr>
-              <w:t>Manuel PDF</w:t>
+              <w:t>Manu</w:t>
+            </w:r>
+            <w:r>
+              <w:rPr>
+                <w:bCs/>
+                <w:sz w:val="28"/>
+                <w:szCs w:val="28"/>
+              </w:rPr>
+              <w:t>a</w:t>
+            </w:r>
+            <w:r>
+              <w:rPr>
+                <w:bCs/>
+                <w:sz w:val="28"/>
+                <w:szCs w:val="28"/>
+              </w:rPr>
+              <w:t>l PDF</w:t>
             </w:r>
           </w:p>
         </w:tc>
@@ -8677,7 +9025,7 @@
                 <w:szCs w:val="28"/>
               </w:rPr>
             </w:pPr>
-            <w:hyperlink r:id="rId19" w:history="1">
+            <w:hyperlink r:id="rId21" w:history="1">
               <w:r>
                 <w:rPr>
                   <w:rStyle w:val="Hipervnculo"/>
@@ -8801,7 +9149,7 @@
                 <w:szCs w:val="28"/>
               </w:rPr>
             </w:pPr>
-            <w:hyperlink r:id="rId20" w:history="1">
+            <w:hyperlink r:id="rId22" w:history="1">
               <w:r>
                 <w:rPr>
                   <w:rStyle w:val="Hipervnculo"/>
@@ -8835,151 +9183,6 @@
           </w:p>
         </w:tc>
       </w:tr>
-      <w:tr>
-        <w:trPr>
-          <w:cnfStyle w:val="000000100000" w:firstRow="0" w:lastRow="0" w:firstColumn="0" w:lastColumn="0" w:oddVBand="0" w:evenVBand="0" w:oddHBand="1" w:evenHBand="0" w:firstRowFirstColumn="0" w:firstRowLastColumn="0" w:lastRowFirstColumn="0" w:lastRowLastColumn="0"/>
-        </w:trPr>
-        <w:tc>
-          <w:tcPr>
-            <w:tcW w:w="2411" w:type="dxa"/>
-          </w:tcPr>
-          <w:p>
-            <w:pPr>
-              <w:pStyle w:val="TextoTablas"/>
-              <w:rPr>
-                <w:b/>
-                <w:bCs/>
-                <w:sz w:val="28"/>
-                <w:szCs w:val="28"/>
-              </w:rPr>
-            </w:pPr>
-            <w:r>
-              <w:rPr>
-                <w:b/>
-                <w:bCs/>
-                <w:sz w:val="28"/>
-                <w:szCs w:val="28"/>
-              </w:rPr>
-              <w:t>Técnica de monitoreo</w:t>
-            </w:r>
-          </w:p>
-        </w:tc>
-        <w:tc>
-          <w:tcPr>
-            <w:tcW w:w="3260" w:type="dxa"/>
-          </w:tcPr>
-          <w:p>
-            <w:pPr>
-              <w:pStyle w:val="TextoTablas"/>
-              <w:spacing w:line="276" w:lineRule="auto"/>
-              <w:rPr>
-                <w:sz w:val="28"/>
-                <w:szCs w:val="28"/>
-              </w:rPr>
-            </w:pPr>
-            <w:proofErr w:type="spellStart"/>
-            <w:r>
-              <w:rPr>
-                <w:rStyle w:val="Extranjerismo"/>
-                <w:sz w:val="28"/>
-                <w:szCs w:val="28"/>
-                <w:lang w:val="es-CO"/>
-              </w:rPr>
-              <w:t>SafeLink</w:t>
-            </w:r>
-            <w:proofErr w:type="spellEnd"/>
-            <w:r>
-              <w:rPr>
-                <w:rStyle w:val="Extranjerismo"/>
-                <w:sz w:val="28"/>
-                <w:szCs w:val="28"/>
-                <w:lang w:val="es-CO"/>
-              </w:rPr>
-              <w:t xml:space="preserve"> </w:t>
-            </w:r>
-            <w:proofErr w:type="spellStart"/>
-            <w:r>
-              <w:rPr>
-                <w:rStyle w:val="Extranjerismo"/>
-                <w:sz w:val="28"/>
-                <w:szCs w:val="28"/>
-                <w:lang w:val="es-CO"/>
-              </w:rPr>
-              <w:t>Group</w:t>
-            </w:r>
-            <w:proofErr w:type="spellEnd"/>
-            <w:r>
-              <w:rPr>
-                <w:sz w:val="28"/>
-                <w:szCs w:val="28"/>
-              </w:rPr>
-              <w:t>. (2024, 15 de mayo). ¿En qué consiste el monitoreo del transporte de carga? [Video]. YouTube</w:t>
-            </w:r>
-          </w:p>
-        </w:tc>
-        <w:tc>
-          <w:tcPr>
-            <w:tcW w:w="1559" w:type="dxa"/>
-          </w:tcPr>
-          <w:p>
-            <w:pPr>
-              <w:ind w:firstLine="0"/>
-              <w:rPr>
-                <w:b/>
-                <w:bCs/>
-                <w:szCs w:val="28"/>
-              </w:rPr>
-            </w:pPr>
-            <w:r>
-              <w:rPr>
-                <w:bCs/>
-                <w:szCs w:val="28"/>
-              </w:rPr>
-              <w:t>Video</w:t>
-            </w:r>
-          </w:p>
-          <w:p>
-            <w:pPr>
-              <w:pStyle w:val="TextoTablas"/>
-              <w:rPr>
-                <w:sz w:val="28"/>
-                <w:szCs w:val="28"/>
-              </w:rPr>
-            </w:pPr>
-          </w:p>
-        </w:tc>
-        <w:tc>
-          <w:tcPr>
-            <w:tcW w:w="3402" w:type="dxa"/>
-          </w:tcPr>
-          <w:p>
-            <w:pPr>
-              <w:ind w:firstLine="0"/>
-              <w:rPr>
-                <w:szCs w:val="28"/>
-              </w:rPr>
-            </w:pPr>
-            <w:hyperlink r:id="rId21" w:history="1">
-              <w:r>
-                <w:rPr>
-                  <w:rStyle w:val="Hipervnculo"/>
-                  <w:szCs w:val="28"/>
-                </w:rPr>
-                <w:t>http://www.youtube.com/watch?v=2fRlvzsXps</w:t>
-              </w:r>
-            </w:hyperlink>
-          </w:p>
-          <w:p>
-            <w:pPr>
-              <w:ind w:firstLine="0"/>
-              <w:rPr>
-                <w:szCs w:val="28"/>
-                <w:lang w:val="es-419" w:eastAsia="es-CO"/>
-              </w:rPr>
-            </w:pPr>
-          </w:p>
-        </w:tc>
-      </w:tr>
     </w:tbl>
     <w:p>
       <w:pPr>
@@ -8992,7 +9195,7 @@
       <w:pPr>
         <w:pStyle w:val="Titulosgenerales"/>
       </w:pPr>
-      <w:bookmarkStart w:id="22" w:name="_Toc207230315"/>
+      <w:bookmarkStart w:id="22" w:name="_Toc209086464"/>
       <w:r>
         <w:lastRenderedPageBreak/>
         <w:t>Referencias bibliográficas</w:t>
@@ -9395,7 +9598,7 @@
       <w:pPr>
         <w:pStyle w:val="Titulosgenerales"/>
       </w:pPr>
-      <w:bookmarkStart w:id="23" w:name="_Toc207230316"/>
+      <w:bookmarkStart w:id="23" w:name="_Toc209086465"/>
       <w:r>
         <w:lastRenderedPageBreak/>
         <w:t>C</w:t>
@@ -9956,7 +10159,7 @@
                 <w:sz w:val="28"/>
                 <w:szCs w:val="28"/>
               </w:rPr>
-              <w:t>Centro Para El Desarrollo Agroecológico Y Agroindustrial - Regional Atlántico</w:t>
+              <w:t>Centro de Comercio y Servicios -Regional Atlántico</w:t>
             </w:r>
           </w:p>
         </w:tc>
@@ -10391,7 +10594,6 @@
                 <w:sz w:val="28"/>
                 <w:szCs w:val="28"/>
               </w:rPr>
-              <w:lastRenderedPageBreak/>
               <w:t>Jonathan Adi</w:t>
             </w:r>
             <w:r>
@@ -10472,8 +10674,8 @@
       </w:pPr>
     </w:p>
     <w:sectPr>
-      <w:headerReference w:type="default" r:id="rId22"/>
-      <w:footerReference w:type="default" r:id="rId23"/>
+      <w:headerReference w:type="default" r:id="rId23"/>
+      <w:footerReference w:type="default" r:id="rId24"/>
       <w:pgSz w:w="12240" w:h="15840"/>
       <w:pgMar w:top="1701" w:right="1134" w:bottom="1134" w:left="1134" w:header="709" w:footer="737" w:gutter="0"/>
       <w:pgNumType w:start="1"/>
@@ -25907,6 +26109,119 @@
     </w:lvl>
   </w:abstractNum>
   <w:abstractNum w:abstractNumId="136" w15:restartNumberingAfterBreak="0">
+    <w:nsid w:val="5AEA0259"/>
+    <w:multiLevelType w:val="hybridMultilevel"/>
+    <w:tmpl w:val="A10E1E48"/>
+    <w:lvl w:ilvl="0" w:tplc="04090001">
+      <w:start w:val="1"/>
+      <w:numFmt w:val="bullet"/>
+      <w:lvlText w:val=""/>
+      <w:lvlJc w:val="left"/>
+      <w:pPr>
+        <w:ind w:left="720" w:hanging="360"/>
+      </w:pPr>
+      <w:rPr>
+        <w:rFonts w:ascii="Symbol" w:hAnsi="Symbol" w:hint="default"/>
+      </w:rPr>
+    </w:lvl>
+    <w:lvl w:ilvl="1" w:tplc="080A0003" w:tentative="1">
+      <w:start w:val="1"/>
+      <w:numFmt w:val="bullet"/>
+      <w:lvlText w:val="o"/>
+      <w:lvlJc w:val="left"/>
+      <w:pPr>
+        <w:ind w:left="1440" w:hanging="360"/>
+      </w:pPr>
+      <w:rPr>
+        <w:rFonts w:ascii="Courier New" w:hAnsi="Courier New" w:hint="default"/>
+      </w:rPr>
+    </w:lvl>
+    <w:lvl w:ilvl="2" w:tplc="080A0005" w:tentative="1">
+      <w:start w:val="1"/>
+      <w:numFmt w:val="bullet"/>
+      <w:lvlText w:val=""/>
+      <w:lvlJc w:val="left"/>
+      <w:pPr>
+        <w:ind w:left="2160" w:hanging="360"/>
+      </w:pPr>
+      <w:rPr>
+        <w:rFonts w:ascii="Wingdings" w:hAnsi="Wingdings" w:hint="default"/>
+      </w:rPr>
+    </w:lvl>
+    <w:lvl w:ilvl="3" w:tplc="080A0001" w:tentative="1">
+      <w:start w:val="1"/>
+      <w:numFmt w:val="bullet"/>
+      <w:lvlText w:val=""/>
+      <w:lvlJc w:val="left"/>
+      <w:pPr>
+        <w:ind w:left="2880" w:hanging="360"/>
+      </w:pPr>
+      <w:rPr>
+        <w:rFonts w:ascii="Symbol" w:hAnsi="Symbol" w:hint="default"/>
+      </w:rPr>
+    </w:lvl>
+    <w:lvl w:ilvl="4" w:tplc="080A0003" w:tentative="1">
+      <w:start w:val="1"/>
+      <w:numFmt w:val="bullet"/>
+      <w:lvlText w:val="o"/>
+      <w:lvlJc w:val="left"/>
+      <w:pPr>
+        <w:ind w:left="3600" w:hanging="360"/>
+      </w:pPr>
+      <w:rPr>
+        <w:rFonts w:ascii="Courier New" w:hAnsi="Courier New" w:hint="default"/>
+      </w:rPr>
+    </w:lvl>
+    <w:lvl w:ilvl="5" w:tplc="080A0005" w:tentative="1">
+      <w:start w:val="1"/>
+      <w:numFmt w:val="bullet"/>
+      <w:lvlText w:val=""/>
+      <w:lvlJc w:val="left"/>
+      <w:pPr>
+        <w:ind w:left="4320" w:hanging="360"/>
+      </w:pPr>
+      <w:rPr>
+        <w:rFonts w:ascii="Wingdings" w:hAnsi="Wingdings" w:hint="default"/>
+      </w:rPr>
+    </w:lvl>
+    <w:lvl w:ilvl="6" w:tplc="080A0001" w:tentative="1">
+      <w:start w:val="1"/>
+      <w:numFmt w:val="bullet"/>
+      <w:lvlText w:val=""/>
+      <w:lvlJc w:val="left"/>
+      <w:pPr>
+        <w:ind w:left="5040" w:hanging="360"/>
+      </w:pPr>
+      <w:rPr>
+        <w:rFonts w:ascii="Symbol" w:hAnsi="Symbol" w:hint="default"/>
+      </w:rPr>
+    </w:lvl>
+    <w:lvl w:ilvl="7" w:tplc="080A0003" w:tentative="1">
+      <w:start w:val="1"/>
+      <w:numFmt w:val="bullet"/>
+      <w:lvlText w:val="o"/>
+      <w:lvlJc w:val="left"/>
+      <w:pPr>
+        <w:ind w:left="5760" w:hanging="360"/>
+      </w:pPr>
+      <w:rPr>
+        <w:rFonts w:ascii="Courier New" w:hAnsi="Courier New" w:hint="default"/>
+      </w:rPr>
+    </w:lvl>
+    <w:lvl w:ilvl="8" w:tplc="080A0005" w:tentative="1">
+      <w:start w:val="1"/>
+      <w:numFmt w:val="bullet"/>
+      <w:lvlText w:val=""/>
+      <w:lvlJc w:val="left"/>
+      <w:pPr>
+        <w:ind w:left="6480" w:hanging="360"/>
+      </w:pPr>
+      <w:rPr>
+        <w:rFonts w:ascii="Wingdings" w:hAnsi="Wingdings" w:hint="default"/>
+      </w:rPr>
+    </w:lvl>
+  </w:abstractNum>
+  <w:abstractNum w:abstractNumId="137" w15:restartNumberingAfterBreak="0">
     <w:nsid w:val="5B260734"/>
     <w:multiLevelType w:val="hybridMultilevel"/>
     <w:tmpl w:val="202A5858"/>
@@ -26019,7 +26334,7 @@
       </w:rPr>
     </w:lvl>
   </w:abstractNum>
-  <w:abstractNum w:abstractNumId="137" w15:restartNumberingAfterBreak="0">
+  <w:abstractNum w:abstractNumId="138" w15:restartNumberingAfterBreak="0">
     <w:nsid w:val="5B7B4EE5"/>
     <w:multiLevelType w:val="hybridMultilevel"/>
     <w:tmpl w:val="C31A67DA"/>
@@ -26132,7 +26447,7 @@
       </w:rPr>
     </w:lvl>
   </w:abstractNum>
-  <w:abstractNum w:abstractNumId="138" w15:restartNumberingAfterBreak="0">
+  <w:abstractNum w:abstractNumId="139" w15:restartNumberingAfterBreak="0">
     <w:nsid w:val="5D2346BF"/>
     <w:multiLevelType w:val="hybridMultilevel"/>
     <w:tmpl w:val="A6904B9C"/>
@@ -26245,7 +26560,7 @@
       </w:rPr>
     </w:lvl>
   </w:abstractNum>
-  <w:abstractNum w:abstractNumId="139" w15:restartNumberingAfterBreak="0">
+  <w:abstractNum w:abstractNumId="140" w15:restartNumberingAfterBreak="0">
     <w:nsid w:val="5D6B2F39"/>
     <w:multiLevelType w:val="hybridMultilevel"/>
     <w:tmpl w:val="D684273E"/>
@@ -26358,7 +26673,7 @@
       </w:rPr>
     </w:lvl>
   </w:abstractNum>
-  <w:abstractNum w:abstractNumId="140" w15:restartNumberingAfterBreak="0">
+  <w:abstractNum w:abstractNumId="141" w15:restartNumberingAfterBreak="0">
     <w:nsid w:val="5D9C7E3E"/>
     <w:multiLevelType w:val="hybridMultilevel"/>
     <w:tmpl w:val="7D10372A"/>
@@ -26471,7 +26786,7 @@
       </w:rPr>
     </w:lvl>
   </w:abstractNum>
-  <w:abstractNum w:abstractNumId="141" w15:restartNumberingAfterBreak="0">
+  <w:abstractNum w:abstractNumId="142" w15:restartNumberingAfterBreak="0">
     <w:nsid w:val="5DCF23CA"/>
     <w:multiLevelType w:val="hybridMultilevel"/>
     <w:tmpl w:val="E0B4159C"/>
@@ -26584,7 +26899,7 @@
       </w:rPr>
     </w:lvl>
   </w:abstractNum>
-  <w:abstractNum w:abstractNumId="142" w15:restartNumberingAfterBreak="0">
+  <w:abstractNum w:abstractNumId="143" w15:restartNumberingAfterBreak="0">
     <w:nsid w:val="5F267073"/>
     <w:multiLevelType w:val="hybridMultilevel"/>
     <w:tmpl w:val="966C1986"/>
@@ -26697,7 +27012,7 @@
       </w:rPr>
     </w:lvl>
   </w:abstractNum>
-  <w:abstractNum w:abstractNumId="143" w15:restartNumberingAfterBreak="0">
+  <w:abstractNum w:abstractNumId="144" w15:restartNumberingAfterBreak="0">
     <w:nsid w:val="616D4F96"/>
     <w:multiLevelType w:val="hybridMultilevel"/>
     <w:tmpl w:val="D05E2A7E"/>
@@ -26786,7 +27101,7 @@
       </w:pPr>
     </w:lvl>
   </w:abstractNum>
-  <w:abstractNum w:abstractNumId="144" w15:restartNumberingAfterBreak="0">
+  <w:abstractNum w:abstractNumId="145" w15:restartNumberingAfterBreak="0">
     <w:nsid w:val="621207AC"/>
     <w:multiLevelType w:val="hybridMultilevel"/>
     <w:tmpl w:val="E466D076"/>
@@ -26899,7 +27214,7 @@
       </w:rPr>
     </w:lvl>
   </w:abstractNum>
-  <w:abstractNum w:abstractNumId="145" w15:restartNumberingAfterBreak="0">
+  <w:abstractNum w:abstractNumId="146" w15:restartNumberingAfterBreak="0">
     <w:nsid w:val="62521D3F"/>
     <w:multiLevelType w:val="hybridMultilevel"/>
     <w:tmpl w:val="7BDE92E8"/>
@@ -27012,7 +27327,7 @@
       </w:rPr>
     </w:lvl>
   </w:abstractNum>
-  <w:abstractNum w:abstractNumId="146" w15:restartNumberingAfterBreak="0">
+  <w:abstractNum w:abstractNumId="147" w15:restartNumberingAfterBreak="0">
     <w:nsid w:val="629B1E64"/>
     <w:multiLevelType w:val="hybridMultilevel"/>
     <w:tmpl w:val="2692FB26"/>
@@ -27125,7 +27440,7 @@
       </w:rPr>
     </w:lvl>
   </w:abstractNum>
-  <w:abstractNum w:abstractNumId="147" w15:restartNumberingAfterBreak="0">
+  <w:abstractNum w:abstractNumId="148" w15:restartNumberingAfterBreak="0">
     <w:nsid w:val="62E82FBE"/>
     <w:multiLevelType w:val="hybridMultilevel"/>
     <w:tmpl w:val="91BECBA0"/>
@@ -27238,7 +27553,7 @@
       </w:rPr>
     </w:lvl>
   </w:abstractNum>
-  <w:abstractNum w:abstractNumId="148" w15:restartNumberingAfterBreak="0">
+  <w:abstractNum w:abstractNumId="149" w15:restartNumberingAfterBreak="0">
     <w:nsid w:val="65385090"/>
     <w:multiLevelType w:val="hybridMultilevel"/>
     <w:tmpl w:val="BB36A0E2"/>
@@ -27350,7 +27665,7 @@
       </w:rPr>
     </w:lvl>
   </w:abstractNum>
-  <w:abstractNum w:abstractNumId="149" w15:restartNumberingAfterBreak="0">
+  <w:abstractNum w:abstractNumId="150" w15:restartNumberingAfterBreak="0">
     <w:nsid w:val="65E54DF2"/>
     <w:multiLevelType w:val="hybridMultilevel"/>
     <w:tmpl w:val="EAA2EEC6"/>
@@ -27462,7 +27777,7 @@
       </w:rPr>
     </w:lvl>
   </w:abstractNum>
-  <w:abstractNum w:abstractNumId="150" w15:restartNumberingAfterBreak="0">
+  <w:abstractNum w:abstractNumId="151" w15:restartNumberingAfterBreak="0">
     <w:nsid w:val="66FB78B8"/>
     <w:multiLevelType w:val="hybridMultilevel"/>
     <w:tmpl w:val="C60A1346"/>
@@ -27575,7 +27890,7 @@
       </w:rPr>
     </w:lvl>
   </w:abstractNum>
-  <w:abstractNum w:abstractNumId="151" w15:restartNumberingAfterBreak="0">
+  <w:abstractNum w:abstractNumId="152" w15:restartNumberingAfterBreak="0">
     <w:nsid w:val="673B0299"/>
     <w:multiLevelType w:val="hybridMultilevel"/>
     <w:tmpl w:val="BCCA0F02"/>
@@ -27688,7 +28003,7 @@
       </w:rPr>
     </w:lvl>
   </w:abstractNum>
-  <w:abstractNum w:abstractNumId="152" w15:restartNumberingAfterBreak="0">
+  <w:abstractNum w:abstractNumId="153" w15:restartNumberingAfterBreak="0">
     <w:nsid w:val="67E6365E"/>
     <w:multiLevelType w:val="hybridMultilevel"/>
     <w:tmpl w:val="06FA06D4"/>
@@ -27801,7 +28116,7 @@
       </w:rPr>
     </w:lvl>
   </w:abstractNum>
-  <w:abstractNum w:abstractNumId="153" w15:restartNumberingAfterBreak="0">
+  <w:abstractNum w:abstractNumId="154" w15:restartNumberingAfterBreak="0">
     <w:nsid w:val="686E1062"/>
     <w:multiLevelType w:val="hybridMultilevel"/>
     <w:tmpl w:val="47DE8638"/>
@@ -27914,7 +28229,7 @@
       </w:rPr>
     </w:lvl>
   </w:abstractNum>
-  <w:abstractNum w:abstractNumId="154" w15:restartNumberingAfterBreak="0">
+  <w:abstractNum w:abstractNumId="155" w15:restartNumberingAfterBreak="0">
     <w:nsid w:val="68ED24CB"/>
     <w:multiLevelType w:val="hybridMultilevel"/>
     <w:tmpl w:val="7B76F2A2"/>
@@ -28027,7 +28342,7 @@
       </w:rPr>
     </w:lvl>
   </w:abstractNum>
-  <w:abstractNum w:abstractNumId="155" w15:restartNumberingAfterBreak="0">
+  <w:abstractNum w:abstractNumId="156" w15:restartNumberingAfterBreak="0">
     <w:nsid w:val="69745A7D"/>
     <w:multiLevelType w:val="hybridMultilevel"/>
     <w:tmpl w:val="9E6E774E"/>
@@ -28119,7 +28434,7 @@
       </w:pPr>
     </w:lvl>
   </w:abstractNum>
-  <w:abstractNum w:abstractNumId="156" w15:restartNumberingAfterBreak="0">
+  <w:abstractNum w:abstractNumId="157" w15:restartNumberingAfterBreak="0">
     <w:nsid w:val="69E4248C"/>
     <w:multiLevelType w:val="hybridMultilevel"/>
     <w:tmpl w:val="9CE20172"/>
@@ -28232,7 +28547,7 @@
       </w:rPr>
     </w:lvl>
   </w:abstractNum>
-  <w:abstractNum w:abstractNumId="157" w15:restartNumberingAfterBreak="0">
+  <w:abstractNum w:abstractNumId="158" w15:restartNumberingAfterBreak="0">
     <w:nsid w:val="6A237F41"/>
     <w:multiLevelType w:val="hybridMultilevel"/>
     <w:tmpl w:val="6B7AC3A4"/>
@@ -28345,7 +28660,7 @@
       </w:rPr>
     </w:lvl>
   </w:abstractNum>
-  <w:abstractNum w:abstractNumId="158" w15:restartNumberingAfterBreak="0">
+  <w:abstractNum w:abstractNumId="159" w15:restartNumberingAfterBreak="0">
     <w:nsid w:val="6B7D6C44"/>
     <w:multiLevelType w:val="hybridMultilevel"/>
     <w:tmpl w:val="651A1738"/>
@@ -28458,7 +28773,7 @@
       </w:rPr>
     </w:lvl>
   </w:abstractNum>
-  <w:abstractNum w:abstractNumId="159" w15:restartNumberingAfterBreak="0">
+  <w:abstractNum w:abstractNumId="160" w15:restartNumberingAfterBreak="0">
     <w:nsid w:val="6C9C65DC"/>
     <w:multiLevelType w:val="hybridMultilevel"/>
     <w:tmpl w:val="CCBE3186"/>
@@ -28571,7 +28886,7 @@
       </w:rPr>
     </w:lvl>
   </w:abstractNum>
-  <w:abstractNum w:abstractNumId="160" w15:restartNumberingAfterBreak="0">
+  <w:abstractNum w:abstractNumId="161" w15:restartNumberingAfterBreak="0">
     <w:nsid w:val="6C9F4E10"/>
     <w:multiLevelType w:val="hybridMultilevel"/>
     <w:tmpl w:val="F3E64D18"/>
@@ -28684,7 +28999,7 @@
       </w:rPr>
     </w:lvl>
   </w:abstractNum>
-  <w:abstractNum w:abstractNumId="161" w15:restartNumberingAfterBreak="0">
+  <w:abstractNum w:abstractNumId="162" w15:restartNumberingAfterBreak="0">
     <w:nsid w:val="6CDD3B01"/>
     <w:multiLevelType w:val="hybridMultilevel"/>
     <w:tmpl w:val="98149CD0"/>
@@ -28797,7 +29112,7 @@
       </w:rPr>
     </w:lvl>
   </w:abstractNum>
-  <w:abstractNum w:abstractNumId="162" w15:restartNumberingAfterBreak="0">
+  <w:abstractNum w:abstractNumId="163" w15:restartNumberingAfterBreak="0">
     <w:nsid w:val="6D3B4E16"/>
     <w:multiLevelType w:val="hybridMultilevel"/>
     <w:tmpl w:val="DEB8F57C"/>
@@ -28909,7 +29224,7 @@
       </w:rPr>
     </w:lvl>
   </w:abstractNum>
-  <w:abstractNum w:abstractNumId="163" w15:restartNumberingAfterBreak="0">
+  <w:abstractNum w:abstractNumId="164" w15:restartNumberingAfterBreak="0">
     <w:nsid w:val="6D3C6F4D"/>
     <w:multiLevelType w:val="hybridMultilevel"/>
     <w:tmpl w:val="3CAAB7CA"/>
@@ -29022,7 +29337,7 @@
       </w:rPr>
     </w:lvl>
   </w:abstractNum>
-  <w:abstractNum w:abstractNumId="164" w15:restartNumberingAfterBreak="0">
+  <w:abstractNum w:abstractNumId="165" w15:restartNumberingAfterBreak="0">
     <w:nsid w:val="6DFB0C74"/>
     <w:multiLevelType w:val="hybridMultilevel"/>
     <w:tmpl w:val="D5362112"/>
@@ -29135,7 +29450,7 @@
       </w:rPr>
     </w:lvl>
   </w:abstractNum>
-  <w:abstractNum w:abstractNumId="165" w15:restartNumberingAfterBreak="0">
+  <w:abstractNum w:abstractNumId="166" w15:restartNumberingAfterBreak="0">
     <w:nsid w:val="6EB42E2B"/>
     <w:multiLevelType w:val="hybridMultilevel"/>
     <w:tmpl w:val="E2EE71D4"/>
@@ -29248,7 +29563,7 @@
       </w:rPr>
     </w:lvl>
   </w:abstractNum>
-  <w:abstractNum w:abstractNumId="166" w15:restartNumberingAfterBreak="0">
+  <w:abstractNum w:abstractNumId="167" w15:restartNumberingAfterBreak="0">
     <w:nsid w:val="70025D12"/>
     <w:multiLevelType w:val="hybridMultilevel"/>
     <w:tmpl w:val="86B09414"/>
@@ -29361,7 +29676,7 @@
       </w:rPr>
     </w:lvl>
   </w:abstractNum>
-  <w:abstractNum w:abstractNumId="167" w15:restartNumberingAfterBreak="0">
+  <w:abstractNum w:abstractNumId="168" w15:restartNumberingAfterBreak="0">
     <w:nsid w:val="700F3687"/>
     <w:multiLevelType w:val="hybridMultilevel"/>
     <w:tmpl w:val="31AAB7B2"/>
@@ -29474,7 +29789,7 @@
       </w:rPr>
     </w:lvl>
   </w:abstractNum>
-  <w:abstractNum w:abstractNumId="168" w15:restartNumberingAfterBreak="0">
+  <w:abstractNum w:abstractNumId="169" w15:restartNumberingAfterBreak="0">
     <w:nsid w:val="706D63F6"/>
     <w:multiLevelType w:val="hybridMultilevel"/>
     <w:tmpl w:val="42FAE126"/>
@@ -29587,7 +29902,7 @@
       </w:rPr>
     </w:lvl>
   </w:abstractNum>
-  <w:abstractNum w:abstractNumId="169" w15:restartNumberingAfterBreak="0">
+  <w:abstractNum w:abstractNumId="170" w15:restartNumberingAfterBreak="0">
     <w:nsid w:val="709A18DB"/>
     <w:multiLevelType w:val="hybridMultilevel"/>
     <w:tmpl w:val="60B68D78"/>
@@ -29700,7 +30015,7 @@
       </w:rPr>
     </w:lvl>
   </w:abstractNum>
-  <w:abstractNum w:abstractNumId="170" w15:restartNumberingAfterBreak="0">
+  <w:abstractNum w:abstractNumId="171" w15:restartNumberingAfterBreak="0">
     <w:nsid w:val="70CF7604"/>
     <w:multiLevelType w:val="hybridMultilevel"/>
     <w:tmpl w:val="7FDA3F7C"/>
@@ -29813,7 +30128,7 @@
       </w:rPr>
     </w:lvl>
   </w:abstractNum>
-  <w:abstractNum w:abstractNumId="171" w15:restartNumberingAfterBreak="0">
+  <w:abstractNum w:abstractNumId="172" w15:restartNumberingAfterBreak="0">
     <w:nsid w:val="71977A7A"/>
     <w:multiLevelType w:val="hybridMultilevel"/>
     <w:tmpl w:val="B47CA7DE"/>
@@ -29926,7 +30241,7 @@
       </w:rPr>
     </w:lvl>
   </w:abstractNum>
-  <w:abstractNum w:abstractNumId="172" w15:restartNumberingAfterBreak="0">
+  <w:abstractNum w:abstractNumId="173" w15:restartNumberingAfterBreak="0">
     <w:nsid w:val="71B46525"/>
     <w:multiLevelType w:val="hybridMultilevel"/>
     <w:tmpl w:val="1DAE05E0"/>
@@ -30039,7 +30354,7 @@
       </w:rPr>
     </w:lvl>
   </w:abstractNum>
-  <w:abstractNum w:abstractNumId="173" w15:restartNumberingAfterBreak="0">
+  <w:abstractNum w:abstractNumId="174" w15:restartNumberingAfterBreak="0">
     <w:nsid w:val="722F3D87"/>
     <w:multiLevelType w:val="hybridMultilevel"/>
     <w:tmpl w:val="DC0EC024"/>
@@ -30152,7 +30467,7 @@
       </w:rPr>
     </w:lvl>
   </w:abstractNum>
-  <w:abstractNum w:abstractNumId="174" w15:restartNumberingAfterBreak="0">
+  <w:abstractNum w:abstractNumId="175" w15:restartNumberingAfterBreak="0">
     <w:nsid w:val="72DC3028"/>
     <w:multiLevelType w:val="hybridMultilevel"/>
     <w:tmpl w:val="49AC9836"/>
@@ -30265,7 +30580,7 @@
       </w:rPr>
     </w:lvl>
   </w:abstractNum>
-  <w:abstractNum w:abstractNumId="175" w15:restartNumberingAfterBreak="0">
+  <w:abstractNum w:abstractNumId="176" w15:restartNumberingAfterBreak="0">
     <w:nsid w:val="73125CAD"/>
     <w:multiLevelType w:val="hybridMultilevel"/>
     <w:tmpl w:val="6574AA94"/>
@@ -30378,7 +30693,7 @@
       </w:rPr>
     </w:lvl>
   </w:abstractNum>
-  <w:abstractNum w:abstractNumId="176" w15:restartNumberingAfterBreak="0">
+  <w:abstractNum w:abstractNumId="177" w15:restartNumberingAfterBreak="0">
     <w:nsid w:val="74595A42"/>
     <w:multiLevelType w:val="hybridMultilevel"/>
     <w:tmpl w:val="A064CC1A"/>
@@ -30491,7 +30806,7 @@
       </w:rPr>
     </w:lvl>
   </w:abstractNum>
-  <w:abstractNum w:abstractNumId="177" w15:restartNumberingAfterBreak="0">
+  <w:abstractNum w:abstractNumId="178" w15:restartNumberingAfterBreak="0">
     <w:nsid w:val="7555125F"/>
     <w:multiLevelType w:val="hybridMultilevel"/>
     <w:tmpl w:val="5AEA321A"/>
@@ -30604,7 +30919,7 @@
       </w:rPr>
     </w:lvl>
   </w:abstractNum>
-  <w:abstractNum w:abstractNumId="178" w15:restartNumberingAfterBreak="0">
+  <w:abstractNum w:abstractNumId="179" w15:restartNumberingAfterBreak="0">
     <w:nsid w:val="75EB1AF1"/>
     <w:multiLevelType w:val="hybridMultilevel"/>
     <w:tmpl w:val="AEA4411C"/>
@@ -30717,7 +31032,7 @@
       </w:rPr>
     </w:lvl>
   </w:abstractNum>
-  <w:abstractNum w:abstractNumId="179" w15:restartNumberingAfterBreak="0">
+  <w:abstractNum w:abstractNumId="180" w15:restartNumberingAfterBreak="0">
     <w:nsid w:val="76207188"/>
     <w:multiLevelType w:val="hybridMultilevel"/>
     <w:tmpl w:val="83026F22"/>
@@ -30830,7 +31145,7 @@
       </w:rPr>
     </w:lvl>
   </w:abstractNum>
-  <w:abstractNum w:abstractNumId="180" w15:restartNumberingAfterBreak="0">
+  <w:abstractNum w:abstractNumId="181" w15:restartNumberingAfterBreak="0">
     <w:nsid w:val="76B30DE4"/>
     <w:multiLevelType w:val="hybridMultilevel"/>
     <w:tmpl w:val="4552E21E"/>
@@ -30943,7 +31258,7 @@
       </w:rPr>
     </w:lvl>
   </w:abstractNum>
-  <w:abstractNum w:abstractNumId="181" w15:restartNumberingAfterBreak="0">
+  <w:abstractNum w:abstractNumId="182" w15:restartNumberingAfterBreak="0">
     <w:nsid w:val="76F60535"/>
     <w:multiLevelType w:val="hybridMultilevel"/>
     <w:tmpl w:val="0318ED80"/>
@@ -31056,7 +31371,7 @@
       </w:rPr>
     </w:lvl>
   </w:abstractNum>
-  <w:abstractNum w:abstractNumId="182" w15:restartNumberingAfterBreak="0">
+  <w:abstractNum w:abstractNumId="183" w15:restartNumberingAfterBreak="0">
     <w:nsid w:val="777222F3"/>
     <w:multiLevelType w:val="hybridMultilevel"/>
     <w:tmpl w:val="7CF8A45A"/>
@@ -31169,7 +31484,7 @@
       </w:rPr>
     </w:lvl>
   </w:abstractNum>
-  <w:abstractNum w:abstractNumId="183" w15:restartNumberingAfterBreak="0">
+  <w:abstractNum w:abstractNumId="184" w15:restartNumberingAfterBreak="0">
     <w:nsid w:val="7788697C"/>
     <w:multiLevelType w:val="hybridMultilevel"/>
     <w:tmpl w:val="285A8754"/>
@@ -31282,7 +31597,7 @@
       </w:rPr>
     </w:lvl>
   </w:abstractNum>
-  <w:abstractNum w:abstractNumId="184" w15:restartNumberingAfterBreak="0">
+  <w:abstractNum w:abstractNumId="185" w15:restartNumberingAfterBreak="0">
     <w:nsid w:val="77DA35B6"/>
     <w:multiLevelType w:val="hybridMultilevel"/>
     <w:tmpl w:val="93967682"/>
@@ -31395,7 +31710,7 @@
       </w:rPr>
     </w:lvl>
   </w:abstractNum>
-  <w:abstractNum w:abstractNumId="185" w15:restartNumberingAfterBreak="0">
+  <w:abstractNum w:abstractNumId="186" w15:restartNumberingAfterBreak="0">
     <w:nsid w:val="78C16870"/>
     <w:multiLevelType w:val="hybridMultilevel"/>
     <w:tmpl w:val="D4901796"/>
@@ -31508,7 +31823,7 @@
       </w:rPr>
     </w:lvl>
   </w:abstractNum>
-  <w:abstractNum w:abstractNumId="186" w15:restartNumberingAfterBreak="0">
+  <w:abstractNum w:abstractNumId="187" w15:restartNumberingAfterBreak="0">
     <w:nsid w:val="79BE4102"/>
     <w:multiLevelType w:val="hybridMultilevel"/>
     <w:tmpl w:val="56FC8B9A"/>
@@ -31621,7 +31936,7 @@
       </w:rPr>
     </w:lvl>
   </w:abstractNum>
-  <w:abstractNum w:abstractNumId="187" w15:restartNumberingAfterBreak="0">
+  <w:abstractNum w:abstractNumId="188" w15:restartNumberingAfterBreak="0">
     <w:nsid w:val="7A0E45A2"/>
     <w:multiLevelType w:val="hybridMultilevel"/>
     <w:tmpl w:val="38FA6014"/>
@@ -31734,7 +32049,7 @@
       </w:rPr>
     </w:lvl>
   </w:abstractNum>
-  <w:abstractNum w:abstractNumId="188" w15:restartNumberingAfterBreak="0">
+  <w:abstractNum w:abstractNumId="189" w15:restartNumberingAfterBreak="0">
     <w:nsid w:val="7A6377CE"/>
     <w:multiLevelType w:val="hybridMultilevel"/>
     <w:tmpl w:val="FE140586"/>
@@ -31847,7 +32162,7 @@
       </w:rPr>
     </w:lvl>
   </w:abstractNum>
-  <w:abstractNum w:abstractNumId="189" w15:restartNumberingAfterBreak="0">
+  <w:abstractNum w:abstractNumId="190" w15:restartNumberingAfterBreak="0">
     <w:nsid w:val="7A6429F9"/>
     <w:multiLevelType w:val="hybridMultilevel"/>
     <w:tmpl w:val="F744B0D2"/>
@@ -31960,7 +32275,7 @@
       </w:rPr>
     </w:lvl>
   </w:abstractNum>
-  <w:abstractNum w:abstractNumId="190" w15:restartNumberingAfterBreak="0">
+  <w:abstractNum w:abstractNumId="191" w15:restartNumberingAfterBreak="0">
     <w:nsid w:val="7AA42E98"/>
     <w:multiLevelType w:val="hybridMultilevel"/>
     <w:tmpl w:val="905CC612"/>
@@ -32073,7 +32388,7 @@
       </w:rPr>
     </w:lvl>
   </w:abstractNum>
-  <w:abstractNum w:abstractNumId="191" w15:restartNumberingAfterBreak="0">
+  <w:abstractNum w:abstractNumId="192" w15:restartNumberingAfterBreak="0">
     <w:nsid w:val="7D417B35"/>
     <w:multiLevelType w:val="hybridMultilevel"/>
     <w:tmpl w:val="CAA240FA"/>
@@ -32186,7 +32501,7 @@
       </w:rPr>
     </w:lvl>
   </w:abstractNum>
-  <w:abstractNum w:abstractNumId="192" w15:restartNumberingAfterBreak="0">
+  <w:abstractNum w:abstractNumId="193" w15:restartNumberingAfterBreak="0">
     <w:nsid w:val="7D59256E"/>
     <w:multiLevelType w:val="hybridMultilevel"/>
     <w:tmpl w:val="30F69A7E"/>
@@ -32299,7 +32614,7 @@
       </w:rPr>
     </w:lvl>
   </w:abstractNum>
-  <w:abstractNum w:abstractNumId="193" w15:restartNumberingAfterBreak="0">
+  <w:abstractNum w:abstractNumId="194" w15:restartNumberingAfterBreak="0">
     <w:nsid w:val="7DA91511"/>
     <w:multiLevelType w:val="hybridMultilevel"/>
     <w:tmpl w:val="E1E0F41E"/>
@@ -32412,7 +32727,7 @@
       </w:rPr>
     </w:lvl>
   </w:abstractNum>
-  <w:abstractNum w:abstractNumId="194" w15:restartNumberingAfterBreak="0">
+  <w:abstractNum w:abstractNumId="195" w15:restartNumberingAfterBreak="0">
     <w:nsid w:val="7DD10815"/>
     <w:multiLevelType w:val="hybridMultilevel"/>
     <w:tmpl w:val="6A92EBE4"/>
@@ -32525,7 +32840,7 @@
       </w:rPr>
     </w:lvl>
   </w:abstractNum>
-  <w:abstractNum w:abstractNumId="195" w15:restartNumberingAfterBreak="0">
+  <w:abstractNum w:abstractNumId="196" w15:restartNumberingAfterBreak="0">
     <w:nsid w:val="7E79313A"/>
     <w:multiLevelType w:val="hybridMultilevel"/>
     <w:tmpl w:val="975E695A"/>
@@ -32638,7 +32953,7 @@
       </w:rPr>
     </w:lvl>
   </w:abstractNum>
-  <w:abstractNum w:abstractNumId="196" w15:restartNumberingAfterBreak="0">
+  <w:abstractNum w:abstractNumId="197" w15:restartNumberingAfterBreak="0">
     <w:nsid w:val="7E9500EB"/>
     <w:multiLevelType w:val="hybridMultilevel"/>
     <w:tmpl w:val="D83AC958"/>
@@ -32751,7 +33066,7 @@
       </w:rPr>
     </w:lvl>
   </w:abstractNum>
-  <w:abstractNum w:abstractNumId="197" w15:restartNumberingAfterBreak="0">
+  <w:abstractNum w:abstractNumId="198" w15:restartNumberingAfterBreak="0">
     <w:nsid w:val="7F373773"/>
     <w:multiLevelType w:val="hybridMultilevel"/>
     <w:tmpl w:val="EA22BCD8"/>
@@ -32864,7 +33179,7 @@
       </w:rPr>
     </w:lvl>
   </w:abstractNum>
-  <w:abstractNum w:abstractNumId="198" w15:restartNumberingAfterBreak="0">
+  <w:abstractNum w:abstractNumId="199" w15:restartNumberingAfterBreak="0">
     <w:nsid w:val="7F8B4DB5"/>
     <w:multiLevelType w:val="hybridMultilevel"/>
     <w:tmpl w:val="CD68A4AE"/>
@@ -32993,7 +33308,7 @@
     <w:abstractNumId w:val="119"/>
   </w:num>
   <w:num w:numId="6" w16cid:durableId="1481340747">
-    <w:abstractNumId w:val="155"/>
+    <w:abstractNumId w:val="156"/>
   </w:num>
   <w:num w:numId="7" w16cid:durableId="205214713">
     <w:abstractNumId w:val="72"/>
@@ -33002,25 +33317,25 @@
     <w:abstractNumId w:val="66"/>
   </w:num>
   <w:num w:numId="9" w16cid:durableId="159388606">
-    <w:abstractNumId w:val="191"/>
+    <w:abstractNumId w:val="192"/>
   </w:num>
   <w:num w:numId="10" w16cid:durableId="2136168273">
     <w:abstractNumId w:val="22"/>
   </w:num>
   <w:num w:numId="11" w16cid:durableId="310910509">
-    <w:abstractNumId w:val="183"/>
+    <w:abstractNumId w:val="184"/>
   </w:num>
   <w:num w:numId="12" w16cid:durableId="256327593">
     <w:abstractNumId w:val="69"/>
   </w:num>
   <w:num w:numId="13" w16cid:durableId="1809585166">
-    <w:abstractNumId w:val="160"/>
+    <w:abstractNumId w:val="161"/>
   </w:num>
   <w:num w:numId="14" w16cid:durableId="1455051990">
     <w:abstractNumId w:val="1"/>
   </w:num>
   <w:num w:numId="15" w16cid:durableId="447939419">
-    <w:abstractNumId w:val="194"/>
+    <w:abstractNumId w:val="195"/>
   </w:num>
   <w:num w:numId="16" w16cid:durableId="2121073335">
     <w:abstractNumId w:val="59"/>
@@ -33038,37 +33353,37 @@
     <w:abstractNumId w:val="57"/>
   </w:num>
   <w:num w:numId="21" w16cid:durableId="562059012">
-    <w:abstractNumId w:val="184"/>
+    <w:abstractNumId w:val="185"/>
   </w:num>
   <w:num w:numId="22" w16cid:durableId="2056469717">
     <w:abstractNumId w:val="132"/>
   </w:num>
   <w:num w:numId="23" w16cid:durableId="538322851">
-    <w:abstractNumId w:val="167"/>
+    <w:abstractNumId w:val="168"/>
   </w:num>
   <w:num w:numId="24" w16cid:durableId="742290422">
     <w:abstractNumId w:val="99"/>
   </w:num>
   <w:num w:numId="25" w16cid:durableId="1141970177">
-    <w:abstractNumId w:val="180"/>
+    <w:abstractNumId w:val="181"/>
   </w:num>
   <w:num w:numId="26" w16cid:durableId="1618023215">
     <w:abstractNumId w:val="124"/>
   </w:num>
   <w:num w:numId="27" w16cid:durableId="1923103186">
-    <w:abstractNumId w:val="164"/>
+    <w:abstractNumId w:val="165"/>
   </w:num>
   <w:num w:numId="28" w16cid:durableId="369841541">
     <w:abstractNumId w:val="28"/>
   </w:num>
   <w:num w:numId="29" w16cid:durableId="1568415434">
-    <w:abstractNumId w:val="171"/>
+    <w:abstractNumId w:val="172"/>
   </w:num>
   <w:num w:numId="30" w16cid:durableId="792557281">
-    <w:abstractNumId w:val="158"/>
+    <w:abstractNumId w:val="159"/>
   </w:num>
   <w:num w:numId="31" w16cid:durableId="433400587">
-    <w:abstractNumId w:val="172"/>
+    <w:abstractNumId w:val="173"/>
   </w:num>
   <w:num w:numId="32" w16cid:durableId="1138693647">
     <w:abstractNumId w:val="4"/>
@@ -33077,7 +33392,7 @@
     <w:abstractNumId w:val="56"/>
   </w:num>
   <w:num w:numId="34" w16cid:durableId="86122316">
-    <w:abstractNumId w:val="161"/>
+    <w:abstractNumId w:val="162"/>
   </w:num>
   <w:num w:numId="35" w16cid:durableId="1343052107">
     <w:abstractNumId w:val="129"/>
@@ -33107,7 +33422,7 @@
     <w:abstractNumId w:val="73"/>
   </w:num>
   <w:num w:numId="44" w16cid:durableId="1589266532">
-    <w:abstractNumId w:val="136"/>
+    <w:abstractNumId w:val="137"/>
   </w:num>
   <w:num w:numId="45" w16cid:durableId="1852525597">
     <w:abstractNumId w:val="90"/>
@@ -33119,7 +33434,7 @@
     <w:abstractNumId w:val="94"/>
   </w:num>
   <w:num w:numId="48" w16cid:durableId="1248881897">
-    <w:abstractNumId w:val="146"/>
+    <w:abstractNumId w:val="147"/>
   </w:num>
   <w:num w:numId="49" w16cid:durableId="258877832">
     <w:abstractNumId w:val="6"/>
@@ -33128,7 +33443,7 @@
     <w:abstractNumId w:val="100"/>
   </w:num>
   <w:num w:numId="51" w16cid:durableId="793986312">
-    <w:abstractNumId w:val="143"/>
+    <w:abstractNumId w:val="144"/>
   </w:num>
   <w:num w:numId="52" w16cid:durableId="1222407858">
     <w:abstractNumId w:val="128"/>
@@ -33149,7 +33464,7 @@
     <w:abstractNumId w:val="120"/>
   </w:num>
   <w:num w:numId="58" w16cid:durableId="970016655">
-    <w:abstractNumId w:val="190"/>
+    <w:abstractNumId w:val="191"/>
   </w:num>
   <w:num w:numId="59" w16cid:durableId="1699503175">
     <w:abstractNumId w:val="122"/>
@@ -33176,34 +33491,34 @@
     <w:abstractNumId w:val="134"/>
   </w:num>
   <w:num w:numId="67" w16cid:durableId="948665474">
-    <w:abstractNumId w:val="153"/>
+    <w:abstractNumId w:val="154"/>
   </w:num>
   <w:num w:numId="68" w16cid:durableId="123155906">
     <w:abstractNumId w:val="12"/>
   </w:num>
   <w:num w:numId="69" w16cid:durableId="1865248393">
-    <w:abstractNumId w:val="137"/>
+    <w:abstractNumId w:val="138"/>
   </w:num>
   <w:num w:numId="70" w16cid:durableId="798186498">
     <w:abstractNumId w:val="16"/>
   </w:num>
   <w:num w:numId="71" w16cid:durableId="1297567444">
-    <w:abstractNumId w:val="145"/>
+    <w:abstractNumId w:val="146"/>
   </w:num>
   <w:num w:numId="72" w16cid:durableId="646513903">
-    <w:abstractNumId w:val="177"/>
+    <w:abstractNumId w:val="178"/>
   </w:num>
   <w:num w:numId="73" w16cid:durableId="1068767707">
     <w:abstractNumId w:val="48"/>
   </w:num>
   <w:num w:numId="74" w16cid:durableId="932397069">
-    <w:abstractNumId w:val="144"/>
+    <w:abstractNumId w:val="145"/>
   </w:num>
   <w:num w:numId="75" w16cid:durableId="118843482">
     <w:abstractNumId w:val="42"/>
   </w:num>
   <w:num w:numId="76" w16cid:durableId="1713381120">
-    <w:abstractNumId w:val="170"/>
+    <w:abstractNumId w:val="171"/>
   </w:num>
   <w:num w:numId="77" w16cid:durableId="1136530042">
     <w:abstractNumId w:val="10"/>
@@ -33212,13 +33527,13 @@
     <w:abstractNumId w:val="131"/>
   </w:num>
   <w:num w:numId="79" w16cid:durableId="1074281068">
-    <w:abstractNumId w:val="193"/>
+    <w:abstractNumId w:val="194"/>
   </w:num>
   <w:num w:numId="80" w16cid:durableId="59180629">
     <w:abstractNumId w:val="49"/>
   </w:num>
   <w:num w:numId="81" w16cid:durableId="711148477">
-    <w:abstractNumId w:val="185"/>
+    <w:abstractNumId w:val="186"/>
   </w:num>
   <w:num w:numId="82" w16cid:durableId="1891914487">
     <w:abstractNumId w:val="32"/>
@@ -33227,7 +33542,7 @@
     <w:abstractNumId w:val="89"/>
   </w:num>
   <w:num w:numId="84" w16cid:durableId="1056047633">
-    <w:abstractNumId w:val="181"/>
+    <w:abstractNumId w:val="182"/>
   </w:num>
   <w:num w:numId="85" w16cid:durableId="30540587">
     <w:abstractNumId w:val="70"/>
@@ -33236,25 +33551,25 @@
     <w:abstractNumId w:val="118"/>
   </w:num>
   <w:num w:numId="87" w16cid:durableId="1919242764">
-    <w:abstractNumId w:val="139"/>
+    <w:abstractNumId w:val="140"/>
   </w:num>
   <w:num w:numId="88" w16cid:durableId="1973553948">
     <w:abstractNumId w:val="122"/>
   </w:num>
   <w:num w:numId="89" w16cid:durableId="1460227440">
-    <w:abstractNumId w:val="188"/>
+    <w:abstractNumId w:val="189"/>
   </w:num>
   <w:num w:numId="90" w16cid:durableId="694384020">
-    <w:abstractNumId w:val="163"/>
+    <w:abstractNumId w:val="164"/>
   </w:num>
   <w:num w:numId="91" w16cid:durableId="1557543878">
-    <w:abstractNumId w:val="138"/>
+    <w:abstractNumId w:val="139"/>
   </w:num>
   <w:num w:numId="92" w16cid:durableId="1696228954">
-    <w:abstractNumId w:val="147"/>
+    <w:abstractNumId w:val="148"/>
   </w:num>
   <w:num w:numId="93" w16cid:durableId="2104259120">
-    <w:abstractNumId w:val="151"/>
+    <w:abstractNumId w:val="152"/>
   </w:num>
   <w:num w:numId="94" w16cid:durableId="482041370">
     <w:abstractNumId w:val="114"/>
@@ -33278,28 +33593,28 @@
     <w:abstractNumId w:val="34"/>
   </w:num>
   <w:num w:numId="101" w16cid:durableId="235480996">
-    <w:abstractNumId w:val="169"/>
+    <w:abstractNumId w:val="170"/>
   </w:num>
   <w:num w:numId="102" w16cid:durableId="275455554">
-    <w:abstractNumId w:val="173"/>
+    <w:abstractNumId w:val="174"/>
   </w:num>
   <w:num w:numId="103" w16cid:durableId="325670429">
-    <w:abstractNumId w:val="150"/>
+    <w:abstractNumId w:val="151"/>
   </w:num>
   <w:num w:numId="104" w16cid:durableId="1802771708">
-    <w:abstractNumId w:val="150"/>
+    <w:abstractNumId w:val="151"/>
   </w:num>
   <w:num w:numId="105" w16cid:durableId="541862872">
-    <w:abstractNumId w:val="150"/>
+    <w:abstractNumId w:val="151"/>
   </w:num>
   <w:num w:numId="106" w16cid:durableId="1226841791">
-    <w:abstractNumId w:val="150"/>
+    <w:abstractNumId w:val="151"/>
   </w:num>
   <w:num w:numId="107" w16cid:durableId="892740877">
-    <w:abstractNumId w:val="150"/>
+    <w:abstractNumId w:val="151"/>
   </w:num>
   <w:num w:numId="108" w16cid:durableId="1222325621">
-    <w:abstractNumId w:val="150"/>
+    <w:abstractNumId w:val="151"/>
   </w:num>
   <w:num w:numId="109" w16cid:durableId="1544050090">
     <w:abstractNumId w:val="44"/>
@@ -33308,7 +33623,7 @@
     <w:abstractNumId w:val="116"/>
   </w:num>
   <w:num w:numId="111" w16cid:durableId="499586415">
-    <w:abstractNumId w:val="165"/>
+    <w:abstractNumId w:val="166"/>
   </w:num>
   <w:num w:numId="112" w16cid:durableId="986519657">
     <w:abstractNumId w:val="93"/>
@@ -33332,16 +33647,16 @@
     <w:abstractNumId w:val="18"/>
   </w:num>
   <w:num w:numId="119" w16cid:durableId="955989368">
-    <w:abstractNumId w:val="157"/>
+    <w:abstractNumId w:val="158"/>
   </w:num>
   <w:num w:numId="120" w16cid:durableId="1702168678">
-    <w:abstractNumId w:val="174"/>
+    <w:abstractNumId w:val="175"/>
   </w:num>
   <w:num w:numId="121" w16cid:durableId="2145809008">
-    <w:abstractNumId w:val="186"/>
+    <w:abstractNumId w:val="187"/>
   </w:num>
   <w:num w:numId="122" w16cid:durableId="1659993269">
-    <w:abstractNumId w:val="178"/>
+    <w:abstractNumId w:val="179"/>
   </w:num>
   <w:num w:numId="123" w16cid:durableId="1663971431">
     <w:abstractNumId w:val="55"/>
@@ -33350,16 +33665,16 @@
     <w:abstractNumId w:val="104"/>
   </w:num>
   <w:num w:numId="125" w16cid:durableId="1214846743">
-    <w:abstractNumId w:val="187"/>
+    <w:abstractNumId w:val="188"/>
   </w:num>
   <w:num w:numId="126" w16cid:durableId="1841967763">
-    <w:abstractNumId w:val="142"/>
+    <w:abstractNumId w:val="143"/>
   </w:num>
   <w:num w:numId="127" w16cid:durableId="432896006">
     <w:abstractNumId w:val="110"/>
   </w:num>
   <w:num w:numId="128" w16cid:durableId="354885973">
-    <w:abstractNumId w:val="156"/>
+    <w:abstractNumId w:val="157"/>
   </w:num>
   <w:num w:numId="129" w16cid:durableId="1458790724">
     <w:abstractNumId w:val="122"/>
@@ -33383,7 +33698,7 @@
     <w:abstractNumId w:val="82"/>
   </w:num>
   <w:num w:numId="136" w16cid:durableId="2063627804">
-    <w:abstractNumId w:val="175"/>
+    <w:abstractNumId w:val="176"/>
   </w:num>
   <w:num w:numId="137" w16cid:durableId="382561161">
     <w:abstractNumId w:val="71"/>
@@ -33404,7 +33719,7 @@
     <w:abstractNumId w:val="113"/>
   </w:num>
   <w:num w:numId="143" w16cid:durableId="1446929235">
-    <w:abstractNumId w:val="140"/>
+    <w:abstractNumId w:val="141"/>
   </w:num>
   <w:num w:numId="144" w16cid:durableId="1485315962">
     <w:abstractNumId w:val="33"/>
@@ -33431,19 +33746,19 @@
     <w:abstractNumId w:val="111"/>
   </w:num>
   <w:num w:numId="152" w16cid:durableId="1103842481">
-    <w:abstractNumId w:val="141"/>
+    <w:abstractNumId w:val="142"/>
   </w:num>
   <w:num w:numId="153" w16cid:durableId="1163862763">
     <w:abstractNumId w:val="54"/>
   </w:num>
   <w:num w:numId="154" w16cid:durableId="1789201990">
-    <w:abstractNumId w:val="182"/>
+    <w:abstractNumId w:val="183"/>
   </w:num>
   <w:num w:numId="155" w16cid:durableId="1875538069">
     <w:abstractNumId w:val="101"/>
   </w:num>
   <w:num w:numId="156" w16cid:durableId="1413044903">
-    <w:abstractNumId w:val="192"/>
+    <w:abstractNumId w:val="193"/>
   </w:num>
   <w:num w:numId="157" w16cid:durableId="243341788">
     <w:abstractNumId w:val="135"/>
@@ -33452,7 +33767,7 @@
     <w:abstractNumId w:val="41"/>
   </w:num>
   <w:num w:numId="159" w16cid:durableId="52898614">
-    <w:abstractNumId w:val="198"/>
+    <w:abstractNumId w:val="199"/>
   </w:num>
   <w:num w:numId="160" w16cid:durableId="43867428">
     <w:abstractNumId w:val="7"/>
@@ -33461,7 +33776,7 @@
     <w:abstractNumId w:val="65"/>
   </w:num>
   <w:num w:numId="162" w16cid:durableId="1511868300">
-    <w:abstractNumId w:val="196"/>
+    <w:abstractNumId w:val="197"/>
   </w:num>
   <w:num w:numId="163" w16cid:durableId="1147091902">
     <w:abstractNumId w:val="60"/>
@@ -33476,7 +33791,7 @@
     <w:abstractNumId w:val="35"/>
   </w:num>
   <w:num w:numId="167" w16cid:durableId="1369528475">
-    <w:abstractNumId w:val="166"/>
+    <w:abstractNumId w:val="167"/>
   </w:num>
   <w:num w:numId="168" w16cid:durableId="1080832423">
     <w:abstractNumId w:val="47"/>
@@ -33491,10 +33806,10 @@
     <w:abstractNumId w:val="96"/>
   </w:num>
   <w:num w:numId="172" w16cid:durableId="1104037321">
-    <w:abstractNumId w:val="189"/>
+    <w:abstractNumId w:val="190"/>
   </w:num>
   <w:num w:numId="173" w16cid:durableId="163128070">
-    <w:abstractNumId w:val="152"/>
+    <w:abstractNumId w:val="153"/>
   </w:num>
   <w:num w:numId="174" w16cid:durableId="2120296130">
     <w:abstractNumId w:val="50"/>
@@ -33512,7 +33827,7 @@
     <w:abstractNumId w:val="9"/>
   </w:num>
   <w:num w:numId="179" w16cid:durableId="1144468505">
-    <w:abstractNumId w:val="149"/>
+    <w:abstractNumId w:val="150"/>
   </w:num>
   <w:num w:numId="180" w16cid:durableId="152336566">
     <w:abstractNumId w:val="97"/>
@@ -33521,13 +33836,13 @@
     <w:abstractNumId w:val="2"/>
   </w:num>
   <w:num w:numId="182" w16cid:durableId="1451974718">
-    <w:abstractNumId w:val="162"/>
+    <w:abstractNumId w:val="163"/>
   </w:num>
   <w:num w:numId="183" w16cid:durableId="1648626462">
     <w:abstractNumId w:val="88"/>
   </w:num>
   <w:num w:numId="184" w16cid:durableId="1198936198">
-    <w:abstractNumId w:val="148"/>
+    <w:abstractNumId w:val="149"/>
   </w:num>
   <w:num w:numId="185" w16cid:durableId="1878085410">
     <w:abstractNumId w:val="53"/>
@@ -33536,7 +33851,7 @@
     <w:abstractNumId w:val="43"/>
   </w:num>
   <w:num w:numId="187" w16cid:durableId="582957786">
-    <w:abstractNumId w:val="195"/>
+    <w:abstractNumId w:val="196"/>
   </w:num>
   <w:num w:numId="188" w16cid:durableId="978152552">
     <w:abstractNumId w:val="36"/>
@@ -33554,16 +33869,16 @@
     <w:abstractNumId w:val="81"/>
   </w:num>
   <w:num w:numId="193" w16cid:durableId="206338529">
-    <w:abstractNumId w:val="168"/>
+    <w:abstractNumId w:val="169"/>
   </w:num>
   <w:num w:numId="194" w16cid:durableId="1417821319">
     <w:abstractNumId w:val="126"/>
   </w:num>
   <w:num w:numId="195" w16cid:durableId="245382187">
-    <w:abstractNumId w:val="197"/>
+    <w:abstractNumId w:val="198"/>
   </w:num>
   <w:num w:numId="196" w16cid:durableId="1941451698">
-    <w:abstractNumId w:val="154"/>
+    <w:abstractNumId w:val="155"/>
   </w:num>
   <w:num w:numId="197" w16cid:durableId="1167134401">
     <w:abstractNumId w:val="107"/>
@@ -33578,13 +33893,13 @@
     <w:abstractNumId w:val="11"/>
   </w:num>
   <w:num w:numId="201" w16cid:durableId="2078629063">
-    <w:abstractNumId w:val="179"/>
+    <w:abstractNumId w:val="180"/>
   </w:num>
   <w:num w:numId="202" w16cid:durableId="140074564">
     <w:abstractNumId w:val="78"/>
   </w:num>
   <w:num w:numId="203" w16cid:durableId="939678044">
-    <w:abstractNumId w:val="176"/>
+    <w:abstractNumId w:val="177"/>
   </w:num>
   <w:num w:numId="204" w16cid:durableId="538974383">
     <w:abstractNumId w:val="92"/>
@@ -33602,10 +33917,13 @@
     <w:abstractNumId w:val="21"/>
   </w:num>
   <w:num w:numId="209" w16cid:durableId="1747146436">
-    <w:abstractNumId w:val="159"/>
+    <w:abstractNumId w:val="160"/>
   </w:num>
   <w:num w:numId="210" w16cid:durableId="657421814">
     <w:abstractNumId w:val="79"/>
+  </w:num>
+  <w:num w:numId="211" w16cid:durableId="2111005537">
+    <w:abstractNumId w:val="136"/>
   </w:num>
   <w:numIdMacAtCleanup w:val="27"/>
 </w:numbering>
@@ -35283,39 +35601,26 @@
 </file>
 
 <file path=customXml/item1.xml><?xml version="1.0" encoding="utf-8"?>
-<?mso-contentType ?>
-<FormTemplates xmlns="http://schemas.microsoft.com/sharepoint/v3/contenttype/forms">
-  <Display>DocumentLibraryForm</Display>
-  <Edit>DocumentLibraryForm</Edit>
-  <New>DocumentLibraryForm</New>
-</FormTemplates>
-</file>
-
-<file path=customXml/item2.xml><?xml version="1.0" encoding="utf-8"?>
-<ct:contentTypeSchema xmlns:ct="http://schemas.microsoft.com/office/2006/metadata/contentType" xmlns:ma="http://schemas.microsoft.com/office/2006/metadata/properties/metaAttributes" ct:_="" ma:_="" ma:contentTypeName="Documento" ma:contentTypeID="0x01010049282E1EDBE9234EA9E6D38F720E265F" ma:contentTypeVersion="15" ma:contentTypeDescription="Crear nuevo documento." ma:contentTypeScope="" ma:versionID="b31c7aa9eaf043a08b87120b3c4916e3">
-  <xsd:schema xmlns:xsd="http://www.w3.org/2001/XMLSchema" xmlns:xs="http://www.w3.org/2001/XMLSchema" xmlns:p="http://schemas.microsoft.com/office/2006/metadata/properties" xmlns:ns2="cb45339b-ced9-4d0d-8f64-77573914d53b" xmlns:ns3="43a3ca16-9c26-4813-b83f-4aec9927b43f" targetNamespace="http://schemas.microsoft.com/office/2006/metadata/properties" ma:root="true" ma:fieldsID="3533d065b04d75c457075bc55f1f5315" ns2:_="" ns3:_="">
-    <xsd:import namespace="cb45339b-ced9-4d0d-8f64-77573914d53b"/>
-    <xsd:import namespace="43a3ca16-9c26-4813-b83f-4aec9927b43f"/>
+<ct:contentTypeSchema xmlns:ct="http://schemas.microsoft.com/office/2006/metadata/contentType" xmlns:ma="http://schemas.microsoft.com/office/2006/metadata/properties/metaAttributes" ct:_="" ma:_="" ma:contentTypeName="Documento" ma:contentTypeID="0x010100FC2B1768DD5A774EB396CCAB0DE361C1" ma:contentTypeVersion="11" ma:contentTypeDescription="Crear nuevo documento." ma:contentTypeScope="" ma:versionID="e4c9e5a511fbaffd8485e537f9595e10">
+  <xsd:schema xmlns:xsd="http://www.w3.org/2001/XMLSchema" xmlns:xs="http://www.w3.org/2001/XMLSchema" xmlns:p="http://schemas.microsoft.com/office/2006/metadata/properties" xmlns:ns2="a70d3c18-0869-45a1-9f75-4b4b8f0f32be" xmlns:ns3="adccf511-daff-4bcb-9072-914cedbf4c7e" targetNamespace="http://schemas.microsoft.com/office/2006/metadata/properties" ma:root="true" ma:fieldsID="bbeeb7fdd5dcda06cd18867ba2c601ed" ns2:_="" ns3:_="">
+    <xsd:import namespace="a70d3c18-0869-45a1-9f75-4b4b8f0f32be"/>
+    <xsd:import namespace="adccf511-daff-4bcb-9072-914cedbf4c7e"/>
     <xsd:element name="properties">
       <xsd:complexType>
         <xsd:sequence>
           <xsd:element name="documentManagement">
             <xsd:complexType>
               <xsd:all>
-                <xsd:element ref="ns2:SharedWithUsers" minOccurs="0"/>
-                <xsd:element ref="ns2:SharedWithDetails" minOccurs="0"/>
-                <xsd:element ref="ns3:MediaServiceMetadata" minOccurs="0"/>
-                <xsd:element ref="ns3:MediaServiceFastMetadata" minOccurs="0"/>
-                <xsd:element ref="ns3:MediaServiceDateTaken" minOccurs="0"/>
-                <xsd:element ref="ns3:MediaServiceObjectDetectorVersions" minOccurs="0"/>
-                <xsd:element ref="ns3:MediaLengthInSeconds" minOccurs="0"/>
-                <xsd:element ref="ns3:MediaServiceLocation" minOccurs="0"/>
-                <xsd:element ref="ns3:MediaServiceGenerationTime" minOccurs="0"/>
-                <xsd:element ref="ns3:MediaServiceEventHashCode" minOccurs="0"/>
-                <xsd:element ref="ns3:lcf76f155ced4ddcb4097134ff3c332f" minOccurs="0"/>
-                <xsd:element ref="ns2:TaxCatchAll" minOccurs="0"/>
-                <xsd:element ref="ns3:MediaServiceOCR" minOccurs="0"/>
-                <xsd:element ref="ns3:MediaServiceSearchProperties" minOccurs="0"/>
+                <xsd:element ref="ns2:MediaServiceMetadata" minOccurs="0"/>
+                <xsd:element ref="ns2:MediaServiceFastMetadata" minOccurs="0"/>
+                <xsd:element ref="ns2:MediaServiceSearchProperties" minOccurs="0"/>
+                <xsd:element ref="ns2:MediaServiceDateTaken" minOccurs="0"/>
+                <xsd:element ref="ns2:MediaServiceGenerationTime" minOccurs="0"/>
+                <xsd:element ref="ns2:MediaServiceEventHashCode" minOccurs="0"/>
+                <xsd:element ref="ns2:MediaLengthInSeconds" minOccurs="0"/>
+                <xsd:element ref="ns2:lcf76f155ced4ddcb4097134ff3c332f" minOccurs="0"/>
+                <xsd:element ref="ns3:TaxCatchAll" minOccurs="0"/>
+                <xsd:element ref="ns2:MediaServiceOCR" minOccurs="0"/>
               </xsd:all>
             </xsd:complexType>
           </xsd:element>
@@ -35323,36 +35628,63 @@
       </xsd:complexType>
     </xsd:element>
   </xsd:schema>
-  <xsd:schema xmlns:xsd="http://www.w3.org/2001/XMLSchema" xmlns:xs="http://www.w3.org/2001/XMLSchema" xmlns:dms="http://schemas.microsoft.com/office/2006/documentManagement/types" xmlns:pc="http://schemas.microsoft.com/office/infopath/2007/PartnerControls" targetNamespace="cb45339b-ced9-4d0d-8f64-77573914d53b" elementFormDefault="qualified">
+  <xsd:schema xmlns:xsd="http://www.w3.org/2001/XMLSchema" xmlns:xs="http://www.w3.org/2001/XMLSchema" xmlns:dms="http://schemas.microsoft.com/office/2006/documentManagement/types" xmlns:pc="http://schemas.microsoft.com/office/infopath/2007/PartnerControls" targetNamespace="a70d3c18-0869-45a1-9f75-4b4b8f0f32be" elementFormDefault="qualified">
     <xsd:import namespace="http://schemas.microsoft.com/office/2006/documentManagement/types"/>
     <xsd:import namespace="http://schemas.microsoft.com/office/infopath/2007/PartnerControls"/>
-    <xsd:element name="SharedWithUsers" ma:index="8" nillable="true" ma:displayName="Compartido con" ma:internalName="SharedWithUsers" ma:readOnly="true">
+    <xsd:element name="MediaServiceMetadata" ma:index="8" nillable="true" ma:displayName="MediaServiceMetadata" ma:hidden="true" ma:internalName="MediaServiceMetadata" ma:readOnly="true">
+      <xsd:simpleType>
+        <xsd:restriction base="dms:Note"/>
+      </xsd:simpleType>
+    </xsd:element>
+    <xsd:element name="MediaServiceFastMetadata" ma:index="9" nillable="true" ma:displayName="MediaServiceFastMetadata" ma:hidden="true" ma:internalName="MediaServiceFastMetadata" ma:readOnly="true">
+      <xsd:simpleType>
+        <xsd:restriction base="dms:Note"/>
+      </xsd:simpleType>
+    </xsd:element>
+    <xsd:element name="MediaServiceSearchProperties" ma:index="10" nillable="true" ma:displayName="MediaServiceSearchProperties" ma:hidden="true" ma:internalName="MediaServiceSearchProperties" ma:readOnly="true">
+      <xsd:simpleType>
+        <xsd:restriction base="dms:Note"/>
+      </xsd:simpleType>
+    </xsd:element>
+    <xsd:element name="MediaServiceDateTaken" ma:index="11" nillable="true" ma:displayName="MediaServiceDateTaken" ma:hidden="true" ma:indexed="true" ma:internalName="MediaServiceDateTaken" ma:readOnly="true">
+      <xsd:simpleType>
+        <xsd:restriction base="dms:Text"/>
+      </xsd:simpleType>
+    </xsd:element>
+    <xsd:element name="MediaServiceGenerationTime" ma:index="12" nillable="true" ma:displayName="MediaServiceGenerationTime" ma:hidden="true" ma:internalName="MediaServiceGenerationTime" ma:readOnly="true">
+      <xsd:simpleType>
+        <xsd:restriction base="dms:Text"/>
+      </xsd:simpleType>
+    </xsd:element>
+    <xsd:element name="MediaServiceEventHashCode" ma:index="13" nillable="true" ma:displayName="MediaServiceEventHashCode" ma:hidden="true" ma:internalName="MediaServiceEventHashCode" ma:readOnly="true">
+      <xsd:simpleType>
+        <xsd:restriction base="dms:Text"/>
+      </xsd:simpleType>
+    </xsd:element>
+    <xsd:element name="MediaLengthInSeconds" ma:index="14" nillable="true" ma:displayName="MediaLengthInSeconds" ma:hidden="true" ma:internalName="MediaLengthInSeconds" ma:readOnly="true">
+      <xsd:simpleType>
+        <xsd:restriction base="dms:Unknown"/>
+      </xsd:simpleType>
+    </xsd:element>
+    <xsd:element name="lcf76f155ced4ddcb4097134ff3c332f" ma:index="16" nillable="true" ma:taxonomy="true" ma:internalName="lcf76f155ced4ddcb4097134ff3c332f" ma:taxonomyFieldName="MediaServiceImageTags" ma:displayName="Etiquetas de imagen" ma:readOnly="false" ma:fieldId="{5cf76f15-5ced-4ddc-b409-7134ff3c332f}" ma:taxonomyMulti="true" ma:sspId="d33c8c81-5745-4931-bcc4-c2aeafe86780" ma:termSetId="09814cd3-568e-fe90-9814-8d621ff8fb84" ma:anchorId="fba54fb3-c3e1-fe81-a776-ca4b69148c4d" ma:open="true" ma:isKeyword="false">
       <xsd:complexType>
-        <xsd:complexContent>
-          <xsd:extension base="dms:UserMulti">
-            <xsd:sequence>
-              <xsd:element name="UserInfo" minOccurs="0" maxOccurs="unbounded">
-                <xsd:complexType>
-                  <xsd:sequence>
-                    <xsd:element name="DisplayName" type="xsd:string" minOccurs="0"/>
-                    <xsd:element name="AccountId" type="dms:UserId" minOccurs="0" nillable="true"/>
-                    <xsd:element name="AccountType" type="xsd:string" minOccurs="0"/>
-                  </xsd:sequence>
-                </xsd:complexType>
-              </xsd:element>
-            </xsd:sequence>
-          </xsd:extension>
-        </xsd:complexContent>
+        <xsd:sequence>
+          <xsd:element ref="pc:Terms" minOccurs="0" maxOccurs="1"/>
+        </xsd:sequence>
       </xsd:complexType>
     </xsd:element>
-    <xsd:element name="SharedWithDetails" ma:index="9" nillable="true" ma:displayName="Detalles de uso compartido" ma:internalName="SharedWithDetails" ma:readOnly="true">
+    <xsd:element name="MediaServiceOCR" ma:index="18" nillable="true" ma:displayName="Extracted Text" ma:internalName="MediaServiceOCR" ma:readOnly="true">
       <xsd:simpleType>
         <xsd:restriction base="dms:Note">
           <xsd:maxLength value="255"/>
         </xsd:restriction>
       </xsd:simpleType>
     </xsd:element>
-    <xsd:element name="TaxCatchAll" ma:index="20" nillable="true" ma:displayName="Taxonomy Catch All Column" ma:hidden="true" ma:list="{2f40a149-578b-41a1-8845-c88bc1831770}" ma:internalName="TaxCatchAll" ma:showField="CatchAllData" ma:web="cb45339b-ced9-4d0d-8f64-77573914d53b">
+  </xsd:schema>
+  <xsd:schema xmlns:xsd="http://www.w3.org/2001/XMLSchema" xmlns:xs="http://www.w3.org/2001/XMLSchema" xmlns:dms="http://schemas.microsoft.com/office/2006/documentManagement/types" xmlns:pc="http://schemas.microsoft.com/office/infopath/2007/PartnerControls" targetNamespace="adccf511-daff-4bcb-9072-914cedbf4c7e" elementFormDefault="qualified">
+    <xsd:import namespace="http://schemas.microsoft.com/office/2006/documentManagement/types"/>
+    <xsd:import namespace="http://schemas.microsoft.com/office/infopath/2007/PartnerControls"/>
+    <xsd:element name="TaxCatchAll" ma:index="17" nillable="true" ma:displayName="Taxonomy Catch All Column" ma:hidden="true" ma:list="{d55fdbc5-1632-489d-aeea-ba6fd7407963}" ma:internalName="TaxCatchAll" ma:showField="CatchAllData" ma:web="adccf511-daff-4bcb-9072-914cedbf4c7e">
       <xsd:complexType>
         <xsd:complexContent>
           <xsd:extension base="dms:MultiChoiceLookup">
@@ -35362,69 +35694,6 @@
           </xsd:extension>
         </xsd:complexContent>
       </xsd:complexType>
-    </xsd:element>
-  </xsd:schema>
-  <xsd:schema xmlns:xsd="http://www.w3.org/2001/XMLSchema" xmlns:xs="http://www.w3.org/2001/XMLSchema" xmlns:dms="http://schemas.microsoft.com/office/2006/documentManagement/types" xmlns:pc="http://schemas.microsoft.com/office/infopath/2007/PartnerControls" targetNamespace="43a3ca16-9c26-4813-b83f-4aec9927b43f" elementFormDefault="qualified">
-    <xsd:import namespace="http://schemas.microsoft.com/office/2006/documentManagement/types"/>
-    <xsd:import namespace="http://schemas.microsoft.com/office/infopath/2007/PartnerControls"/>
-    <xsd:element name="MediaServiceMetadata" ma:index="10" nillable="true" ma:displayName="MediaServiceMetadata" ma:hidden="true" ma:internalName="MediaServiceMetadata" ma:readOnly="true">
-      <xsd:simpleType>
-        <xsd:restriction base="dms:Note"/>
-      </xsd:simpleType>
-    </xsd:element>
-    <xsd:element name="MediaServiceFastMetadata" ma:index="11" nillable="true" ma:displayName="MediaServiceFastMetadata" ma:hidden="true" ma:internalName="MediaServiceFastMetadata" ma:readOnly="true">
-      <xsd:simpleType>
-        <xsd:restriction base="dms:Note"/>
-      </xsd:simpleType>
-    </xsd:element>
-    <xsd:element name="MediaServiceDateTaken" ma:index="12" nillable="true" ma:displayName="MediaServiceDateTaken" ma:hidden="true" ma:indexed="true" ma:internalName="MediaServiceDateTaken" ma:readOnly="true">
-      <xsd:simpleType>
-        <xsd:restriction base="dms:Text"/>
-      </xsd:simpleType>
-    </xsd:element>
-    <xsd:element name="MediaServiceObjectDetectorVersions" ma:index="13" nillable="true" ma:displayName="MediaServiceObjectDetectorVersions" ma:hidden="true" ma:indexed="true" ma:internalName="MediaServiceObjectDetectorVersions" ma:readOnly="true">
-      <xsd:simpleType>
-        <xsd:restriction base="dms:Text"/>
-      </xsd:simpleType>
-    </xsd:element>
-    <xsd:element name="MediaLengthInSeconds" ma:index="14" nillable="true" ma:displayName="MediaLengthInSeconds" ma:hidden="true" ma:internalName="MediaLengthInSeconds" ma:readOnly="true">
-      <xsd:simpleType>
-        <xsd:restriction base="dms:Unknown"/>
-      </xsd:simpleType>
-    </xsd:element>
-    <xsd:element name="MediaServiceLocation" ma:index="15" nillable="true" ma:displayName="Location" ma:indexed="true" ma:internalName="MediaServiceLocation" ma:readOnly="true">
-      <xsd:simpleType>
-        <xsd:restriction base="dms:Text"/>
-      </xsd:simpleType>
-    </xsd:element>
-    <xsd:element name="MediaServiceGenerationTime" ma:index="16" nillable="true" ma:displayName="MediaServiceGenerationTime" ma:hidden="true" ma:internalName="MediaServiceGenerationTime" ma:readOnly="true">
-      <xsd:simpleType>
-        <xsd:restriction base="dms:Text"/>
-      </xsd:simpleType>
-    </xsd:element>
-    <xsd:element name="MediaServiceEventHashCode" ma:index="17" nillable="true" ma:displayName="MediaServiceEventHashCode" ma:hidden="true" ma:internalName="MediaServiceEventHashCode" ma:readOnly="true">
-      <xsd:simpleType>
-        <xsd:restriction base="dms:Text"/>
-      </xsd:simpleType>
-    </xsd:element>
-    <xsd:element name="lcf76f155ced4ddcb4097134ff3c332f" ma:index="19" nillable="true" ma:taxonomy="true" ma:internalName="lcf76f155ced4ddcb4097134ff3c332f" ma:taxonomyFieldName="MediaServiceImageTags" ma:displayName="Etiquetas de imagen" ma:readOnly="false" ma:fieldId="{5cf76f15-5ced-4ddc-b409-7134ff3c332f}" ma:taxonomyMulti="true" ma:sspId="d33c8c81-5745-4931-bcc4-c2aeafe86780" ma:termSetId="09814cd3-568e-fe90-9814-8d621ff8fb84" ma:anchorId="fba54fb3-c3e1-fe81-a776-ca4b69148c4d" ma:open="true" ma:isKeyword="false">
-      <xsd:complexType>
-        <xsd:sequence>
-          <xsd:element ref="pc:Terms" minOccurs="0" maxOccurs="1"/>
-        </xsd:sequence>
-      </xsd:complexType>
-    </xsd:element>
-    <xsd:element name="MediaServiceOCR" ma:index="21" nillable="true" ma:displayName="Extracted Text" ma:internalName="MediaServiceOCR" ma:readOnly="true">
-      <xsd:simpleType>
-        <xsd:restriction base="dms:Note">
-          <xsd:maxLength value="255"/>
-        </xsd:restriction>
-      </xsd:simpleType>
-    </xsd:element>
-    <xsd:element name="MediaServiceSearchProperties" ma:index="22" nillable="true" ma:displayName="MediaServiceSearchProperties" ma:hidden="true" ma:internalName="MediaServiceSearchProperties" ma:readOnly="true">
-      <xsd:simpleType>
-        <xsd:restriction base="dms:Note"/>
-      </xsd:simpleType>
     </xsd:element>
   </xsd:schema>
   <xsd:schema xmlns="http://schemas.openxmlformats.org/package/2006/metadata/core-properties" xmlns:xsd="http://www.w3.org/2001/XMLSchema" xmlns:xsi="http://www.w3.org/2001/XMLSchema-instance" xmlns:dc="http://purl.org/dc/elements/1.1/" xmlns:dcterms="http://purl.org/dc/terms/" xmlns:odoc="http://schemas.microsoft.com/internal/obd" targetNamespace="http://schemas.openxmlformats.org/package/2006/metadata/core-properties" elementFormDefault="qualified" attributeFormDefault="unqualified" blockDefault="#all">
@@ -35526,38 +35795,39 @@
 </ct:contentTypeSchema>
 </file>
 
-<file path=customXml/item3.xml><?xml version="1.0" encoding="utf-8"?>
+<file path=customXml/item2.xml><?xml version="1.0" encoding="utf-8"?>
 <b:Sources xmlns:b="http://schemas.openxmlformats.org/officeDocument/2006/bibliography" xmlns="http://schemas.openxmlformats.org/officeDocument/2006/bibliography" SelectedStyle="\APASixthEditionOfficeOnline.xsl" StyleName="APA" Version="6"/>
 </file>
 
-<file path=customXml/item4.xml><?xml version="1.0" encoding="utf-8"?>
+<file path=customXml/item3.xml><?xml version="1.0" encoding="utf-8"?>
 <p:properties xmlns:p="http://schemas.microsoft.com/office/2006/metadata/properties" xmlns:xsi="http://www.w3.org/2001/XMLSchema-instance" xmlns:pc="http://schemas.microsoft.com/office/infopath/2007/PartnerControls">
   <documentManagement>
-    <TaxCatchAll xmlns="cb45339b-ced9-4d0d-8f64-77573914d53b" xsi:nil="true"/>
-    <lcf76f155ced4ddcb4097134ff3c332f xmlns="43a3ca16-9c26-4813-b83f-4aec9927b43f">
+    <TaxCatchAll xmlns="adccf511-daff-4bcb-9072-914cedbf4c7e" xsi:nil="true"/>
+    <lcf76f155ced4ddcb4097134ff3c332f xmlns="a70d3c18-0869-45a1-9f75-4b4b8f0f32be">
       <Terms xmlns="http://schemas.microsoft.com/office/infopath/2007/PartnerControls"/>
     </lcf76f155ced4ddcb4097134ff3c332f>
   </documentManagement>
 </p:properties>
 </file>
 
-<file path=customXml/itemProps1.xml><?xml version="1.0" encoding="utf-8"?>
-<ds:datastoreItem xmlns:ds="http://schemas.openxmlformats.org/officeDocument/2006/customXml" ds:itemID="{81CBDEC1-3B00-44ED-AD36-0268077980BA}">
-  <ds:schemaRefs>
-    <ds:schemaRef ds:uri="http://schemas.microsoft.com/sharepoint/v3/contenttype/forms"/>
-  </ds:schemaRefs>
-</ds:datastoreItem>
+<file path=customXml/item4.xml><?xml version="1.0" encoding="utf-8"?>
+<?mso-contentType ?>
+<FormTemplates xmlns="http://schemas.microsoft.com/sharepoint/v3/contenttype/forms">
+  <Display>DocumentLibraryForm</Display>
+  <Edit>DocumentLibraryForm</Edit>
+  <New>DocumentLibraryForm</New>
+</FormTemplates>
 </file>
 
-<file path=customXml/itemProps2.xml><?xml version="1.0" encoding="utf-8"?>
-<ds:datastoreItem xmlns:ds="http://schemas.openxmlformats.org/officeDocument/2006/customXml" ds:itemID="{DF43E046-DB0C-42D1-8C73-AE38B52F1ED7}">
+<file path=customXml/itemProps1.xml><?xml version="1.0" encoding="utf-8"?>
+<ds:datastoreItem xmlns:ds="http://schemas.openxmlformats.org/officeDocument/2006/customXml" ds:itemID="{9BC37E80-74F4-41F5-83A7-B148C996B710}">
   <ds:schemaRefs>
     <ds:schemaRef ds:uri="http://schemas.microsoft.com/office/2006/metadata/contentType"/>
     <ds:schemaRef ds:uri="http://schemas.microsoft.com/office/2006/metadata/properties/metaAttributes"/>
     <ds:schemaRef ds:uri="http://www.w3.org/2001/XMLSchema"/>
     <ds:schemaRef ds:uri="http://schemas.microsoft.com/office/2006/metadata/properties"/>
-    <ds:schemaRef ds:uri="cb45339b-ced9-4d0d-8f64-77573914d53b"/>
-    <ds:schemaRef ds:uri="43a3ca16-9c26-4813-b83f-4aec9927b43f"/>
+    <ds:schemaRef ds:uri="a70d3c18-0869-45a1-9f75-4b4b8f0f32be"/>
+    <ds:schemaRef ds:uri="adccf511-daff-4bcb-9072-914cedbf4c7e"/>
     <ds:schemaRef ds:uri="http://schemas.microsoft.com/office/2006/documentManagement/types"/>
     <ds:schemaRef ds:uri="http://schemas.microsoft.com/office/infopath/2007/PartnerControls"/>
     <ds:schemaRef ds:uri="http://schemas.openxmlformats.org/package/2006/metadata/core-properties"/>
@@ -35568,7 +35838,7 @@
 </ds:datastoreItem>
 </file>
 
-<file path=customXml/itemProps3.xml><?xml version="1.0" encoding="utf-8"?>
+<file path=customXml/itemProps2.xml><?xml version="1.0" encoding="utf-8"?>
 <ds:datastoreItem xmlns:ds="http://schemas.openxmlformats.org/officeDocument/2006/customXml" ds:itemID="{E8AB44A3-7C62-4BD2-82ED-8ABC209970FA}">
   <ds:schemaRefs>
     <ds:schemaRef ds:uri="http://schemas.openxmlformats.org/officeDocument/2006/bibliography"/>
@@ -35576,13 +35846,21 @@
 </ds:datastoreItem>
 </file>
 
-<file path=customXml/itemProps4.xml><?xml version="1.0" encoding="utf-8"?>
+<file path=customXml/itemProps3.xml><?xml version="1.0" encoding="utf-8"?>
 <ds:datastoreItem xmlns:ds="http://schemas.openxmlformats.org/officeDocument/2006/customXml" ds:itemID="{6929C9FE-9F22-4B98-96EF-1B541B3BD0B2}">
   <ds:schemaRefs>
     <ds:schemaRef ds:uri="http://schemas.microsoft.com/office/2006/metadata/properties"/>
     <ds:schemaRef ds:uri="http://schemas.microsoft.com/office/infopath/2007/PartnerControls"/>
-    <ds:schemaRef ds:uri="cb45339b-ced9-4d0d-8f64-77573914d53b"/>
-    <ds:schemaRef ds:uri="43a3ca16-9c26-4813-b83f-4aec9927b43f"/>
+    <ds:schemaRef ds:uri="adccf511-daff-4bcb-9072-914cedbf4c7e"/>
+    <ds:schemaRef ds:uri="a70d3c18-0869-45a1-9f75-4b4b8f0f32be"/>
+  </ds:schemaRefs>
+</ds:datastoreItem>
+</file>
+
+<file path=customXml/itemProps4.xml><?xml version="1.0" encoding="utf-8"?>
+<ds:datastoreItem xmlns:ds="http://schemas.openxmlformats.org/officeDocument/2006/customXml" ds:itemID="{81CBDEC1-3B00-44ED-AD36-0268077980BA}">
+  <ds:schemaRefs>
+    <ds:schemaRef ds:uri="http://schemas.microsoft.com/sharepoint/v3/contenttype/forms"/>
   </ds:schemaRefs>
 </ds:datastoreItem>
 </file>
--- a/fuentes/CFA3_82220017_DU.docx
+++ b/fuentes/CFA3_82220017_DU.docx
@@ -531,7 +531,7 @@
           <w:r>
             <w:fldChar w:fldCharType="separate"/>
           </w:r>
-          <w:hyperlink w:anchor="_Toc209086442" w:history="1">
+          <w:hyperlink w:anchor="_Toc209191863" w:history="1">
             <w:r>
               <w:rPr>
                 <w:rStyle w:val="Hipervnculo"/>
@@ -558,7 +558,7 @@
                 <w:noProof/>
                 <w:webHidden/>
               </w:rPr>
-              <w:instrText xml:space="preserve"> PAGEREF _Toc209086442 \h </w:instrText>
+              <w:instrText xml:space="preserve"> PAGEREF _Toc209191863 \h </w:instrText>
             </w:r>
             <w:r>
               <w:rPr>
@@ -604,7 +604,7 @@
               <w:lang w:eastAsia="es-MX"/>
             </w:rPr>
           </w:pPr>
-          <w:hyperlink w:anchor="_Toc209086443" w:history="1">
+          <w:hyperlink w:anchor="_Toc209191864" w:history="1">
             <w:r>
               <w:rPr>
                 <w:rStyle w:val="Hipervnculo"/>
@@ -648,7 +648,7 @@
                 <w:noProof/>
                 <w:webHidden/>
               </w:rPr>
-              <w:instrText xml:space="preserve"> PAGEREF _Toc209086443 \h </w:instrText>
+              <w:instrText xml:space="preserve"> PAGEREF _Toc209191864 \h </w:instrText>
             </w:r>
             <w:r>
               <w:rPr>
@@ -690,7 +690,7 @@
               <w:lang w:eastAsia="es-MX"/>
             </w:rPr>
           </w:pPr>
-          <w:hyperlink w:anchor="_Toc209086444" w:history="1">
+          <w:hyperlink w:anchor="_Toc209191865" w:history="1">
             <w:r>
               <w:rPr>
                 <w:rStyle w:val="Hipervnculo"/>
@@ -734,7 +734,7 @@
                 <w:noProof/>
                 <w:webHidden/>
               </w:rPr>
-              <w:instrText xml:space="preserve"> PAGEREF _Toc209086444 \h </w:instrText>
+              <w:instrText xml:space="preserve"> PAGEREF _Toc209191865 \h </w:instrText>
             </w:r>
             <w:r>
               <w:rPr>
@@ -776,7 +776,7 @@
               <w:lang w:eastAsia="es-MX"/>
             </w:rPr>
           </w:pPr>
-          <w:hyperlink w:anchor="_Toc209086445" w:history="1">
+          <w:hyperlink w:anchor="_Toc209191866" w:history="1">
             <w:r>
               <w:rPr>
                 <w:rStyle w:val="Hipervnculo"/>
@@ -820,7 +820,7 @@
                 <w:noProof/>
                 <w:webHidden/>
               </w:rPr>
-              <w:instrText xml:space="preserve"> PAGEREF _Toc209086445 \h </w:instrText>
+              <w:instrText xml:space="preserve"> PAGEREF _Toc209191866 \h </w:instrText>
             </w:r>
             <w:r>
               <w:rPr>
@@ -862,7 +862,7 @@
               <w:lang w:eastAsia="es-MX"/>
             </w:rPr>
           </w:pPr>
-          <w:hyperlink w:anchor="_Toc209086446" w:history="1">
+          <w:hyperlink w:anchor="_Toc209191867" w:history="1">
             <w:r>
               <w:rPr>
                 <w:rStyle w:val="Hipervnculo"/>
@@ -906,7 +906,7 @@
                 <w:noProof/>
                 <w:webHidden/>
               </w:rPr>
-              <w:instrText xml:space="preserve"> PAGEREF _Toc209086446 \h </w:instrText>
+              <w:instrText xml:space="preserve"> PAGEREF _Toc209191867 \h </w:instrText>
             </w:r>
             <w:r>
               <w:rPr>
@@ -948,7 +948,7 @@
               <w:lang w:eastAsia="es-MX"/>
             </w:rPr>
           </w:pPr>
-          <w:hyperlink w:anchor="_Toc209086447" w:history="1">
+          <w:hyperlink w:anchor="_Toc209191868" w:history="1">
             <w:r>
               <w:rPr>
                 <w:rStyle w:val="Hipervnculo"/>
@@ -992,7 +992,7 @@
                 <w:noProof/>
                 <w:webHidden/>
               </w:rPr>
-              <w:instrText xml:space="preserve"> PAGEREF _Toc209086447 \h </w:instrText>
+              <w:instrText xml:space="preserve"> PAGEREF _Toc209191868 \h </w:instrText>
             </w:r>
             <w:r>
               <w:rPr>
@@ -1038,7 +1038,7 @@
               <w:lang w:eastAsia="es-MX"/>
             </w:rPr>
           </w:pPr>
-          <w:hyperlink w:anchor="_Toc209086448" w:history="1">
+          <w:hyperlink w:anchor="_Toc209191869" w:history="1">
             <w:r>
               <w:rPr>
                 <w:rStyle w:val="Hipervnculo"/>
@@ -1082,7 +1082,7 @@
                 <w:noProof/>
                 <w:webHidden/>
               </w:rPr>
-              <w:instrText xml:space="preserve"> PAGEREF _Toc209086448 \h </w:instrText>
+              <w:instrText xml:space="preserve"> PAGEREF _Toc209191869 \h </w:instrText>
             </w:r>
             <w:r>
               <w:rPr>
@@ -1124,7 +1124,7 @@
               <w:lang w:eastAsia="es-MX"/>
             </w:rPr>
           </w:pPr>
-          <w:hyperlink w:anchor="_Toc209086449" w:history="1">
+          <w:hyperlink w:anchor="_Toc209191870" w:history="1">
             <w:r>
               <w:rPr>
                 <w:rStyle w:val="Hipervnculo"/>
@@ -1151,7 +1151,7 @@
                 <w:noProof/>
                 <w:webHidden/>
               </w:rPr>
-              <w:instrText xml:space="preserve"> PAGEREF _Toc209086449 \h </w:instrText>
+              <w:instrText xml:space="preserve"> PAGEREF _Toc209191870 \h </w:instrText>
             </w:r>
             <w:r>
               <w:rPr>
@@ -1193,7 +1193,7 @@
               <w:lang w:eastAsia="es-MX"/>
             </w:rPr>
           </w:pPr>
-          <w:hyperlink w:anchor="_Toc209086450" w:history="1">
+          <w:hyperlink w:anchor="_Toc209191871" w:history="1">
             <w:r>
               <w:rPr>
                 <w:rStyle w:val="Hipervnculo"/>
@@ -1220,7 +1220,7 @@
                 <w:noProof/>
                 <w:webHidden/>
               </w:rPr>
-              <w:instrText xml:space="preserve"> PAGEREF _Toc209086450 \h </w:instrText>
+              <w:instrText xml:space="preserve"> PAGEREF _Toc209191871 \h </w:instrText>
             </w:r>
             <w:r>
               <w:rPr>
@@ -1266,7 +1266,7 @@
               <w:lang w:eastAsia="es-MX"/>
             </w:rPr>
           </w:pPr>
-          <w:hyperlink w:anchor="_Toc209086451" w:history="1">
+          <w:hyperlink w:anchor="_Toc209191872" w:history="1">
             <w:r>
               <w:rPr>
                 <w:rStyle w:val="Hipervnculo"/>
@@ -1310,7 +1310,7 @@
                 <w:noProof/>
                 <w:webHidden/>
               </w:rPr>
-              <w:instrText xml:space="preserve"> PAGEREF _Toc209086451 \h </w:instrText>
+              <w:instrText xml:space="preserve"> PAGEREF _Toc209191872 \h </w:instrText>
             </w:r>
             <w:r>
               <w:rPr>
@@ -1352,7 +1352,7 @@
               <w:lang w:eastAsia="es-MX"/>
             </w:rPr>
           </w:pPr>
-          <w:hyperlink w:anchor="_Toc209086452" w:history="1">
+          <w:hyperlink w:anchor="_Toc209191873" w:history="1">
             <w:r>
               <w:rPr>
                 <w:rStyle w:val="Hipervnculo"/>
@@ -1379,7 +1379,7 @@
                 <w:noProof/>
                 <w:webHidden/>
               </w:rPr>
-              <w:instrText xml:space="preserve"> PAGEREF _Toc209086452 \h </w:instrText>
+              <w:instrText xml:space="preserve"> PAGEREF _Toc209191873 \h </w:instrText>
             </w:r>
             <w:r>
               <w:rPr>
@@ -1421,7 +1421,7 @@
               <w:lang w:eastAsia="es-MX"/>
             </w:rPr>
           </w:pPr>
-          <w:hyperlink w:anchor="_Toc209086453" w:history="1">
+          <w:hyperlink w:anchor="_Toc209191874" w:history="1">
             <w:r>
               <w:rPr>
                 <w:rStyle w:val="Hipervnculo"/>
@@ -1448,7 +1448,7 @@
                 <w:noProof/>
                 <w:webHidden/>
               </w:rPr>
-              <w:instrText xml:space="preserve"> PAGEREF _Toc209086453 \h </w:instrText>
+              <w:instrText xml:space="preserve"> PAGEREF _Toc209191874 \h </w:instrText>
             </w:r>
             <w:r>
               <w:rPr>
@@ -1494,7 +1494,7 @@
               <w:lang w:eastAsia="es-MX"/>
             </w:rPr>
           </w:pPr>
-          <w:hyperlink w:anchor="_Toc209086454" w:history="1">
+          <w:hyperlink w:anchor="_Toc209191875" w:history="1">
             <w:r>
               <w:rPr>
                 <w:rStyle w:val="Hipervnculo"/>
@@ -1538,7 +1538,7 @@
                 <w:noProof/>
                 <w:webHidden/>
               </w:rPr>
-              <w:instrText xml:space="preserve"> PAGEREF _Toc209086454 \h </w:instrText>
+              <w:instrText xml:space="preserve"> PAGEREF _Toc209191875 \h </w:instrText>
             </w:r>
             <w:r>
               <w:rPr>
@@ -1580,7 +1580,7 @@
               <w:lang w:eastAsia="es-MX"/>
             </w:rPr>
           </w:pPr>
-          <w:hyperlink w:anchor="_Toc209086455" w:history="1">
+          <w:hyperlink w:anchor="_Toc209191876" w:history="1">
             <w:r>
               <w:rPr>
                 <w:rStyle w:val="Hipervnculo"/>
@@ -1607,7 +1607,7 @@
                 <w:noProof/>
                 <w:webHidden/>
               </w:rPr>
-              <w:instrText xml:space="preserve"> PAGEREF _Toc209086455 \h </w:instrText>
+              <w:instrText xml:space="preserve"> PAGEREF _Toc209191876 \h </w:instrText>
             </w:r>
             <w:r>
               <w:rPr>
@@ -1649,7 +1649,7 @@
               <w:lang w:eastAsia="es-MX"/>
             </w:rPr>
           </w:pPr>
-          <w:hyperlink w:anchor="_Toc209086456" w:history="1">
+          <w:hyperlink w:anchor="_Toc209191877" w:history="1">
             <w:r>
               <w:rPr>
                 <w:rStyle w:val="Hipervnculo"/>
@@ -1676,7 +1676,7 @@
                 <w:noProof/>
                 <w:webHidden/>
               </w:rPr>
-              <w:instrText xml:space="preserve"> PAGEREF _Toc209086456 \h </w:instrText>
+              <w:instrText xml:space="preserve"> PAGEREF _Toc209191877 \h </w:instrText>
             </w:r>
             <w:r>
               <w:rPr>
@@ -1722,7 +1722,7 @@
               <w:lang w:eastAsia="es-MX"/>
             </w:rPr>
           </w:pPr>
-          <w:hyperlink w:anchor="_Toc209086457" w:history="1">
+          <w:hyperlink w:anchor="_Toc209191878" w:history="1">
             <w:r>
               <w:rPr>
                 <w:rStyle w:val="Hipervnculo"/>
@@ -1766,7 +1766,7 @@
                 <w:noProof/>
                 <w:webHidden/>
               </w:rPr>
-              <w:instrText xml:space="preserve"> PAGEREF _Toc209086457 \h </w:instrText>
+              <w:instrText xml:space="preserve"> PAGEREF _Toc209191878 \h </w:instrText>
             </w:r>
             <w:r>
               <w:rPr>
@@ -1808,7 +1808,7 @@
               <w:lang w:eastAsia="es-MX"/>
             </w:rPr>
           </w:pPr>
-          <w:hyperlink w:anchor="_Toc209086458" w:history="1">
+          <w:hyperlink w:anchor="_Toc209191879" w:history="1">
             <w:r>
               <w:rPr>
                 <w:rStyle w:val="Hipervnculo"/>
@@ -1835,7 +1835,7 @@
                 <w:noProof/>
                 <w:webHidden/>
               </w:rPr>
-              <w:instrText xml:space="preserve"> PAGEREF _Toc209086458 \h </w:instrText>
+              <w:instrText xml:space="preserve"> PAGEREF _Toc209191879 \h </w:instrText>
             </w:r>
             <w:r>
               <w:rPr>
@@ -1877,7 +1877,7 @@
               <w:lang w:eastAsia="es-MX"/>
             </w:rPr>
           </w:pPr>
-          <w:hyperlink w:anchor="_Toc209086459" w:history="1">
+          <w:hyperlink w:anchor="_Toc209191880" w:history="1">
             <w:r>
               <w:rPr>
                 <w:rStyle w:val="Hipervnculo"/>
@@ -1904,7 +1904,7 @@
                 <w:noProof/>
                 <w:webHidden/>
               </w:rPr>
-              <w:instrText xml:space="preserve"> PAGEREF _Toc209086459 \h </w:instrText>
+              <w:instrText xml:space="preserve"> PAGEREF _Toc209191880 \h </w:instrText>
             </w:r>
             <w:r>
               <w:rPr>
@@ -1946,7 +1946,7 @@
               <w:lang w:eastAsia="es-MX"/>
             </w:rPr>
           </w:pPr>
-          <w:hyperlink w:anchor="_Toc209086460" w:history="1">
+          <w:hyperlink w:anchor="_Toc209191881" w:history="1">
             <w:r>
               <w:rPr>
                 <w:rStyle w:val="Hipervnculo"/>
@@ -1973,7 +1973,7 @@
                 <w:noProof/>
                 <w:webHidden/>
               </w:rPr>
-              <w:instrText xml:space="preserve"> PAGEREF _Toc209086460 \h </w:instrText>
+              <w:instrText xml:space="preserve"> PAGEREF _Toc209191881 \h </w:instrText>
             </w:r>
             <w:r>
               <w:rPr>
@@ -2018,7 +2018,7 @@
               <w:lang w:eastAsia="es-MX"/>
             </w:rPr>
           </w:pPr>
-          <w:hyperlink w:anchor="_Toc209086461" w:history="1">
+          <w:hyperlink w:anchor="_Toc209191882" w:history="1">
             <w:r>
               <w:rPr>
                 <w:rStyle w:val="Hipervnculo"/>
@@ -2045,7 +2045,7 @@
                 <w:noProof/>
                 <w:webHidden/>
               </w:rPr>
-              <w:instrText xml:space="preserve"> PAGEREF _Toc209086461 \h </w:instrText>
+              <w:instrText xml:space="preserve"> PAGEREF _Toc209191882 \h </w:instrText>
             </w:r>
             <w:r>
               <w:rPr>
@@ -2090,7 +2090,7 @@
               <w:lang w:eastAsia="es-MX"/>
             </w:rPr>
           </w:pPr>
-          <w:hyperlink w:anchor="_Toc209086462" w:history="1">
+          <w:hyperlink w:anchor="_Toc209191883" w:history="1">
             <w:r>
               <w:rPr>
                 <w:rStyle w:val="Hipervnculo"/>
@@ -2117,7 +2117,7 @@
                 <w:noProof/>
                 <w:webHidden/>
               </w:rPr>
-              <w:instrText xml:space="preserve"> PAGEREF _Toc209086462 \h </w:instrText>
+              <w:instrText xml:space="preserve"> PAGEREF _Toc209191883 \h </w:instrText>
             </w:r>
             <w:r>
               <w:rPr>
@@ -2162,7 +2162,7 @@
               <w:lang w:eastAsia="es-MX"/>
             </w:rPr>
           </w:pPr>
-          <w:hyperlink w:anchor="_Toc209086463" w:history="1">
+          <w:hyperlink w:anchor="_Toc209191884" w:history="1">
             <w:r>
               <w:rPr>
                 <w:rStyle w:val="Hipervnculo"/>
@@ -2189,7 +2189,7 @@
                 <w:noProof/>
                 <w:webHidden/>
               </w:rPr>
-              <w:instrText xml:space="preserve"> PAGEREF _Toc209086463 \h </w:instrText>
+              <w:instrText xml:space="preserve"> PAGEREF _Toc209191884 \h </w:instrText>
             </w:r>
             <w:r>
               <w:rPr>
@@ -2234,7 +2234,7 @@
               <w:lang w:eastAsia="es-MX"/>
             </w:rPr>
           </w:pPr>
-          <w:hyperlink w:anchor="_Toc209086464" w:history="1">
+          <w:hyperlink w:anchor="_Toc209191885" w:history="1">
             <w:r>
               <w:rPr>
                 <w:rStyle w:val="Hipervnculo"/>
@@ -2261,7 +2261,7 @@
                 <w:noProof/>
                 <w:webHidden/>
               </w:rPr>
-              <w:instrText xml:space="preserve"> PAGEREF _Toc209086464 \h </w:instrText>
+              <w:instrText xml:space="preserve"> PAGEREF _Toc209191885 \h </w:instrText>
             </w:r>
             <w:r>
               <w:rPr>
@@ -2306,7 +2306,7 @@
               <w:lang w:eastAsia="es-MX"/>
             </w:rPr>
           </w:pPr>
-          <w:hyperlink w:anchor="_Toc209086465" w:history="1">
+          <w:hyperlink w:anchor="_Toc209191886" w:history="1">
             <w:r>
               <w:rPr>
                 <w:rStyle w:val="Hipervnculo"/>
@@ -2333,7 +2333,7 @@
                 <w:noProof/>
                 <w:webHidden/>
               </w:rPr>
-              <w:instrText xml:space="preserve"> PAGEREF _Toc209086465 \h </w:instrText>
+              <w:instrText xml:space="preserve"> PAGEREF _Toc209191886 \h </w:instrText>
             </w:r>
             <w:r>
               <w:rPr>
@@ -2390,7 +2390,7 @@
       <w:pPr>
         <w:pStyle w:val="Titulosgenerales"/>
       </w:pPr>
-      <w:bookmarkStart w:id="0" w:name="_Toc209086442"/>
+      <w:bookmarkStart w:id="0" w:name="_Toc209191863"/>
       <w:r>
         <w:lastRenderedPageBreak/>
         <w:t>Introducción</w:t>
@@ -2638,7 +2638,7 @@
       <w:pPr>
         <w:pStyle w:val="Ttulo1"/>
       </w:pPr>
-      <w:bookmarkStart w:id="1" w:name="_Toc209086443"/>
+      <w:bookmarkStart w:id="1" w:name="_Toc209191864"/>
       <w:r>
         <w:lastRenderedPageBreak/>
         <w:t>Plan de operación del transporte terrestre</w:t>
@@ -2682,7 +2682,7 @@
           <w:rFonts w:eastAsia="Times New Roman"/>
         </w:rPr>
       </w:pPr>
-      <w:bookmarkStart w:id="2" w:name="_Toc209086444"/>
+      <w:bookmarkStart w:id="2" w:name="_Toc209191865"/>
       <w:r>
         <w:t>Concepto</w:t>
       </w:r>
@@ -2713,7 +2713,7 @@
           <w:numId w:val="7"/>
         </w:numPr>
       </w:pPr>
-      <w:bookmarkStart w:id="3" w:name="_Toc209086445"/>
+      <w:bookmarkStart w:id="3" w:name="_Toc209191866"/>
       <w:r>
         <w:t>Rutas</w:t>
       </w:r>
@@ -2747,7 +2747,7 @@
           <w:numId w:val="7"/>
         </w:numPr>
       </w:pPr>
-      <w:bookmarkStart w:id="4" w:name="_Toc209086446"/>
+      <w:bookmarkStart w:id="4" w:name="_Toc209191867"/>
       <w:r>
         <w:t>Recorridos autorizados</w:t>
       </w:r>
@@ -2810,7 +2810,7 @@
           <w:numId w:val="7"/>
         </w:numPr>
       </w:pPr>
-      <w:bookmarkStart w:id="5" w:name="_Toc209086447"/>
+      <w:bookmarkStart w:id="5" w:name="_Toc209191868"/>
       <w:r>
         <w:t>Frecuencias y horarios</w:t>
       </w:r>
@@ -3153,7 +3153,7 @@
           <w:lang w:val="es-419"/>
         </w:rPr>
       </w:pPr>
-      <w:bookmarkStart w:id="6" w:name="_Toc209086448"/>
+      <w:bookmarkStart w:id="6" w:name="_Toc209191869"/>
       <w:r>
         <w:rPr>
           <w:rStyle w:val="Extranjerismo"/>
@@ -3187,7 +3187,7 @@
       <w:pPr>
         <w:pStyle w:val="Ttulo2"/>
       </w:pPr>
-      <w:bookmarkStart w:id="7" w:name="_Toc209086449"/>
+      <w:bookmarkStart w:id="7" w:name="_Toc209191870"/>
       <w:r>
         <w:t xml:space="preserve">2.1 </w:t>
       </w:r>
@@ -3920,7 +3920,7 @@
       <w:pPr>
         <w:pStyle w:val="Ttulo2"/>
       </w:pPr>
-      <w:bookmarkStart w:id="8" w:name="_Toc209086450"/>
+      <w:bookmarkStart w:id="8" w:name="_Toc209191871"/>
       <w:r>
         <w:t>2.2 Registro de la operación</w:t>
       </w:r>
@@ -4505,7 +4505,7 @@
       <w:pPr>
         <w:pStyle w:val="Ttulo1"/>
       </w:pPr>
-      <w:bookmarkStart w:id="9" w:name="_Toc209086451"/>
+      <w:bookmarkStart w:id="9" w:name="_Toc209191872"/>
       <w:r>
         <w:lastRenderedPageBreak/>
         <w:t>Proce</w:t>
@@ -4532,7 +4532,7 @@
       <w:pPr>
         <w:pStyle w:val="Ttulo2"/>
       </w:pPr>
-      <w:bookmarkStart w:id="10" w:name="_Toc209086452"/>
+      <w:bookmarkStart w:id="10" w:name="_Toc209191873"/>
       <w:r>
         <w:t>3.1 Proceso continuo</w:t>
       </w:r>
@@ -4947,7 +4947,7 @@
       <w:pPr>
         <w:pStyle w:val="Ttulo2"/>
       </w:pPr>
-      <w:bookmarkStart w:id="11" w:name="_Toc209086453"/>
+      <w:bookmarkStart w:id="11" w:name="_Toc209191874"/>
       <w:r>
         <w:t>3.2 Proceso sistemático</w:t>
       </w:r>
@@ -5703,7 +5703,7 @@
       <w:pPr>
         <w:pStyle w:val="Ttulo1"/>
       </w:pPr>
-      <w:bookmarkStart w:id="12" w:name="_Toc209086454"/>
+      <w:bookmarkStart w:id="12" w:name="_Toc209191875"/>
       <w:r>
         <w:lastRenderedPageBreak/>
         <w:t>Informe de seguimiento</w:t>
@@ -5727,7 +5727,7 @@
       <w:pPr>
         <w:pStyle w:val="Ttulo2"/>
       </w:pPr>
-      <w:bookmarkStart w:id="13" w:name="_Toc209086455"/>
+      <w:bookmarkStart w:id="13" w:name="_Toc209191876"/>
       <w:r>
         <w:t>4.1 Seguimiento periódico</w:t>
       </w:r>
@@ -5955,7 +5955,7 @@
       <w:pPr>
         <w:pStyle w:val="Ttulo2"/>
       </w:pPr>
-      <w:bookmarkStart w:id="14" w:name="_Toc209086456"/>
+      <w:bookmarkStart w:id="14" w:name="_Toc209191877"/>
       <w:r>
         <w:t>4.2 Resultados de la ejecución</w:t>
       </w:r>
@@ -6147,7 +6147,7 @@
       <w:pPr>
         <w:pStyle w:val="Ttulo1"/>
       </w:pPr>
-      <w:bookmarkStart w:id="15" w:name="_Toc209086457"/>
+      <w:bookmarkStart w:id="15" w:name="_Toc209191878"/>
       <w:r>
         <w:lastRenderedPageBreak/>
         <w:t>Calidad del servicio</w:t>
@@ -6171,7 +6171,7 @@
       <w:pPr>
         <w:pStyle w:val="Ttulo2"/>
       </w:pPr>
-      <w:bookmarkStart w:id="16" w:name="_Toc209086458"/>
+      <w:bookmarkStart w:id="16" w:name="_Toc209191879"/>
       <w:r>
         <w:t>5.1 Concepto</w:t>
       </w:r>
@@ -6358,7 +6358,7 @@
       <w:pPr>
         <w:pStyle w:val="Ttulo2"/>
       </w:pPr>
-      <w:bookmarkStart w:id="17" w:name="_Toc209086459"/>
+      <w:bookmarkStart w:id="17" w:name="_Toc209191880"/>
       <w:r>
         <w:t>5.2 Criterios de evaluación</w:t>
       </w:r>
@@ -6987,7 +6987,7 @@
       <w:pPr>
         <w:pStyle w:val="Ttulo2"/>
       </w:pPr>
-      <w:bookmarkStart w:id="18" w:name="_Toc209086460"/>
+      <w:bookmarkStart w:id="18" w:name="_Toc209191881"/>
       <w:r>
         <w:lastRenderedPageBreak/>
         <w:t>5.3 Procedimiento</w:t>
@@ -7973,7 +7973,7 @@
       <w:pPr>
         <w:pStyle w:val="Titulosgenerales"/>
       </w:pPr>
-      <w:bookmarkStart w:id="19" w:name="_Toc209086461"/>
+      <w:bookmarkStart w:id="19" w:name="_Toc209191882"/>
       <w:r>
         <w:lastRenderedPageBreak/>
         <w:t>Síntesis</w:t>
@@ -8055,7 +8055,7 @@
       <w:pPr>
         <w:pStyle w:val="Titulosgenerales"/>
       </w:pPr>
-      <w:bookmarkStart w:id="20" w:name="_Toc209086462"/>
+      <w:bookmarkStart w:id="20" w:name="_Toc209191883"/>
       <w:r>
         <w:lastRenderedPageBreak/>
         <w:t>Glosario</w:t>
@@ -8809,7 +8809,7 @@
       <w:pPr>
         <w:pStyle w:val="Titulosgenerales"/>
       </w:pPr>
-      <w:bookmarkStart w:id="21" w:name="_Toc209086463"/>
+      <w:bookmarkStart w:id="21" w:name="_Toc209191884"/>
       <w:r>
         <w:lastRenderedPageBreak/>
         <w:t>Material complementario</w:t>
@@ -9183,6 +9183,120 @@
           </w:p>
         </w:tc>
       </w:tr>
+      <w:tr>
+        <w:trPr>
+          <w:cnfStyle w:val="000000100000" w:firstRow="0" w:lastRow="0" w:firstColumn="0" w:lastColumn="0" w:oddVBand="0" w:evenVBand="0" w:oddHBand="1" w:evenHBand="0" w:firstRowFirstColumn="0" w:firstRowLastColumn="0" w:lastRowFirstColumn="0" w:lastRowLastColumn="0"/>
+        </w:trPr>
+        <w:tc>
+          <w:tcPr>
+            <w:tcW w:w="2411" w:type="dxa"/>
+          </w:tcPr>
+          <w:p>
+            <w:pPr>
+              <w:pStyle w:val="TextoTablas"/>
+              <w:rPr>
+                <w:b/>
+                <w:bCs/>
+                <w:sz w:val="28"/>
+                <w:szCs w:val="28"/>
+                <w:lang w:val="es-CO"/>
+              </w:rPr>
+            </w:pPr>
+            <w:r>
+              <w:rPr>
+                <w:b/>
+                <w:bCs/>
+                <w:sz w:val="28"/>
+                <w:szCs w:val="28"/>
+              </w:rPr>
+              <w:t>Técnica de monitoreo</w:t>
+            </w:r>
+          </w:p>
+        </w:tc>
+        <w:tc>
+          <w:tcPr>
+            <w:tcW w:w="3260" w:type="dxa"/>
+          </w:tcPr>
+          <w:p>
+            <w:pPr>
+              <w:spacing w:line="276" w:lineRule="auto"/>
+              <w:ind w:firstLine="0"/>
+              <w:rPr>
+                <w:szCs w:val="28"/>
+                <w:lang w:val="es-ES"/>
+              </w:rPr>
+            </w:pPr>
+            <w:r>
+              <w:rPr>
+                <w:rStyle w:val="Extranjerismo"/>
+                <w:szCs w:val="28"/>
+              </w:rPr>
+              <w:t>SafeLink Group</w:t>
+            </w:r>
+            <w:r>
+              <w:rPr>
+                <w:szCs w:val="28"/>
+              </w:rPr>
+              <w:t>. (2024, 15 de mayo). ¿En qué consiste el monitoreo del transporte de carga? [Video]. YouTube</w:t>
+            </w:r>
+          </w:p>
+        </w:tc>
+        <w:tc>
+          <w:tcPr>
+            <w:tcW w:w="1559" w:type="dxa"/>
+          </w:tcPr>
+          <w:p>
+            <w:pPr>
+              <w:pStyle w:val="TextoTablas"/>
+              <w:rPr>
+                <w:bCs/>
+                <w:sz w:val="28"/>
+                <w:szCs w:val="28"/>
+              </w:rPr>
+            </w:pPr>
+            <w:r>
+              <w:rPr>
+                <w:sz w:val="28"/>
+                <w:szCs w:val="28"/>
+              </w:rPr>
+              <w:t>Video</w:t>
+            </w:r>
+          </w:p>
+        </w:tc>
+        <w:tc>
+          <w:tcPr>
+            <w:tcW w:w="3402" w:type="dxa"/>
+          </w:tcPr>
+          <w:p>
+            <w:pPr>
+              <w:pStyle w:val="TextoTablas"/>
+              <w:rPr>
+                <w:sz w:val="28"/>
+                <w:szCs w:val="28"/>
+              </w:rPr>
+            </w:pPr>
+            <w:hyperlink r:id="rId23" w:history="1">
+              <w:r>
+                <w:rPr>
+                  <w:rStyle w:val="Hipervnculo"/>
+                  <w:sz w:val="28"/>
+                  <w:szCs w:val="28"/>
+                </w:rPr>
+                <w:t>https://www.youtube.com/watch?v=2fRlvzsXpsg</w:t>
+              </w:r>
+            </w:hyperlink>
+          </w:p>
+          <w:p>
+            <w:pPr>
+              <w:pStyle w:val="TextoTablas"/>
+              <w:rPr>
+                <w:sz w:val="28"/>
+                <w:szCs w:val="28"/>
+              </w:rPr>
+            </w:pPr>
+          </w:p>
+        </w:tc>
+      </w:tr>
     </w:tbl>
     <w:p>
       <w:pPr>
@@ -9195,7 +9309,7 @@
       <w:pPr>
         <w:pStyle w:val="Titulosgenerales"/>
       </w:pPr>
-      <w:bookmarkStart w:id="22" w:name="_Toc209086464"/>
+      <w:bookmarkStart w:id="22" w:name="_Toc209191885"/>
       <w:r>
         <w:lastRenderedPageBreak/>
         <w:t>Referencias bibliográficas</w:t>
@@ -9598,7 +9712,7 @@
       <w:pPr>
         <w:pStyle w:val="Titulosgenerales"/>
       </w:pPr>
-      <w:bookmarkStart w:id="23" w:name="_Toc209086465"/>
+      <w:bookmarkStart w:id="23" w:name="_Toc209191886"/>
       <w:r>
         <w:lastRenderedPageBreak/>
         <w:t>C</w:t>
@@ -10674,8 +10788,8 @@
       </w:pPr>
     </w:p>
     <w:sectPr>
-      <w:headerReference w:type="default" r:id="rId23"/>
-      <w:footerReference w:type="default" r:id="rId24"/>
+      <w:headerReference w:type="default" r:id="rId24"/>
+      <w:footerReference w:type="default" r:id="rId25"/>
       <w:pgSz w:w="12240" w:h="15840"/>
       <w:pgMar w:top="1701" w:right="1134" w:bottom="1134" w:left="1134" w:header="709" w:footer="737" w:gutter="0"/>
       <w:pgNumType w:start="1"/>
@@ -35601,6 +35715,21 @@
 </file>
 
 <file path=customXml/item1.xml><?xml version="1.0" encoding="utf-8"?>
+<p:properties xmlns:p="http://schemas.microsoft.com/office/2006/metadata/properties" xmlns:xsi="http://www.w3.org/2001/XMLSchema-instance" xmlns:pc="http://schemas.microsoft.com/office/infopath/2007/PartnerControls">
+  <documentManagement>
+    <TaxCatchAll xmlns="adccf511-daff-4bcb-9072-914cedbf4c7e" xsi:nil="true"/>
+    <lcf76f155ced4ddcb4097134ff3c332f xmlns="a70d3c18-0869-45a1-9f75-4b4b8f0f32be">
+      <Terms xmlns="http://schemas.microsoft.com/office/infopath/2007/PartnerControls"/>
+    </lcf76f155ced4ddcb4097134ff3c332f>
+  </documentManagement>
+</p:properties>
+</file>
+
+<file path=customXml/item2.xml><?xml version="1.0" encoding="utf-8"?>
+<b:Sources xmlns:b="http://schemas.openxmlformats.org/officeDocument/2006/bibliography" xmlns="http://schemas.openxmlformats.org/officeDocument/2006/bibliography" SelectedStyle="\APASixthEditionOfficeOnline.xsl" StyleName="APA" Version="6"/>
+</file>
+
+<file path=customXml/item3.xml><?xml version="1.0" encoding="utf-8"?>
 <ct:contentTypeSchema xmlns:ct="http://schemas.microsoft.com/office/2006/metadata/contentType" xmlns:ma="http://schemas.microsoft.com/office/2006/metadata/properties/metaAttributes" ct:_="" ma:_="" ma:contentTypeName="Documento" ma:contentTypeID="0x010100FC2B1768DD5A774EB396CCAB0DE361C1" ma:contentTypeVersion="11" ma:contentTypeDescription="Crear nuevo documento." ma:contentTypeScope="" ma:versionID="e4c9e5a511fbaffd8485e537f9595e10">
   <xsd:schema xmlns:xsd="http://www.w3.org/2001/XMLSchema" xmlns:xs="http://www.w3.org/2001/XMLSchema" xmlns:p="http://schemas.microsoft.com/office/2006/metadata/properties" xmlns:ns2="a70d3c18-0869-45a1-9f75-4b4b8f0f32be" xmlns:ns3="adccf511-daff-4bcb-9072-914cedbf4c7e" targetNamespace="http://schemas.microsoft.com/office/2006/metadata/properties" ma:root="true" ma:fieldsID="bbeeb7fdd5dcda06cd18867ba2c601ed" ns2:_="" ns3:_="">
     <xsd:import namespace="a70d3c18-0869-45a1-9f75-4b4b8f0f32be"/>
@@ -35795,21 +35924,6 @@
 </ct:contentTypeSchema>
 </file>
 
-<file path=customXml/item2.xml><?xml version="1.0" encoding="utf-8"?>
-<b:Sources xmlns:b="http://schemas.openxmlformats.org/officeDocument/2006/bibliography" xmlns="http://schemas.openxmlformats.org/officeDocument/2006/bibliography" SelectedStyle="\APASixthEditionOfficeOnline.xsl" StyleName="APA" Version="6"/>
-</file>
-
-<file path=customXml/item3.xml><?xml version="1.0" encoding="utf-8"?>
-<p:properties xmlns:p="http://schemas.microsoft.com/office/2006/metadata/properties" xmlns:xsi="http://www.w3.org/2001/XMLSchema-instance" xmlns:pc="http://schemas.microsoft.com/office/infopath/2007/PartnerControls">
-  <documentManagement>
-    <TaxCatchAll xmlns="adccf511-daff-4bcb-9072-914cedbf4c7e" xsi:nil="true"/>
-    <lcf76f155ced4ddcb4097134ff3c332f xmlns="a70d3c18-0869-45a1-9f75-4b4b8f0f32be">
-      <Terms xmlns="http://schemas.microsoft.com/office/infopath/2007/PartnerControls"/>
-    </lcf76f155ced4ddcb4097134ff3c332f>
-  </documentManagement>
-</p:properties>
-</file>
-
 <file path=customXml/item4.xml><?xml version="1.0" encoding="utf-8"?>
 <?mso-contentType ?>
 <FormTemplates xmlns="http://schemas.microsoft.com/sharepoint/v3/contenttype/forms">
@@ -35820,6 +35934,25 @@
 </file>
 
 <file path=customXml/itemProps1.xml><?xml version="1.0" encoding="utf-8"?>
+<ds:datastoreItem xmlns:ds="http://schemas.openxmlformats.org/officeDocument/2006/customXml" ds:itemID="{6929C9FE-9F22-4B98-96EF-1B541B3BD0B2}">
+  <ds:schemaRefs>
+    <ds:schemaRef ds:uri="http://schemas.microsoft.com/office/2006/metadata/properties"/>
+    <ds:schemaRef ds:uri="http://schemas.microsoft.com/office/infopath/2007/PartnerControls"/>
+    <ds:schemaRef ds:uri="adccf511-daff-4bcb-9072-914cedbf4c7e"/>
+    <ds:schemaRef ds:uri="a70d3c18-0869-45a1-9f75-4b4b8f0f32be"/>
+  </ds:schemaRefs>
+</ds:datastoreItem>
+</file>
+
+<file path=customXml/itemProps2.xml><?xml version="1.0" encoding="utf-8"?>
+<ds:datastoreItem xmlns:ds="http://schemas.openxmlformats.org/officeDocument/2006/customXml" ds:itemID="{E8AB44A3-7C62-4BD2-82ED-8ABC209970FA}">
+  <ds:schemaRefs>
+    <ds:schemaRef ds:uri="http://schemas.openxmlformats.org/officeDocument/2006/bibliography"/>
+  </ds:schemaRefs>
+</ds:datastoreItem>
+</file>
+
+<file path=customXml/itemProps3.xml><?xml version="1.0" encoding="utf-8"?>
 <ds:datastoreItem xmlns:ds="http://schemas.openxmlformats.org/officeDocument/2006/customXml" ds:itemID="{9BC37E80-74F4-41F5-83A7-B148C996B710}">
   <ds:schemaRefs>
     <ds:schemaRef ds:uri="http://schemas.microsoft.com/office/2006/metadata/contentType"/>
@@ -35838,25 +35971,6 @@
 </ds:datastoreItem>
 </file>
 
-<file path=customXml/itemProps2.xml><?xml version="1.0" encoding="utf-8"?>
-<ds:datastoreItem xmlns:ds="http://schemas.openxmlformats.org/officeDocument/2006/customXml" ds:itemID="{E8AB44A3-7C62-4BD2-82ED-8ABC209970FA}">
-  <ds:schemaRefs>
-    <ds:schemaRef ds:uri="http://schemas.openxmlformats.org/officeDocument/2006/bibliography"/>
-  </ds:schemaRefs>
-</ds:datastoreItem>
-</file>
-
-<file path=customXml/itemProps3.xml><?xml version="1.0" encoding="utf-8"?>
-<ds:datastoreItem xmlns:ds="http://schemas.openxmlformats.org/officeDocument/2006/customXml" ds:itemID="{6929C9FE-9F22-4B98-96EF-1B541B3BD0B2}">
-  <ds:schemaRefs>
-    <ds:schemaRef ds:uri="http://schemas.microsoft.com/office/2006/metadata/properties"/>
-    <ds:schemaRef ds:uri="http://schemas.microsoft.com/office/infopath/2007/PartnerControls"/>
-    <ds:schemaRef ds:uri="adccf511-daff-4bcb-9072-914cedbf4c7e"/>
-    <ds:schemaRef ds:uri="a70d3c18-0869-45a1-9f75-4b4b8f0f32be"/>
-  </ds:schemaRefs>
-</ds:datastoreItem>
-</file>
-
 <file path=customXml/itemProps4.xml><?xml version="1.0" encoding="utf-8"?>
 <ds:datastoreItem xmlns:ds="http://schemas.openxmlformats.org/officeDocument/2006/customXml" ds:itemID="{81CBDEC1-3B00-44ED-AD36-0268077980BA}">
   <ds:schemaRefs>
